--- a/rct-decomposition/KOTHA_Framework_CCT_tables.docx
+++ b/rct-decomposition/KOTHA_Framework_CCT_tables.docx
@@ -2,3594 +2,6136 @@
 <file path=word/document.xml><?xml version="1.0" encoding="utf-8"?>
 <w:document xmlns:wpc="http://schemas.microsoft.com/office/word/2010/wordprocessingCanvas" xmlns:mo="http://schemas.microsoft.com/office/mac/office/2008/main" xmlns:mc="http://schemas.openxmlformats.org/markup-compatibility/2006" xmlns:mv="urn:schemas-microsoft-com:mac:vml" xmlns:o="urn:schemas-microsoft-com:office:office" xmlns:r="http://schemas.openxmlformats.org/officeDocument/2006/relationships" xmlns:m="http://schemas.openxmlformats.org/officeDocument/2006/math" xmlns:v="urn:schemas-microsoft-com:vml" xmlns:wp14="http://schemas.microsoft.com/office/word/2010/wordprocessingDrawing" xmlns:wp="http://schemas.openxmlformats.org/drawingml/2006/wordprocessingDrawing" xmlns:w10="urn:schemas-microsoft-com:office:word" xmlns:w="http://schemas.openxmlformats.org/wordprocessingml/2006/main" xmlns:w14="http://schemas.microsoft.com/office/word/2010/wordml" xmlns:wpg="http://schemas.microsoft.com/office/word/2010/wordprocessingGroup" xmlns:wpi="http://schemas.microsoft.com/office/word/2010/wordprocessingInk" xmlns:wne="http://schemas.microsoft.com/office/word/2006/wordml" xmlns:wps="http://schemas.microsoft.com/office/word/2010/wordprocessingShape" mc:Ignorable="w14 wp14">
   <w:body>
-    <w:tbl>
+    <w:tbl xmlns:a="http://schemas.openxmlformats.org/drawingml/2006/main" xmlns:pic="http://schemas.openxmlformats.org/drawingml/2006/picture">
       <w:tblPr>
-        <w:tblStyle w:val="TableGrid"/>
-        <w:tblW w:type="auto" w:w="0"/>
-        <w:tblLook w:firstColumn="1" w:firstRow="1" w:lastColumn="0" w:lastRow="0" w:noHBand="0" w:noVBand="1" w:val="04A0"/>
+        <w:tblStyle w:val="Table Grid"/>
+        <w:tblW w:type="pct" w:w="5000"/>
+        <w:tblLayout w:type="fixed"/>
+        <w:tblLook w:firstRow="1" w:lastRow="0" w:firstColumn="0" w:lastColumn="0" w:noHBand="0" w:noVBand="0" w:val="0020"/>
+        <w:jc w:val="center"/>
       </w:tblPr>
       <w:tblGrid>
-        <w:gridCol w:w="4320"/>
-        <w:gridCol w:w="4320"/>
+        <w:gridCol w:w="3960"/>
+        <w:gridCol w:w="3960"/>
       </w:tblGrid>
       <w:tr>
-        <w:tc>
-          <w:tcPr>
-            <w:tcW w:type="dxa" w:w="4320"/>
-          </w:tcPr>
-          <w:p>
-            <w:r>
-              <w:t>Abbreviation</w:t>
-            </w:r>
-          </w:p>
-        </w:tc>
-        <w:tc>
-          <w:tcPr>
-            <w:tcW w:type="dxa" w:w="4320"/>
-          </w:tcPr>
-          <w:p>
-            <w:r>
-              <w:t>Definition</w:t>
+        <w:trPr>
+          <w:tblHeader w:val="on"/>
+        </w:trPr>
+        <w:tc>
+          <w:tcPr/>
+          <w:p>
+            <w:pPr>
+              <w:pStyle w:val="Normal"/>
+              <w:spacing w:line="240" w:lineRule="auto" w:after="0"/>
+            </w:pPr>
+            <w:r>
+              <w:rPr>
+                <w:rFonts w:ascii="Times New Roman" w:hAnsi="Times New Roman" w:cs="Times New Roman" w:eastAsia="Times New Roman"/>
+                <w:sz w:val="20"/>
+                <w:szCs w:val="20"/>
+                <w:b/>
+              </w:rPr>
+              <w:t xml:space="preserve">Abbreviation</w:t>
+            </w:r>
+          </w:p>
+        </w:tc>
+        <w:tc>
+          <w:tcPr/>
+          <w:p>
+            <w:pPr>
+              <w:pStyle w:val="Normal"/>
+              <w:spacing w:line="240" w:lineRule="auto" w:after="0"/>
+            </w:pPr>
+            <w:r>
+              <w:rPr>
+                <w:rFonts w:ascii="Times New Roman" w:hAnsi="Times New Roman" w:cs="Times New Roman" w:eastAsia="Times New Roman"/>
+                <w:sz w:val="20"/>
+                <w:szCs w:val="20"/>
+                <w:b/>
+              </w:rPr>
+              <w:t xml:space="preserve">Definition</w:t>
             </w:r>
           </w:p>
         </w:tc>
       </w:tr>
       <w:tr>
         <w:tc>
-          <w:tcPr>
-            <w:tcW w:type="dxa" w:w="4320"/>
-          </w:tcPr>
-          <w:p>
-            <w:r>
-              <w:t>ADEMP</w:t>
-            </w:r>
-          </w:p>
-        </w:tc>
-        <w:tc>
-          <w:tcPr>
-            <w:tcW w:type="dxa" w:w="4320"/>
-          </w:tcPr>
-          <w:p>
-            <w:r>
-              <w:t>Aims, Data-generating mechanisms, Estimands, Methods, Performance measures</w:t>
+          <w:tcPr/>
+          <w:p>
+            <w:pPr>
+              <w:pStyle w:val="Normal"/>
+              <w:spacing w:line="240" w:lineRule="auto" w:after="0"/>
+            </w:pPr>
+            <w:r>
+              <w:rPr>
+                <w:rFonts w:ascii="Times New Roman" w:hAnsi="Times New Roman" w:cs="Times New Roman" w:eastAsia="Times New Roman"/>
+                <w:sz w:val="20"/>
+                <w:szCs w:val="20"/>
+              </w:rPr>
+              <w:t xml:space="preserve">ADEMP</w:t>
+            </w:r>
+          </w:p>
+        </w:tc>
+        <w:tc>
+          <w:tcPr/>
+          <w:p>
+            <w:pPr>
+              <w:pStyle w:val="Normal"/>
+              <w:spacing w:line="240" w:lineRule="auto" w:after="0"/>
+            </w:pPr>
+            <w:r>
+              <w:rPr>
+                <w:rFonts w:ascii="Times New Roman" w:hAnsi="Times New Roman" w:cs="Times New Roman" w:eastAsia="Times New Roman"/>
+                <w:sz w:val="20"/>
+                <w:szCs w:val="20"/>
+              </w:rPr>
+              <w:t xml:space="preserve">Aims, Data-generating mechanisms, Estimands, Methods, Performance measures</w:t>
             </w:r>
           </w:p>
         </w:tc>
       </w:tr>
       <w:tr>
         <w:tc>
-          <w:tcPr>
-            <w:tcW w:type="dxa" w:w="4320"/>
-          </w:tcPr>
-          <w:p>
-            <w:r>
-              <w:t>AMI</w:t>
-            </w:r>
-          </w:p>
-        </w:tc>
-        <w:tc>
-          <w:tcPr>
-            <w:tcW w:type="dxa" w:w="4320"/>
-          </w:tcPr>
-          <w:p>
-            <w:r>
-              <w:t>Acute myocardial infarction</w:t>
+          <w:tcPr/>
+          <w:p>
+            <w:pPr>
+              <w:pStyle w:val="Normal"/>
+              <w:spacing w:line="240" w:lineRule="auto" w:after="0"/>
+            </w:pPr>
+            <w:r>
+              <w:rPr>
+                <w:rFonts w:ascii="Times New Roman" w:hAnsi="Times New Roman" w:cs="Times New Roman" w:eastAsia="Times New Roman"/>
+                <w:sz w:val="20"/>
+                <w:szCs w:val="20"/>
+              </w:rPr>
+              <w:t xml:space="preserve">AMI</w:t>
+            </w:r>
+          </w:p>
+        </w:tc>
+        <w:tc>
+          <w:tcPr/>
+          <w:p>
+            <w:pPr>
+              <w:pStyle w:val="Normal"/>
+              <w:spacing w:line="240" w:lineRule="auto" w:after="0"/>
+            </w:pPr>
+            <w:r>
+              <w:rPr>
+                <w:rFonts w:ascii="Times New Roman" w:hAnsi="Times New Roman" w:cs="Times New Roman" w:eastAsia="Times New Roman"/>
+                <w:sz w:val="20"/>
+                <w:szCs w:val="20"/>
+              </w:rPr>
+              <w:t xml:space="preserve">Acute myocardial infarction</w:t>
             </w:r>
           </w:p>
         </w:tc>
       </w:tr>
       <w:tr>
         <w:tc>
-          <w:tcPr>
-            <w:tcW w:type="dxa" w:w="4320"/>
-          </w:tcPr>
-          <w:p>
-            <w:r>
-              <w:t>CrI</w:t>
-            </w:r>
-          </w:p>
-        </w:tc>
-        <w:tc>
-          <w:tcPr>
-            <w:tcW w:type="dxa" w:w="4320"/>
-          </w:tcPr>
-          <w:p>
-            <w:r>
-              <w:t>Credible interval</w:t>
+          <w:tcPr/>
+          <w:p>
+            <w:pPr>
+              <w:pStyle w:val="Normal"/>
+              <w:spacing w:line="240" w:lineRule="auto" w:after="0"/>
+            </w:pPr>
+            <w:r>
+              <w:rPr>
+                <w:rFonts w:ascii="Times New Roman" w:hAnsi="Times New Roman" w:cs="Times New Roman" w:eastAsia="Times New Roman"/>
+                <w:sz w:val="20"/>
+                <w:szCs w:val="20"/>
+              </w:rPr>
+              <w:t xml:space="preserve">CrI</w:t>
+            </w:r>
+          </w:p>
+        </w:tc>
+        <w:tc>
+          <w:tcPr/>
+          <w:p>
+            <w:pPr>
+              <w:pStyle w:val="Normal"/>
+              <w:spacing w:line="240" w:lineRule="auto" w:after="0"/>
+            </w:pPr>
+            <w:r>
+              <w:rPr>
+                <w:rFonts w:ascii="Times New Roman" w:hAnsi="Times New Roman" w:cs="Times New Roman" w:eastAsia="Times New Roman"/>
+                <w:sz w:val="20"/>
+                <w:szCs w:val="20"/>
+              </w:rPr>
+              <w:t xml:space="preserve">Credible interval</w:t>
             </w:r>
           </w:p>
         </w:tc>
       </w:tr>
       <w:tr>
         <w:tc>
-          <w:tcPr>
-            <w:tcW w:type="dxa" w:w="4320"/>
-          </w:tcPr>
-          <w:p>
-            <w:r>
-              <w:t>CI</w:t>
-            </w:r>
-          </w:p>
-        </w:tc>
-        <w:tc>
-          <w:tcPr>
-            <w:tcW w:type="dxa" w:w="4320"/>
-          </w:tcPr>
-          <w:p>
-            <w:r>
-              <w:t>Confidence interval</w:t>
+          <w:tcPr/>
+          <w:p>
+            <w:pPr>
+              <w:pStyle w:val="Normal"/>
+              <w:spacing w:line="240" w:lineRule="auto" w:after="0"/>
+            </w:pPr>
+            <w:r>
+              <w:rPr>
+                <w:rFonts w:ascii="Times New Roman" w:hAnsi="Times New Roman" w:cs="Times New Roman" w:eastAsia="Times New Roman"/>
+                <w:sz w:val="20"/>
+                <w:szCs w:val="20"/>
+              </w:rPr>
+              <w:t xml:space="preserve">CI</w:t>
+            </w:r>
+          </w:p>
+        </w:tc>
+        <w:tc>
+          <w:tcPr/>
+          <w:p>
+            <w:pPr>
+              <w:pStyle w:val="Normal"/>
+              <w:spacing w:line="240" w:lineRule="auto" w:after="0"/>
+            </w:pPr>
+            <w:r>
+              <w:rPr>
+                <w:rFonts w:ascii="Times New Roman" w:hAnsi="Times New Roman" w:cs="Times New Roman" w:eastAsia="Times New Roman"/>
+                <w:sz w:val="20"/>
+                <w:szCs w:val="20"/>
+              </w:rPr>
+              <w:t xml:space="preserve">Confidence interval</w:t>
             </w:r>
           </w:p>
         </w:tc>
       </w:tr>
       <w:tr>
         <w:tc>
-          <w:tcPr>
-            <w:tcW w:type="dxa" w:w="4320"/>
-          </w:tcPr>
-          <w:p>
-            <w:r>
-              <w:t>EBM</w:t>
-            </w:r>
-          </w:p>
-        </w:tc>
-        <w:tc>
-          <w:tcPr>
-            <w:tcW w:type="dxa" w:w="4320"/>
-          </w:tcPr>
-          <w:p>
-            <w:r>
-              <w:t>Evidence-based medicine</w:t>
+          <w:tcPr/>
+          <w:p>
+            <w:pPr>
+              <w:pStyle w:val="Normal"/>
+              <w:spacing w:line="240" w:lineRule="auto" w:after="0"/>
+            </w:pPr>
+            <w:r>
+              <w:rPr>
+                <w:rFonts w:ascii="Times New Roman" w:hAnsi="Times New Roman" w:cs="Times New Roman" w:eastAsia="Times New Roman"/>
+                <w:sz w:val="20"/>
+                <w:szCs w:val="20"/>
+              </w:rPr>
+              <w:t xml:space="preserve">EBM</w:t>
+            </w:r>
+          </w:p>
+        </w:tc>
+        <w:tc>
+          <w:tcPr/>
+          <w:p>
+            <w:pPr>
+              <w:pStyle w:val="Normal"/>
+              <w:spacing w:line="240" w:lineRule="auto" w:after="0"/>
+            </w:pPr>
+            <w:r>
+              <w:rPr>
+                <w:rFonts w:ascii="Times New Roman" w:hAnsi="Times New Roman" w:cs="Times New Roman" w:eastAsia="Times New Roman"/>
+                <w:sz w:val="20"/>
+                <w:szCs w:val="20"/>
+              </w:rPr>
+              <w:t xml:space="preserve">Evidence-based medicine</w:t>
             </w:r>
           </w:p>
         </w:tc>
       </w:tr>
       <w:tr>
         <w:tc>
-          <w:tcPr>
-            <w:tcW w:type="dxa" w:w="4320"/>
-          </w:tcPr>
-          <w:p>
-            <w:r>
-              <w:t>GRADE</w:t>
-            </w:r>
-          </w:p>
-        </w:tc>
-        <w:tc>
-          <w:tcPr>
-            <w:tcW w:type="dxa" w:w="4320"/>
-          </w:tcPr>
-          <w:p>
-            <w:r>
-              <w:t>Grading of Recommendations Assessment, Development and Evaluation</w:t>
+          <w:tcPr/>
+          <w:p>
+            <w:pPr>
+              <w:pStyle w:val="Normal"/>
+              <w:spacing w:line="240" w:lineRule="auto" w:after="0"/>
+            </w:pPr>
+            <w:r>
+              <w:rPr>
+                <w:rFonts w:ascii="Times New Roman" w:hAnsi="Times New Roman" w:cs="Times New Roman" w:eastAsia="Times New Roman"/>
+                <w:sz w:val="20"/>
+                <w:szCs w:val="20"/>
+              </w:rPr>
+              <w:t xml:space="preserve">GRADE</w:t>
+            </w:r>
+          </w:p>
+        </w:tc>
+        <w:tc>
+          <w:tcPr/>
+          <w:p>
+            <w:pPr>
+              <w:pStyle w:val="Normal"/>
+              <w:spacing w:line="240" w:lineRule="auto" w:after="0"/>
+            </w:pPr>
+            <w:r>
+              <w:rPr>
+                <w:rFonts w:ascii="Times New Roman" w:hAnsi="Times New Roman" w:cs="Times New Roman" w:eastAsia="Times New Roman"/>
+                <w:sz w:val="20"/>
+                <w:szCs w:val="20"/>
+              </w:rPr>
+              <w:t xml:space="preserve">Grading of Recommendations Assessment, Development and Evaluation</w:t>
             </w:r>
           </w:p>
         </w:tc>
       </w:tr>
       <w:tr>
         <w:tc>
-          <w:tcPr>
-            <w:tcW w:type="dxa" w:w="4320"/>
-          </w:tcPr>
-          <w:p>
-            <w:r>
-              <w:t>HF</w:t>
-            </w:r>
-          </w:p>
-        </w:tc>
-        <w:tc>
-          <w:tcPr>
-            <w:tcW w:type="dxa" w:w="4320"/>
-          </w:tcPr>
-          <w:p>
-            <w:r>
-              <w:t>Heart failure</w:t>
+          <w:tcPr/>
+          <w:p>
+            <w:pPr>
+              <w:pStyle w:val="Normal"/>
+              <w:spacing w:line="240" w:lineRule="auto" w:after="0"/>
+            </w:pPr>
+            <w:r>
+              <w:rPr>
+                <w:rFonts w:ascii="Times New Roman" w:hAnsi="Times New Roman" w:cs="Times New Roman" w:eastAsia="Times New Roman"/>
+                <w:sz w:val="20"/>
+                <w:szCs w:val="20"/>
+              </w:rPr>
+              <w:t xml:space="preserve">HF</w:t>
+            </w:r>
+          </w:p>
+        </w:tc>
+        <w:tc>
+          <w:tcPr/>
+          <w:p>
+            <w:pPr>
+              <w:pStyle w:val="Normal"/>
+              <w:spacing w:line="240" w:lineRule="auto" w:after="0"/>
+            </w:pPr>
+            <w:r>
+              <w:rPr>
+                <w:rFonts w:ascii="Times New Roman" w:hAnsi="Times New Roman" w:cs="Times New Roman" w:eastAsia="Times New Roman"/>
+                <w:sz w:val="20"/>
+                <w:szCs w:val="20"/>
+              </w:rPr>
+              <w:t xml:space="preserve">Heart failure</w:t>
             </w:r>
           </w:p>
         </w:tc>
       </w:tr>
       <w:tr>
         <w:tc>
-          <w:tcPr>
-            <w:tcW w:type="dxa" w:w="4320"/>
-          </w:tcPr>
-          <w:p>
-            <w:r>
-              <w:t>HR</w:t>
-            </w:r>
-          </w:p>
-        </w:tc>
-        <w:tc>
-          <w:tcPr>
-            <w:tcW w:type="dxa" w:w="4320"/>
-          </w:tcPr>
-          <w:p>
-            <w:r>
-              <w:t>Hazard ratio</w:t>
+          <w:tcPr/>
+          <w:p>
+            <w:pPr>
+              <w:pStyle w:val="Normal"/>
+              <w:spacing w:line="240" w:lineRule="auto" w:after="0"/>
+            </w:pPr>
+            <w:r>
+              <w:rPr>
+                <w:rFonts w:ascii="Times New Roman" w:hAnsi="Times New Roman" w:cs="Times New Roman" w:eastAsia="Times New Roman"/>
+                <w:sz w:val="20"/>
+                <w:szCs w:val="20"/>
+              </w:rPr>
+              <w:t xml:space="preserve">HR</w:t>
+            </w:r>
+          </w:p>
+        </w:tc>
+        <w:tc>
+          <w:tcPr/>
+          <w:p>
+            <w:pPr>
+              <w:pStyle w:val="Normal"/>
+              <w:spacing w:line="240" w:lineRule="auto" w:after="0"/>
+            </w:pPr>
+            <w:r>
+              <w:rPr>
+                <w:rFonts w:ascii="Times New Roman" w:hAnsi="Times New Roman" w:cs="Times New Roman" w:eastAsia="Times New Roman"/>
+                <w:sz w:val="20"/>
+                <w:szCs w:val="20"/>
+              </w:rPr>
+              <w:t xml:space="preserve">Hazard ratio</w:t>
             </w:r>
           </w:p>
         </w:tc>
       </w:tr>
       <w:tr>
         <w:tc>
-          <w:tcPr>
-            <w:tcW w:type="dxa" w:w="4320"/>
-          </w:tcPr>
-          <w:p>
-            <w:r>
-              <w:t>KOTHA</w:t>
-            </w:r>
-          </w:p>
-        </w:tc>
-        <w:tc>
-          <w:tcPr>
-            <w:tcW w:type="dxa" w:w="4320"/>
-          </w:tcPr>
-          <w:p>
-            <w:r>
-              <w:t>Knowledge-driven Observational-Trial Harmonization Approach</w:t>
+          <w:tcPr/>
+          <w:p>
+            <w:pPr>
+              <w:pStyle w:val="Normal"/>
+              <w:spacing w:line="240" w:lineRule="auto" w:after="0"/>
+            </w:pPr>
+            <w:r>
+              <w:rPr>
+                <w:rFonts w:ascii="Times New Roman" w:hAnsi="Times New Roman" w:cs="Times New Roman" w:eastAsia="Times New Roman"/>
+                <w:sz w:val="20"/>
+                <w:szCs w:val="20"/>
+              </w:rPr>
+              <w:t xml:space="preserve">KOTHA</w:t>
+            </w:r>
+          </w:p>
+        </w:tc>
+        <w:tc>
+          <w:tcPr/>
+          <w:p>
+            <w:pPr>
+              <w:pStyle w:val="Normal"/>
+              <w:spacing w:line="240" w:lineRule="auto" w:after="0"/>
+            </w:pPr>
+            <w:r>
+              <w:rPr>
+                <w:rFonts w:ascii="Times New Roman" w:hAnsi="Times New Roman" w:cs="Times New Roman" w:eastAsia="Times New Roman"/>
+                <w:sz w:val="20"/>
+                <w:szCs w:val="20"/>
+              </w:rPr>
+              <w:t xml:space="preserve">Knowledge-driven Observational-Trial Harmonization Approach</w:t>
             </w:r>
           </w:p>
         </w:tc>
       </w:tr>
       <w:tr>
         <w:tc>
-          <w:tcPr>
-            <w:tcW w:type="dxa" w:w="4320"/>
-          </w:tcPr>
-          <w:p>
-            <w:r>
-              <w:t>MCMC</w:t>
-            </w:r>
-          </w:p>
-        </w:tc>
-        <w:tc>
-          <w:tcPr>
-            <w:tcW w:type="dxa" w:w="4320"/>
-          </w:tcPr>
-          <w:p>
-            <w:r>
-              <w:t>Markov chain Monte Carlo</w:t>
+          <w:tcPr/>
+          <w:p>
+            <w:pPr>
+              <w:pStyle w:val="Normal"/>
+              <w:spacing w:line="240" w:lineRule="auto" w:after="0"/>
+            </w:pPr>
+            <w:r>
+              <w:rPr>
+                <w:rFonts w:ascii="Times New Roman" w:hAnsi="Times New Roman" w:cs="Times New Roman" w:eastAsia="Times New Roman"/>
+                <w:sz w:val="20"/>
+                <w:szCs w:val="20"/>
+              </w:rPr>
+              <w:t xml:space="preserve">MCMC</w:t>
+            </w:r>
+          </w:p>
+        </w:tc>
+        <w:tc>
+          <w:tcPr/>
+          <w:p>
+            <w:pPr>
+              <w:pStyle w:val="Normal"/>
+              <w:spacing w:line="240" w:lineRule="auto" w:after="0"/>
+            </w:pPr>
+            <w:r>
+              <w:rPr>
+                <w:rFonts w:ascii="Times New Roman" w:hAnsi="Times New Roman" w:cs="Times New Roman" w:eastAsia="Times New Roman"/>
+                <w:sz w:val="20"/>
+                <w:szCs w:val="20"/>
+              </w:rPr>
+              <w:t xml:space="preserve">Markov chain Monte Carlo</w:t>
             </w:r>
           </w:p>
         </w:tc>
       </w:tr>
       <w:tr>
         <w:tc>
-          <w:tcPr>
-            <w:tcW w:type="dxa" w:w="4320"/>
-          </w:tcPr>
-          <w:p>
-            <w:r>
-              <w:t>OIS</w:t>
-            </w:r>
-          </w:p>
-        </w:tc>
-        <w:tc>
-          <w:tcPr>
-            <w:tcW w:type="dxa" w:w="4320"/>
-          </w:tcPr>
-          <w:p>
-            <w:r>
-              <w:t>Optimal information size</w:t>
+          <w:tcPr/>
+          <w:p>
+            <w:pPr>
+              <w:pStyle w:val="Normal"/>
+              <w:spacing w:line="240" w:lineRule="auto" w:after="0"/>
+            </w:pPr>
+            <w:r>
+              <w:rPr>
+                <w:rFonts w:ascii="Times New Roman" w:hAnsi="Times New Roman" w:cs="Times New Roman" w:eastAsia="Times New Roman"/>
+                <w:sz w:val="20"/>
+                <w:szCs w:val="20"/>
+              </w:rPr>
+              <w:t xml:space="preserve">OIS</w:t>
+            </w:r>
+          </w:p>
+        </w:tc>
+        <w:tc>
+          <w:tcPr/>
+          <w:p>
+            <w:pPr>
+              <w:pStyle w:val="Normal"/>
+              <w:spacing w:line="240" w:lineRule="auto" w:after="0"/>
+            </w:pPr>
+            <w:r>
+              <w:rPr>
+                <w:rFonts w:ascii="Times New Roman" w:hAnsi="Times New Roman" w:cs="Times New Roman" w:eastAsia="Times New Roman"/>
+                <w:sz w:val="20"/>
+                <w:szCs w:val="20"/>
+              </w:rPr>
+              <w:t xml:space="preserve">Optimal information size</w:t>
             </w:r>
           </w:p>
         </w:tc>
       </w:tr>
       <w:tr>
         <w:tc>
-          <w:tcPr>
-            <w:tcW w:type="dxa" w:w="4320"/>
-          </w:tcPr>
-          <w:p>
-            <w:r>
-              <w:t>OR</w:t>
-            </w:r>
-          </w:p>
-        </w:tc>
-        <w:tc>
-          <w:tcPr>
-            <w:tcW w:type="dxa" w:w="4320"/>
-          </w:tcPr>
-          <w:p>
-            <w:r>
-              <w:t>Odds ratio</w:t>
+          <w:tcPr/>
+          <w:p>
+            <w:pPr>
+              <w:pStyle w:val="Normal"/>
+              <w:spacing w:line="240" w:lineRule="auto" w:after="0"/>
+            </w:pPr>
+            <w:r>
+              <w:rPr>
+                <w:rFonts w:ascii="Times New Roman" w:hAnsi="Times New Roman" w:cs="Times New Roman" w:eastAsia="Times New Roman"/>
+                <w:sz w:val="20"/>
+                <w:szCs w:val="20"/>
+              </w:rPr>
+              <w:t xml:space="preserve">OR</w:t>
+            </w:r>
+          </w:p>
+        </w:tc>
+        <w:tc>
+          <w:tcPr/>
+          <w:p>
+            <w:pPr>
+              <w:pStyle w:val="Normal"/>
+              <w:spacing w:line="240" w:lineRule="auto" w:after="0"/>
+            </w:pPr>
+            <w:r>
+              <w:rPr>
+                <w:rFonts w:ascii="Times New Roman" w:hAnsi="Times New Roman" w:cs="Times New Roman" w:eastAsia="Times New Roman"/>
+                <w:sz w:val="20"/>
+                <w:szCs w:val="20"/>
+              </w:rPr>
+              <w:t xml:space="preserve">Odds ratio</w:t>
             </w:r>
           </w:p>
         </w:tc>
       </w:tr>
       <w:tr>
         <w:tc>
-          <w:tcPr>
-            <w:tcW w:type="dxa" w:w="4320"/>
-          </w:tcPr>
-          <w:p>
-            <w:r>
-              <w:t>RCT</w:t>
-            </w:r>
-          </w:p>
-        </w:tc>
-        <w:tc>
-          <w:tcPr>
-            <w:tcW w:type="dxa" w:w="4320"/>
-          </w:tcPr>
-          <w:p>
-            <w:r>
-              <w:t>Randomized controlled trial</w:t>
+          <w:tcPr/>
+          <w:p>
+            <w:pPr>
+              <w:pStyle w:val="Normal"/>
+              <w:spacing w:line="240" w:lineRule="auto" w:after="0"/>
+            </w:pPr>
+            <w:r>
+              <w:rPr>
+                <w:rFonts w:ascii="Times New Roman" w:hAnsi="Times New Roman" w:cs="Times New Roman" w:eastAsia="Times New Roman"/>
+                <w:sz w:val="20"/>
+                <w:szCs w:val="20"/>
+              </w:rPr>
+              <w:t xml:space="preserve">RCT</w:t>
+            </w:r>
+          </w:p>
+        </w:tc>
+        <w:tc>
+          <w:tcPr/>
+          <w:p>
+            <w:pPr>
+              <w:pStyle w:val="Normal"/>
+              <w:spacing w:line="240" w:lineRule="auto" w:after="0"/>
+            </w:pPr>
+            <w:r>
+              <w:rPr>
+                <w:rFonts w:ascii="Times New Roman" w:hAnsi="Times New Roman" w:cs="Times New Roman" w:eastAsia="Times New Roman"/>
+                <w:sz w:val="20"/>
+                <w:szCs w:val="20"/>
+              </w:rPr>
+              <w:t xml:space="preserve">Randomized controlled trial</w:t>
             </w:r>
           </w:p>
         </w:tc>
       </w:tr>
       <w:tr>
         <w:tc>
-          <w:tcPr>
-            <w:tcW w:type="dxa" w:w="4320"/>
-          </w:tcPr>
-          <w:p>
-            <w:r>
-              <w:t>TSA</w:t>
-            </w:r>
-          </w:p>
-        </w:tc>
-        <w:tc>
-          <w:tcPr>
-            <w:tcW w:type="dxa" w:w="4320"/>
-          </w:tcPr>
-          <w:p>
-            <w:r>
-              <w:t>Trial sequential analysis</w:t>
+          <w:tcPr/>
+          <w:p>
+            <w:pPr>
+              <w:pStyle w:val="Normal"/>
+              <w:spacing w:line="240" w:lineRule="auto" w:after="0"/>
+            </w:pPr>
+            <w:r>
+              <w:rPr>
+                <w:rFonts w:ascii="Times New Roman" w:hAnsi="Times New Roman" w:cs="Times New Roman" w:eastAsia="Times New Roman"/>
+                <w:sz w:val="20"/>
+                <w:szCs w:val="20"/>
+              </w:rPr>
+              <w:t xml:space="preserve">TSA</w:t>
+            </w:r>
+          </w:p>
+        </w:tc>
+        <w:tc>
+          <w:tcPr/>
+          <w:p>
+            <w:pPr>
+              <w:pStyle w:val="Normal"/>
+              <w:spacing w:line="240" w:lineRule="auto" w:after="0"/>
+            </w:pPr>
+            <w:r>
+              <w:rPr>
+                <w:rFonts w:ascii="Times New Roman" w:hAnsi="Times New Roman" w:cs="Times New Roman" w:eastAsia="Times New Roman"/>
+                <w:sz w:val="20"/>
+                <w:szCs w:val="20"/>
+              </w:rPr>
+              <w:t xml:space="preserve">Trial sequential analysis</w:t>
             </w:r>
           </w:p>
         </w:tc>
       </w:tr>
     </w:tbl>
-    <w:tbl>
+    <w:tbl xmlns:a="http://schemas.openxmlformats.org/drawingml/2006/main" xmlns:pic="http://schemas.openxmlformats.org/drawingml/2006/picture">
       <w:tblPr>
-        <w:tblStyle w:val="TableGrid"/>
-        <w:tblW w:type="auto" w:w="0"/>
-        <w:tblLook w:firstColumn="1" w:firstRow="1" w:lastColumn="0" w:lastRow="0" w:noHBand="0" w:noVBand="1" w:val="04A0"/>
+        <w:tblStyle w:val="Table Grid"/>
+        <w:tblW w:type="pct" w:w="5000"/>
+        <w:tblLayout w:type="fixed"/>
+        <w:tblLook w:firstRow="1" w:lastRow="0" w:firstColumn="0" w:lastColumn="0" w:noHBand="0" w:noVBand="0" w:val="0020"/>
+        <w:jc w:val="center"/>
       </w:tblPr>
       <w:tblGrid>
-        <w:gridCol w:w="2880"/>
-        <w:gridCol w:w="2880"/>
-        <w:gridCol w:w="2880"/>
+        <w:gridCol w:w="2640"/>
+        <w:gridCol w:w="2640"/>
+        <w:gridCol w:w="2640"/>
       </w:tblGrid>
       <w:tr>
-        <w:tc>
-          <w:tcPr>
-            <w:tcW w:type="dxa" w:w="2880"/>
-          </w:tcPr>
-          <w:p>
-            <w:r>
-              <w:t>Approach</w:t>
-            </w:r>
-          </w:p>
-        </w:tc>
-        <w:tc>
-          <w:tcPr>
-            <w:tcW w:type="dxa" w:w="2880"/>
-          </w:tcPr>
-          <w:p>
-            <w:r>
-              <w:t>Mechanism</w:t>
-            </w:r>
-          </w:p>
-        </w:tc>
-        <w:tc>
-          <w:tcPr>
-            <w:tcW w:type="dxa" w:w="2880"/>
-          </w:tcPr>
-          <w:p>
-            <w:r>
-              <w:t>Adoption level</w:t>
+        <w:trPr>
+          <w:tblHeader w:val="on"/>
+        </w:trPr>
+        <w:tc>
+          <w:tcPr/>
+          <w:p>
+            <w:pPr>
+              <w:pStyle w:val="Normal"/>
+              <w:spacing w:line="240" w:lineRule="auto" w:after="0"/>
+            </w:pPr>
+            <w:r>
+              <w:rPr>
+                <w:rFonts w:ascii="Times New Roman" w:hAnsi="Times New Roman" w:cs="Times New Roman" w:eastAsia="Times New Roman"/>
+                <w:sz w:val="20"/>
+                <w:szCs w:val="20"/>
+                <w:b/>
+              </w:rPr>
+              <w:t xml:space="preserve">Approach</w:t>
+            </w:r>
+          </w:p>
+        </w:tc>
+        <w:tc>
+          <w:tcPr/>
+          <w:p>
+            <w:pPr>
+              <w:pStyle w:val="Normal"/>
+              <w:spacing w:line="240" w:lineRule="auto" w:after="0"/>
+            </w:pPr>
+            <w:r>
+              <w:rPr>
+                <w:rFonts w:ascii="Times New Roman" w:hAnsi="Times New Roman" w:cs="Times New Roman" w:eastAsia="Times New Roman"/>
+                <w:sz w:val="20"/>
+                <w:szCs w:val="20"/>
+                <w:b/>
+              </w:rPr>
+              <w:t xml:space="preserve">Mechanism</w:t>
+            </w:r>
+          </w:p>
+        </w:tc>
+        <w:tc>
+          <w:tcPr/>
+          <w:p>
+            <w:pPr>
+              <w:pStyle w:val="Normal"/>
+              <w:spacing w:line="240" w:lineRule="auto" w:after="0"/>
+            </w:pPr>
+            <w:r>
+              <w:rPr>
+                <w:rFonts w:ascii="Times New Roman" w:hAnsi="Times New Roman" w:cs="Times New Roman" w:eastAsia="Times New Roman"/>
+                <w:sz w:val="20"/>
+                <w:szCs w:val="20"/>
+                <w:b/>
+              </w:rPr>
+              <w:t xml:space="preserve">Adoption level</w:t>
             </w:r>
           </w:p>
         </w:tc>
       </w:tr>
       <w:tr>
         <w:tc>
-          <w:tcPr>
-            <w:tcW w:type="dxa" w:w="2880"/>
-          </w:tcPr>
-          <w:p>
-            <w:r>
-              <w:t>Stratified randomization</w:t>
-            </w:r>
-          </w:p>
-        </w:tc>
-        <w:tc>
-          <w:tcPr>
-            <w:tcW w:type="dxa" w:w="2880"/>
-          </w:tcPr>
-          <w:p>
-            <w:r>
-              <w:t>Risk-based stratification of randomization and analysis</w:t>
-            </w:r>
-          </w:p>
-        </w:tc>
-        <w:tc>
-          <w:tcPr>
-            <w:tcW w:type="dxa" w:w="2880"/>
-          </w:tcPr>
-          <w:p>
-            <w:r>
-              <w:t>Common for basic strata; rare for event-rate-driven strata</w:t>
+          <w:tcPr/>
+          <w:p>
+            <w:pPr>
+              <w:pStyle w:val="Normal"/>
+              <w:spacing w:line="240" w:lineRule="auto" w:after="0"/>
+            </w:pPr>
+            <w:r>
+              <w:rPr>
+                <w:rFonts w:ascii="Times New Roman" w:hAnsi="Times New Roman" w:cs="Times New Roman" w:eastAsia="Times New Roman"/>
+                <w:sz w:val="20"/>
+                <w:szCs w:val="20"/>
+              </w:rPr>
+              <w:t xml:space="preserve">Stratified randomization</w:t>
+            </w:r>
+          </w:p>
+        </w:tc>
+        <w:tc>
+          <w:tcPr/>
+          <w:p>
+            <w:pPr>
+              <w:pStyle w:val="Normal"/>
+              <w:spacing w:line="240" w:lineRule="auto" w:after="0"/>
+            </w:pPr>
+            <w:r>
+              <w:rPr>
+                <w:rFonts w:ascii="Times New Roman" w:hAnsi="Times New Roman" w:cs="Times New Roman" w:eastAsia="Times New Roman"/>
+                <w:sz w:val="20"/>
+                <w:szCs w:val="20"/>
+              </w:rPr>
+              <w:t xml:space="preserve">Risk-based stratification of randomization and analysis</w:t>
+            </w:r>
+          </w:p>
+        </w:tc>
+        <w:tc>
+          <w:tcPr/>
+          <w:p>
+            <w:pPr>
+              <w:pStyle w:val="Normal"/>
+              <w:spacing w:line="240" w:lineRule="auto" w:after="0"/>
+            </w:pPr>
+            <w:r>
+              <w:rPr>
+                <w:rFonts w:ascii="Times New Roman" w:hAnsi="Times New Roman" w:cs="Times New Roman" w:eastAsia="Times New Roman"/>
+                <w:sz w:val="20"/>
+                <w:szCs w:val="20"/>
+              </w:rPr>
+              <w:t xml:space="preserve">Common for basic strata; rare for event-rate-driven strata</w:t>
             </w:r>
           </w:p>
         </w:tc>
       </w:tr>
       <w:tr>
         <w:tc>
-          <w:tcPr>
-            <w:tcW w:type="dxa" w:w="2880"/>
-          </w:tcPr>
-          <w:p>
-            <w:r>
-              <w:t>Prognostic enrichment</w:t>
-            </w:r>
-          </w:p>
-        </w:tc>
-        <w:tc>
-          <w:tcPr>
-            <w:tcW w:type="dxa" w:w="2880"/>
-          </w:tcPr>
-          <w:p>
-            <w:r>
-              <w:t>Intentional enrollment of high-risk patients to increase event rates</w:t>
-            </w:r>
-          </w:p>
-        </w:tc>
-        <w:tc>
-          <w:tcPr>
-            <w:tcW w:type="dxa" w:w="2880"/>
-          </w:tcPr>
-          <w:p>
-            <w:r>
-              <w:t>Endorsed by FDA and EMA guidance; limited in non-drug trials</w:t>
+          <w:tcPr/>
+          <w:p>
+            <w:pPr>
+              <w:pStyle w:val="Normal"/>
+              <w:spacing w:line="240" w:lineRule="auto" w:after="0"/>
+            </w:pPr>
+            <w:r>
+              <w:rPr>
+                <w:rFonts w:ascii="Times New Roman" w:hAnsi="Times New Roman" w:cs="Times New Roman" w:eastAsia="Times New Roman"/>
+                <w:sz w:val="20"/>
+                <w:szCs w:val="20"/>
+              </w:rPr>
+              <w:t xml:space="preserve">Prognostic enrichment</w:t>
+            </w:r>
+          </w:p>
+        </w:tc>
+        <w:tc>
+          <w:tcPr/>
+          <w:p>
+            <w:pPr>
+              <w:pStyle w:val="Normal"/>
+              <w:spacing w:line="240" w:lineRule="auto" w:after="0"/>
+            </w:pPr>
+            <w:r>
+              <w:rPr>
+                <w:rFonts w:ascii="Times New Roman" w:hAnsi="Times New Roman" w:cs="Times New Roman" w:eastAsia="Times New Roman"/>
+                <w:sz w:val="20"/>
+                <w:szCs w:val="20"/>
+              </w:rPr>
+              <w:t xml:space="preserve">Intentional enrollment of high-risk patients to increase event rates</w:t>
+            </w:r>
+          </w:p>
+        </w:tc>
+        <w:tc>
+          <w:tcPr/>
+          <w:p>
+            <w:pPr>
+              <w:pStyle w:val="Normal"/>
+              <w:spacing w:line="240" w:lineRule="auto" w:after="0"/>
+            </w:pPr>
+            <w:r>
+              <w:rPr>
+                <w:rFonts w:ascii="Times New Roman" w:hAnsi="Times New Roman" w:cs="Times New Roman" w:eastAsia="Times New Roman"/>
+                <w:sz w:val="20"/>
+                <w:szCs w:val="20"/>
+              </w:rPr>
+              <w:t xml:space="preserve">Endorsed by FDA and EMA guidance; limited in non-drug trials</w:t>
             </w:r>
           </w:p>
         </w:tc>
       </w:tr>
       <w:tr>
         <w:tc>
-          <w:tcPr>
-            <w:tcW w:type="dxa" w:w="2880"/>
-          </w:tcPr>
-          <w:p>
-            <w:r>
-              <w:t>Event-driven design</w:t>
-            </w:r>
-          </w:p>
-        </w:tc>
-        <w:tc>
-          <w:tcPr>
-            <w:tcW w:type="dxa" w:w="2880"/>
-          </w:tcPr>
-          <w:p>
-            <w:r>
-              <w:t>Continue enrollment/follow-up until target event count is reached</w:t>
-            </w:r>
-          </w:p>
-        </w:tc>
-        <w:tc>
-          <w:tcPr>
-            <w:tcW w:type="dxa" w:w="2880"/>
-          </w:tcPr>
-          <w:p>
-            <w:r>
-              <w:t>Common in cardiology and oncology; rare in other specialties</w:t>
+          <w:tcPr/>
+          <w:p>
+            <w:pPr>
+              <w:pStyle w:val="Normal"/>
+              <w:spacing w:line="240" w:lineRule="auto" w:after="0"/>
+            </w:pPr>
+            <w:r>
+              <w:rPr>
+                <w:rFonts w:ascii="Times New Roman" w:hAnsi="Times New Roman" w:cs="Times New Roman" w:eastAsia="Times New Roman"/>
+                <w:sz w:val="20"/>
+                <w:szCs w:val="20"/>
+              </w:rPr>
+              <w:t xml:space="preserve">Event-driven design</w:t>
+            </w:r>
+          </w:p>
+        </w:tc>
+        <w:tc>
+          <w:tcPr/>
+          <w:p>
+            <w:pPr>
+              <w:pStyle w:val="Normal"/>
+              <w:spacing w:line="240" w:lineRule="auto" w:after="0"/>
+            </w:pPr>
+            <w:r>
+              <w:rPr>
+                <w:rFonts w:ascii="Times New Roman" w:hAnsi="Times New Roman" w:cs="Times New Roman" w:eastAsia="Times New Roman"/>
+                <w:sz w:val="20"/>
+                <w:szCs w:val="20"/>
+              </w:rPr>
+              <w:t xml:space="preserve">Continue enrollment/follow-up until target event count is reached</w:t>
+            </w:r>
+          </w:p>
+        </w:tc>
+        <w:tc>
+          <w:tcPr/>
+          <w:p>
+            <w:pPr>
+              <w:pStyle w:val="Normal"/>
+              <w:spacing w:line="240" w:lineRule="auto" w:after="0"/>
+            </w:pPr>
+            <w:r>
+              <w:rPr>
+                <w:rFonts w:ascii="Times New Roman" w:hAnsi="Times New Roman" w:cs="Times New Roman" w:eastAsia="Times New Roman"/>
+                <w:sz w:val="20"/>
+                <w:szCs w:val="20"/>
+              </w:rPr>
+              <w:t xml:space="preserve">Common in cardiology and oncology; rare in other specialties</w:t>
             </w:r>
           </w:p>
         </w:tc>
       </w:tr>
       <w:tr>
         <w:tc>
-          <w:tcPr>
-            <w:tcW w:type="dxa" w:w="2880"/>
-          </w:tcPr>
-          <w:p>
-            <w:r>
-              <w:t>Adaptive sample size re-estimation</w:t>
-            </w:r>
-          </w:p>
-        </w:tc>
-        <w:tc>
-          <w:tcPr>
-            <w:tcW w:type="dxa" w:w="2880"/>
-          </w:tcPr>
-          <w:p>
-            <w:r>
-              <w:t>Mid-trial re-estimation of required sample size based on observed event rates</w:t>
-            </w:r>
-          </w:p>
-        </w:tc>
-        <w:tc>
-          <w:tcPr>
-            <w:tcW w:type="dxa" w:w="2880"/>
-          </w:tcPr>
-          <w:p>
-            <w:r>
-              <w:t>Statistically powerful; regulatory complexity limits adoption</w:t>
+          <w:tcPr/>
+          <w:p>
+            <w:pPr>
+              <w:pStyle w:val="Normal"/>
+              <w:spacing w:line="240" w:lineRule="auto" w:after="0"/>
+            </w:pPr>
+            <w:r>
+              <w:rPr>
+                <w:rFonts w:ascii="Times New Roman" w:hAnsi="Times New Roman" w:cs="Times New Roman" w:eastAsia="Times New Roman"/>
+                <w:sz w:val="20"/>
+                <w:szCs w:val="20"/>
+              </w:rPr>
+              <w:t xml:space="preserve">Adaptive sample size re-estimation</w:t>
+            </w:r>
+          </w:p>
+        </w:tc>
+        <w:tc>
+          <w:tcPr/>
+          <w:p>
+            <w:pPr>
+              <w:pStyle w:val="Normal"/>
+              <w:spacing w:line="240" w:lineRule="auto" w:after="0"/>
+            </w:pPr>
+            <w:r>
+              <w:rPr>
+                <w:rFonts w:ascii="Times New Roman" w:hAnsi="Times New Roman" w:cs="Times New Roman" w:eastAsia="Times New Roman"/>
+                <w:sz w:val="20"/>
+                <w:szCs w:val="20"/>
+              </w:rPr>
+              <w:t xml:space="preserve">Mid-trial re-estimation of required sample size based on observed event rates</w:t>
+            </w:r>
+          </w:p>
+        </w:tc>
+        <w:tc>
+          <w:tcPr/>
+          <w:p>
+            <w:pPr>
+              <w:pStyle w:val="Normal"/>
+              <w:spacing w:line="240" w:lineRule="auto" w:after="0"/>
+            </w:pPr>
+            <w:r>
+              <w:rPr>
+                <w:rFonts w:ascii="Times New Roman" w:hAnsi="Times New Roman" w:cs="Times New Roman" w:eastAsia="Times New Roman"/>
+                <w:sz w:val="20"/>
+                <w:szCs w:val="20"/>
+              </w:rPr>
+              <w:t xml:space="preserve">Statistically powerful; regulatory complexity limits adoption</w:t>
             </w:r>
           </w:p>
         </w:tc>
       </w:tr>
       <w:tr>
         <w:tc>
-          <w:tcPr>
-            <w:tcW w:type="dxa" w:w="2880"/>
-          </w:tcPr>
-          <w:p>
-            <w:r>
-              <w:t>External data-informed design</w:t>
-            </w:r>
-          </w:p>
-        </w:tc>
-        <w:tc>
-          <w:tcPr>
-            <w:tcW w:type="dxa" w:w="2880"/>
-          </w:tcPr>
-          <w:p>
-            <w:r>
-              <w:t>Use retrospective data to quantify expected event loss and adjust design</w:t>
-            </w:r>
-          </w:p>
-        </w:tc>
-        <w:tc>
-          <w:tcPr>
-            <w:tcW w:type="dxa" w:w="2880"/>
-          </w:tcPr>
-          <w:p>
-            <w:r>
-              <w:t>Ideal but very rare in practice</w:t>
+          <w:tcPr/>
+          <w:p>
+            <w:pPr>
+              <w:pStyle w:val="Normal"/>
+              <w:spacing w:line="240" w:lineRule="auto" w:after="0"/>
+            </w:pPr>
+            <w:r>
+              <w:rPr>
+                <w:rFonts w:ascii="Times New Roman" w:hAnsi="Times New Roman" w:cs="Times New Roman" w:eastAsia="Times New Roman"/>
+                <w:sz w:val="20"/>
+                <w:szCs w:val="20"/>
+              </w:rPr>
+              <w:t xml:space="preserve">External data-informed design</w:t>
+            </w:r>
+          </w:p>
+        </w:tc>
+        <w:tc>
+          <w:tcPr/>
+          <w:p>
+            <w:pPr>
+              <w:pStyle w:val="Normal"/>
+              <w:spacing w:line="240" w:lineRule="auto" w:after="0"/>
+            </w:pPr>
+            <w:r>
+              <w:rPr>
+                <w:rFonts w:ascii="Times New Roman" w:hAnsi="Times New Roman" w:cs="Times New Roman" w:eastAsia="Times New Roman"/>
+                <w:sz w:val="20"/>
+                <w:szCs w:val="20"/>
+              </w:rPr>
+              <w:t xml:space="preserve">Use retrospective data to quantify expected event loss and adjust design</w:t>
+            </w:r>
+          </w:p>
+        </w:tc>
+        <w:tc>
+          <w:tcPr/>
+          <w:p>
+            <w:pPr>
+              <w:pStyle w:val="Normal"/>
+              <w:spacing w:line="240" w:lineRule="auto" w:after="0"/>
+            </w:pPr>
+            <w:r>
+              <w:rPr>
+                <w:rFonts w:ascii="Times New Roman" w:hAnsi="Times New Roman" w:cs="Times New Roman" w:eastAsia="Times New Roman"/>
+                <w:sz w:val="20"/>
+                <w:szCs w:val="20"/>
+              </w:rPr>
+              <w:t xml:space="preserve">Ideal but very rare in practice</w:t>
             </w:r>
           </w:p>
         </w:tc>
       </w:tr>
       <w:tr>
         <w:tc>
-          <w:tcPr>
-            <w:tcW w:type="dxa" w:w="2880"/>
-          </w:tcPr>
-          <w:p>
-            <w:r>
-              <w:t>Pragmatic / registry-based trials</w:t>
-            </w:r>
-          </w:p>
-        </w:tc>
-        <w:tc>
-          <w:tcPr>
-            <w:tcW w:type="dxa" w:w="2880"/>
-          </w:tcPr>
-          <w:p>
-            <w:r>
-              <w:t>Broad eligibility, minimal exclusions, real-world enrollment</w:t>
-            </w:r>
-          </w:p>
-        </w:tc>
-        <w:tc>
-          <w:tcPr>
-            <w:tcW w:type="dxa" w:w="2880"/>
-          </w:tcPr>
-          <w:p>
-            <w:r>
-              <w:t>Growing (e.g., REMAP-CAP, RECOVERY) but not yet standard</w:t>
+          <w:tcPr/>
+          <w:p>
+            <w:pPr>
+              <w:pStyle w:val="Normal"/>
+              <w:spacing w:line="240" w:lineRule="auto" w:after="0"/>
+            </w:pPr>
+            <w:r>
+              <w:rPr>
+                <w:rFonts w:ascii="Times New Roman" w:hAnsi="Times New Roman" w:cs="Times New Roman" w:eastAsia="Times New Roman"/>
+                <w:sz w:val="20"/>
+                <w:szCs w:val="20"/>
+              </w:rPr>
+              <w:t xml:space="preserve">Pragmatic / registry-based trials</w:t>
+            </w:r>
+          </w:p>
+        </w:tc>
+        <w:tc>
+          <w:tcPr/>
+          <w:p>
+            <w:pPr>
+              <w:pStyle w:val="Normal"/>
+              <w:spacing w:line="240" w:lineRule="auto" w:after="0"/>
+            </w:pPr>
+            <w:r>
+              <w:rPr>
+                <w:rFonts w:ascii="Times New Roman" w:hAnsi="Times New Roman" w:cs="Times New Roman" w:eastAsia="Times New Roman"/>
+                <w:sz w:val="20"/>
+                <w:szCs w:val="20"/>
+              </w:rPr>
+              <w:t xml:space="preserve">Broad eligibility, minimal exclusions, real-world enrollment</w:t>
+            </w:r>
+          </w:p>
+        </w:tc>
+        <w:tc>
+          <w:tcPr/>
+          <w:p>
+            <w:pPr>
+              <w:pStyle w:val="Normal"/>
+              <w:spacing w:line="240" w:lineRule="auto" w:after="0"/>
+            </w:pPr>
+            <w:r>
+              <w:rPr>
+                <w:rFonts w:ascii="Times New Roman" w:hAnsi="Times New Roman" w:cs="Times New Roman" w:eastAsia="Times New Roman"/>
+                <w:sz w:val="20"/>
+                <w:szCs w:val="20"/>
+              </w:rPr>
+              <w:t xml:space="preserve">Growing (e.g., REMAP-CAP, RECOVERY) but not yet standard</w:t>
             </w:r>
           </w:p>
         </w:tc>
       </w:tr>
     </w:tbl>
-    <w:tbl>
+    <w:tbl xmlns:a="http://schemas.openxmlformats.org/drawingml/2006/main" xmlns:pic="http://schemas.openxmlformats.org/drawingml/2006/picture">
       <w:tblPr>
-        <w:tblStyle w:val="TableGrid"/>
-        <w:tblW w:type="auto" w:w="0"/>
-        <w:tblLook w:firstColumn="1" w:firstRow="1" w:lastColumn="0" w:lastRow="0" w:noHBand="0" w:noVBand="1" w:val="04A0"/>
+        <w:tblStyle w:val="Table Grid"/>
+        <w:tblW w:type="pct" w:w="5000"/>
+        <w:tblLayout w:type="fixed"/>
+        <w:tblLook w:firstRow="1" w:lastRow="0" w:firstColumn="0" w:lastColumn="0" w:noHBand="0" w:noVBand="0" w:val="0020"/>
+        <w:jc w:val="center"/>
       </w:tblPr>
       <w:tblGrid>
-        <w:gridCol w:w="2160"/>
-        <w:gridCol w:w="2160"/>
-        <w:gridCol w:w="2160"/>
-        <w:gridCol w:w="2160"/>
+        <w:gridCol w:w="1980"/>
+        <w:gridCol w:w="1980"/>
+        <w:gridCol w:w="1980"/>
+        <w:gridCol w:w="1980"/>
       </w:tblGrid>
       <w:tr>
-        <w:tc>
-          <w:tcPr>
-            <w:tcW w:type="dxa" w:w="2160"/>
-          </w:tcPr>
-          <w:p>
-            <w:r>
-              <w:t>Module H assessment</w:t>
-            </w:r>
-          </w:p>
-        </w:tc>
-        <w:tc>
-          <w:tcPr>
-            <w:tcW w:type="dxa" w:w="2160"/>
-          </w:tcPr>
-          <w:p>
-            <w:r>
-              <w:t>GRADE domain</w:t>
-            </w:r>
-          </w:p>
-        </w:tc>
-        <w:tc>
-          <w:tcPr>
-            <w:tcW w:type="dxa" w:w="2160"/>
-          </w:tcPr>
-          <w:p>
-            <w:r>
-              <w:t>Analytical tool</w:t>
-            </w:r>
-          </w:p>
-        </w:tc>
-        <w:tc>
-          <w:tcPr>
-            <w:tcW w:type="dxa" w:w="2160"/>
-          </w:tcPr>
-          <w:p>
-            <w:r>
-              <w:t>Decision criterion</w:t>
+        <w:trPr>
+          <w:tblHeader w:val="on"/>
+        </w:trPr>
+        <w:tc>
+          <w:tcPr/>
+          <w:p>
+            <w:pPr>
+              <w:pStyle w:val="Normal"/>
+              <w:spacing w:line="240" w:lineRule="auto" w:after="0"/>
+            </w:pPr>
+            <w:r>
+              <w:rPr>
+                <w:rFonts w:ascii="Times New Roman" w:hAnsi="Times New Roman" w:cs="Times New Roman" w:eastAsia="Times New Roman"/>
+                <w:sz w:val="20"/>
+                <w:szCs w:val="20"/>
+                <w:b/>
+              </w:rPr>
+              <w:t xml:space="preserve">Module H assessment</w:t>
+            </w:r>
+          </w:p>
+        </w:tc>
+        <w:tc>
+          <w:tcPr/>
+          <w:p>
+            <w:pPr>
+              <w:pStyle w:val="Normal"/>
+              <w:spacing w:line="240" w:lineRule="auto" w:after="0"/>
+            </w:pPr>
+            <w:r>
+              <w:rPr>
+                <w:rFonts w:ascii="Times New Roman" w:hAnsi="Times New Roman" w:cs="Times New Roman" w:eastAsia="Times New Roman"/>
+                <w:sz w:val="20"/>
+                <w:szCs w:val="20"/>
+                <w:b/>
+              </w:rPr>
+              <w:t xml:space="preserve">GRADE domain</w:t>
+            </w:r>
+          </w:p>
+        </w:tc>
+        <w:tc>
+          <w:tcPr/>
+          <w:p>
+            <w:pPr>
+              <w:pStyle w:val="Normal"/>
+              <w:spacing w:line="240" w:lineRule="auto" w:after="0"/>
+            </w:pPr>
+            <w:r>
+              <w:rPr>
+                <w:rFonts w:ascii="Times New Roman" w:hAnsi="Times New Roman" w:cs="Times New Roman" w:eastAsia="Times New Roman"/>
+                <w:sz w:val="20"/>
+                <w:szCs w:val="20"/>
+                <w:b/>
+              </w:rPr>
+              <w:t xml:space="preserve">Analytical tool</w:t>
+            </w:r>
+          </w:p>
+        </w:tc>
+        <w:tc>
+          <w:tcPr/>
+          <w:p>
+            <w:pPr>
+              <w:pStyle w:val="Normal"/>
+              <w:spacing w:line="240" w:lineRule="auto" w:after="0"/>
+            </w:pPr>
+            <w:r>
+              <w:rPr>
+                <w:rFonts w:ascii="Times New Roman" w:hAnsi="Times New Roman" w:cs="Times New Roman" w:eastAsia="Times New Roman"/>
+                <w:sz w:val="20"/>
+                <w:szCs w:val="20"/>
+                <w:b/>
+              </w:rPr>
+              <w:t xml:space="preserve">Decision criterion</w:t>
             </w:r>
           </w:p>
         </w:tc>
       </w:tr>
       <w:tr>
         <w:tc>
-          <w:tcPr>
-            <w:tcW w:type="dxa" w:w="2160"/>
-          </w:tcPr>
-          <w:p>
-            <w:r>
-              <w:t>Information sufficiency</w:t>
-            </w:r>
-          </w:p>
-        </w:tc>
-        <w:tc>
-          <w:tcPr>
-            <w:tcW w:type="dxa" w:w="2160"/>
-          </w:tcPr>
-          <w:p>
-            <w:r>
-              <w:t>Imprecision</w:t>
-            </w:r>
-          </w:p>
-        </w:tc>
-        <w:tc>
-          <w:tcPr>
-            <w:tcW w:type="dxa" w:w="2160"/>
-          </w:tcPr>
-          <w:p>
-            <w:r>
-              <w:t>OIS calculation</w:t>
-            </w:r>
-          </w:p>
-        </w:tc>
-        <w:tc>
-          <w:tcPr>
-            <w:tcW w:type="dxa" w:w="2160"/>
-          </w:tcPr>
-          <w:p>
-            <w:r>
-              <w:t>Total events &lt; OIS: informationally insufficient</w:t>
+          <w:tcPr/>
+          <w:p>
+            <w:pPr>
+              <w:pStyle w:val="Normal"/>
+              <w:spacing w:line="240" w:lineRule="auto" w:after="0"/>
+            </w:pPr>
+            <w:r>
+              <w:rPr>
+                <w:rFonts w:ascii="Times New Roman" w:hAnsi="Times New Roman" w:cs="Times New Roman" w:eastAsia="Times New Roman"/>
+                <w:sz w:val="20"/>
+                <w:szCs w:val="20"/>
+              </w:rPr>
+              <w:t xml:space="preserve">Information sufficiency</w:t>
+            </w:r>
+          </w:p>
+        </w:tc>
+        <w:tc>
+          <w:tcPr/>
+          <w:p>
+            <w:pPr>
+              <w:pStyle w:val="Normal"/>
+              <w:spacing w:line="240" w:lineRule="auto" w:after="0"/>
+            </w:pPr>
+            <w:r>
+              <w:rPr>
+                <w:rFonts w:ascii="Times New Roman" w:hAnsi="Times New Roman" w:cs="Times New Roman" w:eastAsia="Times New Roman"/>
+                <w:sz w:val="20"/>
+                <w:szCs w:val="20"/>
+              </w:rPr>
+              <w:t xml:space="preserve">Imprecision</w:t>
+            </w:r>
+          </w:p>
+        </w:tc>
+        <w:tc>
+          <w:tcPr/>
+          <w:p>
+            <w:pPr>
+              <w:pStyle w:val="Normal"/>
+              <w:spacing w:line="240" w:lineRule="auto" w:after="0"/>
+            </w:pPr>
+            <w:r>
+              <w:rPr>
+                <w:rFonts w:ascii="Times New Roman" w:hAnsi="Times New Roman" w:cs="Times New Roman" w:eastAsia="Times New Roman"/>
+                <w:sz w:val="20"/>
+                <w:szCs w:val="20"/>
+              </w:rPr>
+              <w:t xml:space="preserve">OIS calculation</w:t>
+            </w:r>
+          </w:p>
+        </w:tc>
+        <w:tc>
+          <w:tcPr/>
+          <w:p>
+            <w:pPr>
+              <w:pStyle w:val="Normal"/>
+              <w:spacing w:line="240" w:lineRule="auto" w:after="0"/>
+            </w:pPr>
+            <w:r>
+              <w:rPr>
+                <w:rFonts w:ascii="Times New Roman" w:hAnsi="Times New Roman" w:cs="Times New Roman" w:eastAsia="Times New Roman"/>
+                <w:sz w:val="20"/>
+                <w:szCs w:val="20"/>
+              </w:rPr>
+              <w:t xml:space="preserve">Total events &lt; OIS: informationally insufficient</w:t>
             </w:r>
           </w:p>
         </w:tc>
       </w:tr>
       <w:tr>
         <w:tc>
-          <w:tcPr>
-            <w:tcW w:type="dxa" w:w="2160"/>
-          </w:tcPr>
-          <w:p>
-            <w:r>
-              <w:t>CI assessment</w:t>
-            </w:r>
-          </w:p>
-        </w:tc>
-        <w:tc>
-          <w:tcPr>
-            <w:tcW w:type="dxa" w:w="2160"/>
-          </w:tcPr>
-          <w:p>
-            <w:r>
-              <w:t>Imprecision</w:t>
-            </w:r>
-          </w:p>
-        </w:tc>
-        <w:tc>
-          <w:tcPr>
-            <w:tcW w:type="dxa" w:w="2160"/>
-          </w:tcPr>
-          <w:p>
-            <w:r>
-              <w:t>CI inspection</w:t>
-            </w:r>
-          </w:p>
-        </w:tc>
-        <w:tc>
-          <w:tcPr>
-            <w:tcW w:type="dxa" w:w="2160"/>
-          </w:tcPr>
-          <w:p>
-            <w:r>
-              <w:t>CI spans benefit through null: inconclusive</w:t>
+          <w:tcPr/>
+          <w:p>
+            <w:pPr>
+              <w:pStyle w:val="Normal"/>
+              <w:spacing w:line="240" w:lineRule="auto" w:after="0"/>
+            </w:pPr>
+            <w:r>
+              <w:rPr>
+                <w:rFonts w:ascii="Times New Roman" w:hAnsi="Times New Roman" w:cs="Times New Roman" w:eastAsia="Times New Roman"/>
+                <w:sz w:val="20"/>
+                <w:szCs w:val="20"/>
+              </w:rPr>
+              <w:t xml:space="preserve">CI assessment</w:t>
+            </w:r>
+          </w:p>
+        </w:tc>
+        <w:tc>
+          <w:tcPr/>
+          <w:p>
+            <w:pPr>
+              <w:pStyle w:val="Normal"/>
+              <w:spacing w:line="240" w:lineRule="auto" w:after="0"/>
+            </w:pPr>
+            <w:r>
+              <w:rPr>
+                <w:rFonts w:ascii="Times New Roman" w:hAnsi="Times New Roman" w:cs="Times New Roman" w:eastAsia="Times New Roman"/>
+                <w:sz w:val="20"/>
+                <w:szCs w:val="20"/>
+              </w:rPr>
+              <w:t xml:space="preserve">Imprecision</w:t>
+            </w:r>
+          </w:p>
+        </w:tc>
+        <w:tc>
+          <w:tcPr/>
+          <w:p>
+            <w:pPr>
+              <w:pStyle w:val="Normal"/>
+              <w:spacing w:line="240" w:lineRule="auto" w:after="0"/>
+            </w:pPr>
+            <w:r>
+              <w:rPr>
+                <w:rFonts w:ascii="Times New Roman" w:hAnsi="Times New Roman" w:cs="Times New Roman" w:eastAsia="Times New Roman"/>
+                <w:sz w:val="20"/>
+                <w:szCs w:val="20"/>
+              </w:rPr>
+              <w:t xml:space="preserve">CI inspection</w:t>
+            </w:r>
+          </w:p>
+        </w:tc>
+        <w:tc>
+          <w:tcPr/>
+          <w:p>
+            <w:pPr>
+              <w:pStyle w:val="Normal"/>
+              <w:spacing w:line="240" w:lineRule="auto" w:after="0"/>
+            </w:pPr>
+            <w:r>
+              <w:rPr>
+                <w:rFonts w:ascii="Times New Roman" w:hAnsi="Times New Roman" w:cs="Times New Roman" w:eastAsia="Times New Roman"/>
+                <w:sz w:val="20"/>
+                <w:szCs w:val="20"/>
+              </w:rPr>
+              <w:t xml:space="preserve">CI spans benefit through null: inconclusive</w:t>
             </w:r>
           </w:p>
         </w:tc>
       </w:tr>
       <w:tr>
         <w:tc>
-          <w:tcPr>
-            <w:tcW w:type="dxa" w:w="2160"/>
-          </w:tcPr>
-          <w:p>
-            <w:r>
-              <w:t>Representativeness</w:t>
-            </w:r>
-          </w:p>
-        </w:tc>
-        <w:tc>
-          <w:tcPr>
-            <w:tcW w:type="dxa" w:w="2160"/>
-          </w:tcPr>
-          <w:p>
-            <w:r>
-              <w:t>Indirectness</w:t>
-            </w:r>
-          </w:p>
-        </w:tc>
-        <w:tc>
-          <w:tcPr>
-            <w:tcW w:type="dxa" w:w="2160"/>
-          </w:tcPr>
-          <w:p>
-            <w:r>
-              <w:t>Module K event rate ratio</w:t>
-            </w:r>
-          </w:p>
-        </w:tc>
-        <w:tc>
-          <w:tcPr>
-            <w:tcW w:type="dxa" w:w="2160"/>
-          </w:tcPr>
-          <w:p>
-            <w:r>
-              <w:t>Event rate ratio &gt; 1.5 or &lt; 0.67: indirectness concern</w:t>
+          <w:tcPr/>
+          <w:p>
+            <w:pPr>
+              <w:pStyle w:val="Normal"/>
+              <w:spacing w:line="240" w:lineRule="auto" w:after="0"/>
+            </w:pPr>
+            <w:r>
+              <w:rPr>
+                <w:rFonts w:ascii="Times New Roman" w:hAnsi="Times New Roman" w:cs="Times New Roman" w:eastAsia="Times New Roman"/>
+                <w:sz w:val="20"/>
+                <w:szCs w:val="20"/>
+              </w:rPr>
+              <w:t xml:space="preserve">Representativeness</w:t>
+            </w:r>
+          </w:p>
+        </w:tc>
+        <w:tc>
+          <w:tcPr/>
+          <w:p>
+            <w:pPr>
+              <w:pStyle w:val="Normal"/>
+              <w:spacing w:line="240" w:lineRule="auto" w:after="0"/>
+            </w:pPr>
+            <w:r>
+              <w:rPr>
+                <w:rFonts w:ascii="Times New Roman" w:hAnsi="Times New Roman" w:cs="Times New Roman" w:eastAsia="Times New Roman"/>
+                <w:sz w:val="20"/>
+                <w:szCs w:val="20"/>
+              </w:rPr>
+              <w:t xml:space="preserve">Indirectness</w:t>
+            </w:r>
+          </w:p>
+        </w:tc>
+        <w:tc>
+          <w:tcPr/>
+          <w:p>
+            <w:pPr>
+              <w:pStyle w:val="Normal"/>
+              <w:spacing w:line="240" w:lineRule="auto" w:after="0"/>
+            </w:pPr>
+            <w:r>
+              <w:rPr>
+                <w:rFonts w:ascii="Times New Roman" w:hAnsi="Times New Roman" w:cs="Times New Roman" w:eastAsia="Times New Roman"/>
+                <w:sz w:val="20"/>
+                <w:szCs w:val="20"/>
+              </w:rPr>
+              <w:t xml:space="preserve">Module K event rate ratio</w:t>
+            </w:r>
+          </w:p>
+        </w:tc>
+        <w:tc>
+          <w:tcPr/>
+          <w:p>
+            <w:pPr>
+              <w:pStyle w:val="Normal"/>
+              <w:spacing w:line="240" w:lineRule="auto" w:after="0"/>
+            </w:pPr>
+            <w:r>
+              <w:rPr>
+                <w:rFonts w:ascii="Times New Roman" w:hAnsi="Times New Roman" w:cs="Times New Roman" w:eastAsia="Times New Roman"/>
+                <w:sz w:val="20"/>
+                <w:szCs w:val="20"/>
+              </w:rPr>
+              <w:t xml:space="preserve">Event rate ratio &gt; 1.5 or &lt; 0.67: indirectness concern</w:t>
             </w:r>
           </w:p>
         </w:tc>
       </w:tr>
       <w:tr>
         <w:tc>
-          <w:tcPr>
-            <w:tcW w:type="dxa" w:w="2160"/>
-          </w:tcPr>
-          <w:p>
-            <w:r>
-              <w:t>TSA</w:t>
-            </w:r>
-          </w:p>
-        </w:tc>
-        <w:tc>
-          <w:tcPr>
-            <w:tcW w:type="dxa" w:w="2160"/>
-          </w:tcPr>
-          <w:p>
-            <w:r>
-              <w:t>Imprecision</w:t>
-            </w:r>
-          </w:p>
-        </w:tc>
-        <w:tc>
-          <w:tcPr>
-            <w:tcW w:type="dxa" w:w="2160"/>
-          </w:tcPr>
-          <w:p>
-            <w:r>
-              <w:t>Sequential monitoring boundaries</w:t>
-            </w:r>
-          </w:p>
-        </w:tc>
-        <w:tc>
-          <w:tcPr>
-            <w:tcW w:type="dxa" w:w="2160"/>
-          </w:tcPr>
-          <w:p>
-            <w:r>
-              <w:t>Boundaries not crossed: interim analysis equivalent</w:t>
+          <w:tcPr/>
+          <w:p>
+            <w:pPr>
+              <w:pStyle w:val="Normal"/>
+              <w:spacing w:line="240" w:lineRule="auto" w:after="0"/>
+            </w:pPr>
+            <w:r>
+              <w:rPr>
+                <w:rFonts w:ascii="Times New Roman" w:hAnsi="Times New Roman" w:cs="Times New Roman" w:eastAsia="Times New Roman"/>
+                <w:sz w:val="20"/>
+                <w:szCs w:val="20"/>
+              </w:rPr>
+              <w:t xml:space="preserve">TSA</w:t>
+            </w:r>
+          </w:p>
+        </w:tc>
+        <w:tc>
+          <w:tcPr/>
+          <w:p>
+            <w:pPr>
+              <w:pStyle w:val="Normal"/>
+              <w:spacing w:line="240" w:lineRule="auto" w:after="0"/>
+            </w:pPr>
+            <w:r>
+              <w:rPr>
+                <w:rFonts w:ascii="Times New Roman" w:hAnsi="Times New Roman" w:cs="Times New Roman" w:eastAsia="Times New Roman"/>
+                <w:sz w:val="20"/>
+                <w:szCs w:val="20"/>
+              </w:rPr>
+              <w:t xml:space="preserve">Imprecision</w:t>
+            </w:r>
+          </w:p>
+        </w:tc>
+        <w:tc>
+          <w:tcPr/>
+          <w:p>
+            <w:pPr>
+              <w:pStyle w:val="Normal"/>
+              <w:spacing w:line="240" w:lineRule="auto" w:after="0"/>
+            </w:pPr>
+            <w:r>
+              <w:rPr>
+                <w:rFonts w:ascii="Times New Roman" w:hAnsi="Times New Roman" w:cs="Times New Roman" w:eastAsia="Times New Roman"/>
+                <w:sz w:val="20"/>
+                <w:szCs w:val="20"/>
+              </w:rPr>
+              <w:t xml:space="preserve">Sequential monitoring boundaries</w:t>
+            </w:r>
+          </w:p>
+        </w:tc>
+        <w:tc>
+          <w:tcPr/>
+          <w:p>
+            <w:pPr>
+              <w:pStyle w:val="Normal"/>
+              <w:spacing w:line="240" w:lineRule="auto" w:after="0"/>
+            </w:pPr>
+            <w:r>
+              <w:rPr>
+                <w:rFonts w:ascii="Times New Roman" w:hAnsi="Times New Roman" w:cs="Times New Roman" w:eastAsia="Times New Roman"/>
+                <w:sz w:val="20"/>
+                <w:szCs w:val="20"/>
+              </w:rPr>
+              <w:t xml:space="preserve">Boundaries not crossed: interim analysis equivalent</w:t>
             </w:r>
           </w:p>
         </w:tc>
       </w:tr>
       <w:tr>
         <w:tc>
-          <w:tcPr>
-            <w:tcW w:type="dxa" w:w="2160"/>
-          </w:tcPr>
-          <w:p>
-            <w:r>
-              <w:t>Recommendation language</w:t>
-            </w:r>
-          </w:p>
-        </w:tc>
-        <w:tc>
-          <w:tcPr>
-            <w:tcW w:type="dxa" w:w="2160"/>
-          </w:tcPr>
-          <w:p>
-            <w:r>
-              <w:t>Overall assessment</w:t>
-            </w:r>
-          </w:p>
-        </w:tc>
-        <w:tc>
-          <w:tcPr>
-            <w:tcW w:type="dxa" w:w="2160"/>
-          </w:tcPr>
-          <w:p>
-            <w:r>
-              <w:t>Standardized templates</w:t>
-            </w:r>
-          </w:p>
-        </w:tc>
-        <w:tc>
-          <w:tcPr>
-            <w:tcW w:type="dxa" w:w="2160"/>
-          </w:tcPr>
-          <w:p>
-            <w:r>
-              <w:t>Tailored to information sufficiency classification</w:t>
+          <w:tcPr/>
+          <w:p>
+            <w:pPr>
+              <w:pStyle w:val="Normal"/>
+              <w:spacing w:line="240" w:lineRule="auto" w:after="0"/>
+            </w:pPr>
+            <w:r>
+              <w:rPr>
+                <w:rFonts w:ascii="Times New Roman" w:hAnsi="Times New Roman" w:cs="Times New Roman" w:eastAsia="Times New Roman"/>
+                <w:sz w:val="20"/>
+                <w:szCs w:val="20"/>
+              </w:rPr>
+              <w:t xml:space="preserve">Recommendation language</w:t>
+            </w:r>
+          </w:p>
+        </w:tc>
+        <w:tc>
+          <w:tcPr/>
+          <w:p>
+            <w:pPr>
+              <w:pStyle w:val="Normal"/>
+              <w:spacing w:line="240" w:lineRule="auto" w:after="0"/>
+            </w:pPr>
+            <w:r>
+              <w:rPr>
+                <w:rFonts w:ascii="Times New Roman" w:hAnsi="Times New Roman" w:cs="Times New Roman" w:eastAsia="Times New Roman"/>
+                <w:sz w:val="20"/>
+                <w:szCs w:val="20"/>
+              </w:rPr>
+              <w:t xml:space="preserve">Overall assessment</w:t>
+            </w:r>
+          </w:p>
+        </w:tc>
+        <w:tc>
+          <w:tcPr/>
+          <w:p>
+            <w:pPr>
+              <w:pStyle w:val="Normal"/>
+              <w:spacing w:line="240" w:lineRule="auto" w:after="0"/>
+            </w:pPr>
+            <w:r>
+              <w:rPr>
+                <w:rFonts w:ascii="Times New Roman" w:hAnsi="Times New Roman" w:cs="Times New Roman" w:eastAsia="Times New Roman"/>
+                <w:sz w:val="20"/>
+                <w:szCs w:val="20"/>
+              </w:rPr>
+              <w:t xml:space="preserve">Standardized templates</w:t>
+            </w:r>
+          </w:p>
+        </w:tc>
+        <w:tc>
+          <w:tcPr/>
+          <w:p>
+            <w:pPr>
+              <w:pStyle w:val="Normal"/>
+              <w:spacing w:line="240" w:lineRule="auto" w:after="0"/>
+            </w:pPr>
+            <w:r>
+              <w:rPr>
+                <w:rFonts w:ascii="Times New Roman" w:hAnsi="Times New Roman" w:cs="Times New Roman" w:eastAsia="Times New Roman"/>
+                <w:sz w:val="20"/>
+                <w:szCs w:val="20"/>
+              </w:rPr>
+              <w:t xml:space="preserve">Tailored to information sufficiency classification</w:t>
             </w:r>
           </w:p>
         </w:tc>
       </w:tr>
     </w:tbl>
-    <w:tbl>
+    <w:tbl xmlns:a="http://schemas.openxmlformats.org/drawingml/2006/main" xmlns:pic="http://schemas.openxmlformats.org/drawingml/2006/picture">
       <w:tblPr>
-        <w:tblStyle w:val="TableGrid"/>
-        <w:tblW w:type="auto" w:w="0"/>
-        <w:tblLook w:firstColumn="1" w:firstRow="1" w:lastColumn="0" w:lastRow="0" w:noHBand="0" w:noVBand="1" w:val="04A0"/>
+        <w:tblStyle w:val="Table Grid"/>
+        <w:tblW w:type="pct" w:w="5000"/>
+        <w:tblLayout w:type="fixed"/>
+        <w:tblLook w:firstRow="1" w:lastRow="0" w:firstColumn="0" w:lastColumn="0" w:noHBand="0" w:noVBand="0" w:val="0020"/>
+        <w:jc w:val="center"/>
       </w:tblPr>
       <w:tblGrid>
-        <w:gridCol w:w="1080"/>
-        <w:gridCol w:w="1080"/>
-        <w:gridCol w:w="1080"/>
-        <w:gridCol w:w="1080"/>
-        <w:gridCol w:w="1080"/>
-        <w:gridCol w:w="1080"/>
-        <w:gridCol w:w="1080"/>
-        <w:gridCol w:w="1080"/>
+        <w:gridCol w:w="990"/>
+        <w:gridCol w:w="990"/>
+        <w:gridCol w:w="990"/>
+        <w:gridCol w:w="990"/>
+        <w:gridCol w:w="990"/>
+        <w:gridCol w:w="990"/>
+        <w:gridCol w:w="990"/>
+        <w:gridCol w:w="990"/>
       </w:tblGrid>
       <w:tr>
-        <w:tc>
-          <w:tcPr>
-            <w:tcW w:type="dxa" w:w="1080"/>
-          </w:tcPr>
-          <w:p>
-            <w:r>
-              <w:t>Study</w:t>
-            </w:r>
-          </w:p>
-        </w:tc>
-        <w:tc>
-          <w:tcPr>
-            <w:tcW w:type="dxa" w:w="1080"/>
-          </w:tcPr>
-          <w:p>
-            <w:r>
-              <w:t>Year</w:t>
-            </w:r>
-          </w:p>
-        </w:tc>
-        <w:tc>
-          <w:tcPr>
-            <w:tcW w:type="dxa" w:w="1080"/>
-          </w:tcPr>
-          <w:p>
-            <w:r>
-              <w:t>Era</w:t>
-            </w:r>
-          </w:p>
-        </w:tc>
-        <w:tc>
-          <w:tcPr>
-            <w:tcW w:type="dxa" w:w="1080"/>
-          </w:tcPr>
-          <w:p>
-            <w:r>
-              <w:t>Events (Mg)</w:t>
-            </w:r>
-          </w:p>
-        </w:tc>
-        <w:tc>
-          <w:tcPr>
-            <w:tcW w:type="dxa" w:w="1080"/>
-          </w:tcPr>
-          <w:p>
-            <w:r>
-              <w:t>N (Mg)</w:t>
-            </w:r>
-          </w:p>
-        </w:tc>
-        <w:tc>
-          <w:tcPr>
-            <w:tcW w:type="dxa" w:w="1080"/>
-          </w:tcPr>
-          <w:p>
-            <w:r>
-              <w:t>Events (Ctrl)</w:t>
-            </w:r>
-          </w:p>
-        </w:tc>
-        <w:tc>
-          <w:tcPr>
-            <w:tcW w:type="dxa" w:w="1080"/>
-          </w:tcPr>
-          <w:p>
-            <w:r>
-              <w:t>N (Ctrl)</w:t>
-            </w:r>
-          </w:p>
-        </w:tc>
-        <w:tc>
-          <w:tcPr>
-            <w:tcW w:type="dxa" w:w="1080"/>
-          </w:tcPr>
-          <w:p>
-            <w:r>
-              <w:t>Control rate</w:t>
+        <w:trPr>
+          <w:tblHeader w:val="on"/>
+        </w:trPr>
+        <w:tc>
+          <w:tcPr/>
+          <w:p>
+            <w:pPr>
+              <w:pStyle w:val="Normal"/>
+              <w:spacing w:line="240" w:lineRule="auto" w:after="0"/>
+            </w:pPr>
+            <w:r>
+              <w:rPr>
+                <w:rFonts w:ascii="Times New Roman" w:hAnsi="Times New Roman" w:cs="Times New Roman" w:eastAsia="Times New Roman"/>
+                <w:sz w:val="20"/>
+                <w:szCs w:val="20"/>
+                <w:b/>
+              </w:rPr>
+              <w:t xml:space="preserve">Study</w:t>
+            </w:r>
+          </w:p>
+        </w:tc>
+        <w:tc>
+          <w:tcPr/>
+          <w:p>
+            <w:pPr>
+              <w:pStyle w:val="Normal"/>
+              <w:spacing w:line="240" w:lineRule="auto" w:after="0"/>
+            </w:pPr>
+            <w:r>
+              <w:rPr>
+                <w:rFonts w:ascii="Times New Roman" w:hAnsi="Times New Roman" w:cs="Times New Roman" w:eastAsia="Times New Roman"/>
+                <w:sz w:val="20"/>
+                <w:szCs w:val="20"/>
+                <w:b/>
+              </w:rPr>
+              <w:t xml:space="preserve">Year</w:t>
+            </w:r>
+          </w:p>
+        </w:tc>
+        <w:tc>
+          <w:tcPr/>
+          <w:p>
+            <w:pPr>
+              <w:pStyle w:val="Normal"/>
+              <w:spacing w:line="240" w:lineRule="auto" w:after="0"/>
+            </w:pPr>
+            <w:r>
+              <w:rPr>
+                <w:rFonts w:ascii="Times New Roman" w:hAnsi="Times New Roman" w:cs="Times New Roman" w:eastAsia="Times New Roman"/>
+                <w:sz w:val="20"/>
+                <w:szCs w:val="20"/>
+                <w:b/>
+              </w:rPr>
+              <w:t xml:space="preserve">Era</w:t>
+            </w:r>
+          </w:p>
+        </w:tc>
+        <w:tc>
+          <w:tcPr/>
+          <w:p>
+            <w:pPr>
+              <w:pStyle w:val="Normal"/>
+              <w:spacing w:line="240" w:lineRule="auto" w:after="0"/>
+            </w:pPr>
+            <w:r>
+              <w:rPr>
+                <w:rFonts w:ascii="Times New Roman" w:hAnsi="Times New Roman" w:cs="Times New Roman" w:eastAsia="Times New Roman"/>
+                <w:sz w:val="20"/>
+                <w:szCs w:val="20"/>
+                <w:b/>
+              </w:rPr>
+              <w:t xml:space="preserve">Events (Mg)</w:t>
+            </w:r>
+          </w:p>
+        </w:tc>
+        <w:tc>
+          <w:tcPr/>
+          <w:p>
+            <w:pPr>
+              <w:pStyle w:val="Normal"/>
+              <w:spacing w:line="240" w:lineRule="auto" w:after="0"/>
+            </w:pPr>
+            <w:r>
+              <w:rPr>
+                <w:rFonts w:ascii="Times New Roman" w:hAnsi="Times New Roman" w:cs="Times New Roman" w:eastAsia="Times New Roman"/>
+                <w:sz w:val="20"/>
+                <w:szCs w:val="20"/>
+                <w:b/>
+              </w:rPr>
+              <w:t xml:space="preserve">N (Mg)</w:t>
+            </w:r>
+          </w:p>
+        </w:tc>
+        <w:tc>
+          <w:tcPr/>
+          <w:p>
+            <w:pPr>
+              <w:pStyle w:val="Normal"/>
+              <w:spacing w:line="240" w:lineRule="auto" w:after="0"/>
+            </w:pPr>
+            <w:r>
+              <w:rPr>
+                <w:rFonts w:ascii="Times New Roman" w:hAnsi="Times New Roman" w:cs="Times New Roman" w:eastAsia="Times New Roman"/>
+                <w:sz w:val="20"/>
+                <w:szCs w:val="20"/>
+                <w:b/>
+              </w:rPr>
+              <w:t xml:space="preserve">Events (Ctrl)</w:t>
+            </w:r>
+          </w:p>
+        </w:tc>
+        <w:tc>
+          <w:tcPr/>
+          <w:p>
+            <w:pPr>
+              <w:pStyle w:val="Normal"/>
+              <w:spacing w:line="240" w:lineRule="auto" w:after="0"/>
+            </w:pPr>
+            <w:r>
+              <w:rPr>
+                <w:rFonts w:ascii="Times New Roman" w:hAnsi="Times New Roman" w:cs="Times New Roman" w:eastAsia="Times New Roman"/>
+                <w:sz w:val="20"/>
+                <w:szCs w:val="20"/>
+                <w:b/>
+              </w:rPr>
+              <w:t xml:space="preserve">N (Ctrl)</w:t>
+            </w:r>
+          </w:p>
+        </w:tc>
+        <w:tc>
+          <w:tcPr/>
+          <w:p>
+            <w:pPr>
+              <w:pStyle w:val="Normal"/>
+              <w:spacing w:line="240" w:lineRule="auto" w:after="0"/>
+            </w:pPr>
+            <w:r>
+              <w:rPr>
+                <w:rFonts w:ascii="Times New Roman" w:hAnsi="Times New Roman" w:cs="Times New Roman" w:eastAsia="Times New Roman"/>
+                <w:sz w:val="20"/>
+                <w:szCs w:val="20"/>
+                <w:b/>
+              </w:rPr>
+              <w:t xml:space="preserve">Control rate</w:t>
             </w:r>
           </w:p>
         </w:tc>
       </w:tr>
       <w:tr>
         <w:tc>
-          <w:tcPr>
-            <w:tcW w:type="dxa" w:w="1080"/>
-          </w:tcPr>
-          <w:p>
-            <w:r>
-              <w:t>Morton 1984</w:t>
-            </w:r>
-          </w:p>
-        </w:tc>
-        <w:tc>
-          <w:tcPr>
-            <w:tcW w:type="dxa" w:w="1080"/>
-          </w:tcPr>
-          <w:p>
-            <w:r>
-              <w:t>1984</w:t>
-            </w:r>
-          </w:p>
-        </w:tc>
-        <w:tc>
-          <w:tcPr>
-            <w:tcW w:type="dxa" w:w="1080"/>
-          </w:tcPr>
-          <w:p>
-            <w:r>
-              <w:t>Pre-thrombolysis</w:t>
-            </w:r>
-          </w:p>
-        </w:tc>
-        <w:tc>
-          <w:tcPr>
-            <w:tcW w:type="dxa" w:w="1080"/>
-          </w:tcPr>
-          <w:p>
-            <w:r>
-              <w:t>1</w:t>
-            </w:r>
-          </w:p>
-        </w:tc>
-        <w:tc>
-          <w:tcPr>
-            <w:tcW w:type="dxa" w:w="1080"/>
-          </w:tcPr>
-          <w:p>
-            <w:r>
-              <w:t>40</w:t>
-            </w:r>
-          </w:p>
-        </w:tc>
-        <w:tc>
-          <w:tcPr>
-            <w:tcW w:type="dxa" w:w="1080"/>
-          </w:tcPr>
-          <w:p>
-            <w:r>
-              <w:t>2</w:t>
-            </w:r>
-          </w:p>
-        </w:tc>
-        <w:tc>
-          <w:tcPr>
-            <w:tcW w:type="dxa" w:w="1080"/>
-          </w:tcPr>
-          <w:p>
-            <w:r>
-              <w:t>36</w:t>
-            </w:r>
-          </w:p>
-        </w:tc>
-        <w:tc>
-          <w:tcPr>
-            <w:tcW w:type="dxa" w:w="1080"/>
-          </w:tcPr>
-          <w:p>
-            <w:r>
-              <w:t>5.6%</w:t>
+          <w:tcPr/>
+          <w:p>
+            <w:pPr>
+              <w:pStyle w:val="Normal"/>
+              <w:spacing w:line="240" w:lineRule="auto" w:after="0"/>
+            </w:pPr>
+            <w:r>
+              <w:rPr>
+                <w:rFonts w:ascii="Times New Roman" w:hAnsi="Times New Roman" w:cs="Times New Roman" w:eastAsia="Times New Roman"/>
+                <w:sz w:val="20"/>
+                <w:szCs w:val="20"/>
+              </w:rPr>
+              <w:t xml:space="preserve">Morton 1984</w:t>
+            </w:r>
+          </w:p>
+        </w:tc>
+        <w:tc>
+          <w:tcPr/>
+          <w:p>
+            <w:pPr>
+              <w:pStyle w:val="Normal"/>
+              <w:spacing w:line="240" w:lineRule="auto" w:after="0"/>
+            </w:pPr>
+            <w:r>
+              <w:rPr>
+                <w:rFonts w:ascii="Times New Roman" w:hAnsi="Times New Roman" w:cs="Times New Roman" w:eastAsia="Times New Roman"/>
+                <w:sz w:val="20"/>
+                <w:szCs w:val="20"/>
+              </w:rPr>
+              <w:t xml:space="preserve">1984</w:t>
+            </w:r>
+          </w:p>
+        </w:tc>
+        <w:tc>
+          <w:tcPr/>
+          <w:p>
+            <w:pPr>
+              <w:pStyle w:val="Normal"/>
+              <w:spacing w:line="240" w:lineRule="auto" w:after="0"/>
+            </w:pPr>
+            <w:r>
+              <w:rPr>
+                <w:rFonts w:ascii="Times New Roman" w:hAnsi="Times New Roman" w:cs="Times New Roman" w:eastAsia="Times New Roman"/>
+                <w:sz w:val="20"/>
+                <w:szCs w:val="20"/>
+              </w:rPr>
+              <w:t xml:space="preserve">Pre-thrombolysis</w:t>
+            </w:r>
+          </w:p>
+        </w:tc>
+        <w:tc>
+          <w:tcPr/>
+          <w:p>
+            <w:pPr>
+              <w:pStyle w:val="Normal"/>
+              <w:spacing w:line="240" w:lineRule="auto" w:after="0"/>
+            </w:pPr>
+            <w:r>
+              <w:rPr>
+                <w:rFonts w:ascii="Times New Roman" w:hAnsi="Times New Roman" w:cs="Times New Roman" w:eastAsia="Times New Roman"/>
+                <w:sz w:val="20"/>
+                <w:szCs w:val="20"/>
+              </w:rPr>
+              <w:t xml:space="preserve">1</w:t>
+            </w:r>
+          </w:p>
+        </w:tc>
+        <w:tc>
+          <w:tcPr/>
+          <w:p>
+            <w:pPr>
+              <w:pStyle w:val="Normal"/>
+              <w:spacing w:line="240" w:lineRule="auto" w:after="0"/>
+            </w:pPr>
+            <w:r>
+              <w:rPr>
+                <w:rFonts w:ascii="Times New Roman" w:hAnsi="Times New Roman" w:cs="Times New Roman" w:eastAsia="Times New Roman"/>
+                <w:sz w:val="20"/>
+                <w:szCs w:val="20"/>
+              </w:rPr>
+              <w:t xml:space="preserve">40</w:t>
+            </w:r>
+          </w:p>
+        </w:tc>
+        <w:tc>
+          <w:tcPr/>
+          <w:p>
+            <w:pPr>
+              <w:pStyle w:val="Normal"/>
+              <w:spacing w:line="240" w:lineRule="auto" w:after="0"/>
+            </w:pPr>
+            <w:r>
+              <w:rPr>
+                <w:rFonts w:ascii="Times New Roman" w:hAnsi="Times New Roman" w:cs="Times New Roman" w:eastAsia="Times New Roman"/>
+                <w:sz w:val="20"/>
+                <w:szCs w:val="20"/>
+              </w:rPr>
+              <w:t xml:space="preserve">2</w:t>
+            </w:r>
+          </w:p>
+        </w:tc>
+        <w:tc>
+          <w:tcPr/>
+          <w:p>
+            <w:pPr>
+              <w:pStyle w:val="Normal"/>
+              <w:spacing w:line="240" w:lineRule="auto" w:after="0"/>
+            </w:pPr>
+            <w:r>
+              <w:rPr>
+                <w:rFonts w:ascii="Times New Roman" w:hAnsi="Times New Roman" w:cs="Times New Roman" w:eastAsia="Times New Roman"/>
+                <w:sz w:val="20"/>
+                <w:szCs w:val="20"/>
+              </w:rPr>
+              <w:t xml:space="preserve">36</w:t>
+            </w:r>
+          </w:p>
+        </w:tc>
+        <w:tc>
+          <w:tcPr/>
+          <w:p>
+            <w:pPr>
+              <w:pStyle w:val="Normal"/>
+              <w:spacing w:line="240" w:lineRule="auto" w:after="0"/>
+            </w:pPr>
+            <w:r>
+              <w:rPr>
+                <w:rFonts w:ascii="Times New Roman" w:hAnsi="Times New Roman" w:cs="Times New Roman" w:eastAsia="Times New Roman"/>
+                <w:sz w:val="20"/>
+                <w:szCs w:val="20"/>
+              </w:rPr>
+              <w:t xml:space="preserve">5.6%</w:t>
             </w:r>
           </w:p>
         </w:tc>
       </w:tr>
       <w:tr>
         <w:tc>
-          <w:tcPr>
-            <w:tcW w:type="dxa" w:w="1080"/>
-          </w:tcPr>
-          <w:p>
-            <w:r>
-              <w:t>Rasmussen 1986</w:t>
-            </w:r>
-          </w:p>
-        </w:tc>
-        <w:tc>
-          <w:tcPr>
-            <w:tcW w:type="dxa" w:w="1080"/>
-          </w:tcPr>
-          <w:p>
-            <w:r>
-              <w:t>1986</w:t>
-            </w:r>
-          </w:p>
-        </w:tc>
-        <w:tc>
-          <w:tcPr>
-            <w:tcW w:type="dxa" w:w="1080"/>
-          </w:tcPr>
-          <w:p>
-            <w:r>
-              <w:t>Pre-thrombolysis</w:t>
-            </w:r>
-          </w:p>
-        </w:tc>
-        <w:tc>
-          <w:tcPr>
-            <w:tcW w:type="dxa" w:w="1080"/>
-          </w:tcPr>
-          <w:p>
-            <w:r>
-              <w:t>1</w:t>
-            </w:r>
-          </w:p>
-        </w:tc>
-        <w:tc>
-          <w:tcPr>
-            <w:tcW w:type="dxa" w:w="1080"/>
-          </w:tcPr>
-          <w:p>
-            <w:r>
-              <w:t>56</w:t>
-            </w:r>
-          </w:p>
-        </w:tc>
-        <w:tc>
-          <w:tcPr>
-            <w:tcW w:type="dxa" w:w="1080"/>
-          </w:tcPr>
-          <w:p>
-            <w:r>
-              <w:t>9</w:t>
-            </w:r>
-          </w:p>
-        </w:tc>
-        <w:tc>
-          <w:tcPr>
-            <w:tcW w:type="dxa" w:w="1080"/>
-          </w:tcPr>
-          <w:p>
-            <w:r>
-              <w:t>79</w:t>
-            </w:r>
-          </w:p>
-        </w:tc>
-        <w:tc>
-          <w:tcPr>
-            <w:tcW w:type="dxa" w:w="1080"/>
-          </w:tcPr>
-          <w:p>
-            <w:r>
-              <w:t>11.4%</w:t>
+          <w:tcPr/>
+          <w:p>
+            <w:pPr>
+              <w:pStyle w:val="Normal"/>
+              <w:spacing w:line="240" w:lineRule="auto" w:after="0"/>
+            </w:pPr>
+            <w:r>
+              <w:rPr>
+                <w:rFonts w:ascii="Times New Roman" w:hAnsi="Times New Roman" w:cs="Times New Roman" w:eastAsia="Times New Roman"/>
+                <w:sz w:val="20"/>
+                <w:szCs w:val="20"/>
+              </w:rPr>
+              <w:t xml:space="preserve">Rasmussen 1986</w:t>
+            </w:r>
+          </w:p>
+        </w:tc>
+        <w:tc>
+          <w:tcPr/>
+          <w:p>
+            <w:pPr>
+              <w:pStyle w:val="Normal"/>
+              <w:spacing w:line="240" w:lineRule="auto" w:after="0"/>
+            </w:pPr>
+            <w:r>
+              <w:rPr>
+                <w:rFonts w:ascii="Times New Roman" w:hAnsi="Times New Roman" w:cs="Times New Roman" w:eastAsia="Times New Roman"/>
+                <w:sz w:val="20"/>
+                <w:szCs w:val="20"/>
+              </w:rPr>
+              <w:t xml:space="preserve">1986</w:t>
+            </w:r>
+          </w:p>
+        </w:tc>
+        <w:tc>
+          <w:tcPr/>
+          <w:p>
+            <w:pPr>
+              <w:pStyle w:val="Normal"/>
+              <w:spacing w:line="240" w:lineRule="auto" w:after="0"/>
+            </w:pPr>
+            <w:r>
+              <w:rPr>
+                <w:rFonts w:ascii="Times New Roman" w:hAnsi="Times New Roman" w:cs="Times New Roman" w:eastAsia="Times New Roman"/>
+                <w:sz w:val="20"/>
+                <w:szCs w:val="20"/>
+              </w:rPr>
+              <w:t xml:space="preserve">Pre-thrombolysis</w:t>
+            </w:r>
+          </w:p>
+        </w:tc>
+        <w:tc>
+          <w:tcPr/>
+          <w:p>
+            <w:pPr>
+              <w:pStyle w:val="Normal"/>
+              <w:spacing w:line="240" w:lineRule="auto" w:after="0"/>
+            </w:pPr>
+            <w:r>
+              <w:rPr>
+                <w:rFonts w:ascii="Times New Roman" w:hAnsi="Times New Roman" w:cs="Times New Roman" w:eastAsia="Times New Roman"/>
+                <w:sz w:val="20"/>
+                <w:szCs w:val="20"/>
+              </w:rPr>
+              <w:t xml:space="preserve">1</w:t>
+            </w:r>
+          </w:p>
+        </w:tc>
+        <w:tc>
+          <w:tcPr/>
+          <w:p>
+            <w:pPr>
+              <w:pStyle w:val="Normal"/>
+              <w:spacing w:line="240" w:lineRule="auto" w:after="0"/>
+            </w:pPr>
+            <w:r>
+              <w:rPr>
+                <w:rFonts w:ascii="Times New Roman" w:hAnsi="Times New Roman" w:cs="Times New Roman" w:eastAsia="Times New Roman"/>
+                <w:sz w:val="20"/>
+                <w:szCs w:val="20"/>
+              </w:rPr>
+              <w:t xml:space="preserve">56</w:t>
+            </w:r>
+          </w:p>
+        </w:tc>
+        <w:tc>
+          <w:tcPr/>
+          <w:p>
+            <w:pPr>
+              <w:pStyle w:val="Normal"/>
+              <w:spacing w:line="240" w:lineRule="auto" w:after="0"/>
+            </w:pPr>
+            <w:r>
+              <w:rPr>
+                <w:rFonts w:ascii="Times New Roman" w:hAnsi="Times New Roman" w:cs="Times New Roman" w:eastAsia="Times New Roman"/>
+                <w:sz w:val="20"/>
+                <w:szCs w:val="20"/>
+              </w:rPr>
+              <w:t xml:space="preserve">9</w:t>
+            </w:r>
+          </w:p>
+        </w:tc>
+        <w:tc>
+          <w:tcPr/>
+          <w:p>
+            <w:pPr>
+              <w:pStyle w:val="Normal"/>
+              <w:spacing w:line="240" w:lineRule="auto" w:after="0"/>
+            </w:pPr>
+            <w:r>
+              <w:rPr>
+                <w:rFonts w:ascii="Times New Roman" w:hAnsi="Times New Roman" w:cs="Times New Roman" w:eastAsia="Times New Roman"/>
+                <w:sz w:val="20"/>
+                <w:szCs w:val="20"/>
+              </w:rPr>
+              <w:t xml:space="preserve">79</w:t>
+            </w:r>
+          </w:p>
+        </w:tc>
+        <w:tc>
+          <w:tcPr/>
+          <w:p>
+            <w:pPr>
+              <w:pStyle w:val="Normal"/>
+              <w:spacing w:line="240" w:lineRule="auto" w:after="0"/>
+            </w:pPr>
+            <w:r>
+              <w:rPr>
+                <w:rFonts w:ascii="Times New Roman" w:hAnsi="Times New Roman" w:cs="Times New Roman" w:eastAsia="Times New Roman"/>
+                <w:sz w:val="20"/>
+                <w:szCs w:val="20"/>
+              </w:rPr>
+              <w:t xml:space="preserve">11.4%</w:t>
             </w:r>
           </w:p>
         </w:tc>
       </w:tr>
       <w:tr>
         <w:tc>
-          <w:tcPr>
-            <w:tcW w:type="dxa" w:w="1080"/>
-          </w:tcPr>
-          <w:p>
-            <w:r>
-              <w:t>Smith 1986</w:t>
-            </w:r>
-          </w:p>
-        </w:tc>
-        <w:tc>
-          <w:tcPr>
-            <w:tcW w:type="dxa" w:w="1080"/>
-          </w:tcPr>
-          <w:p>
-            <w:r>
-              <w:t>1986</w:t>
-            </w:r>
-          </w:p>
-        </w:tc>
-        <w:tc>
-          <w:tcPr>
-            <w:tcW w:type="dxa" w:w="1080"/>
-          </w:tcPr>
-          <w:p>
-            <w:r>
-              <w:t>Pre-thrombolysis</w:t>
-            </w:r>
-          </w:p>
-        </w:tc>
-        <w:tc>
-          <w:tcPr>
-            <w:tcW w:type="dxa" w:w="1080"/>
-          </w:tcPr>
-          <w:p>
-            <w:r>
-              <w:t>2</w:t>
-            </w:r>
-          </w:p>
-        </w:tc>
-        <w:tc>
-          <w:tcPr>
-            <w:tcW w:type="dxa" w:w="1080"/>
-          </w:tcPr>
-          <w:p>
-            <w:r>
-              <w:t>200</w:t>
-            </w:r>
-          </w:p>
-        </w:tc>
-        <w:tc>
-          <w:tcPr>
-            <w:tcW w:type="dxa" w:w="1080"/>
-          </w:tcPr>
-          <w:p>
-            <w:r>
-              <w:t>7</w:t>
-            </w:r>
-          </w:p>
-        </w:tc>
-        <w:tc>
-          <w:tcPr>
-            <w:tcW w:type="dxa" w:w="1080"/>
-          </w:tcPr>
-          <w:p>
-            <w:r>
-              <w:t>200</w:t>
-            </w:r>
-          </w:p>
-        </w:tc>
-        <w:tc>
-          <w:tcPr>
-            <w:tcW w:type="dxa" w:w="1080"/>
-          </w:tcPr>
-          <w:p>
-            <w:r>
-              <w:t>3.5%</w:t>
+          <w:tcPr/>
+          <w:p>
+            <w:pPr>
+              <w:pStyle w:val="Normal"/>
+              <w:spacing w:line="240" w:lineRule="auto" w:after="0"/>
+            </w:pPr>
+            <w:r>
+              <w:rPr>
+                <w:rFonts w:ascii="Times New Roman" w:hAnsi="Times New Roman" w:cs="Times New Roman" w:eastAsia="Times New Roman"/>
+                <w:sz w:val="20"/>
+                <w:szCs w:val="20"/>
+              </w:rPr>
+              <w:t xml:space="preserve">Smith 1986</w:t>
+            </w:r>
+          </w:p>
+        </w:tc>
+        <w:tc>
+          <w:tcPr/>
+          <w:p>
+            <w:pPr>
+              <w:pStyle w:val="Normal"/>
+              <w:spacing w:line="240" w:lineRule="auto" w:after="0"/>
+            </w:pPr>
+            <w:r>
+              <w:rPr>
+                <w:rFonts w:ascii="Times New Roman" w:hAnsi="Times New Roman" w:cs="Times New Roman" w:eastAsia="Times New Roman"/>
+                <w:sz w:val="20"/>
+                <w:szCs w:val="20"/>
+              </w:rPr>
+              <w:t xml:space="preserve">1986</w:t>
+            </w:r>
+          </w:p>
+        </w:tc>
+        <w:tc>
+          <w:tcPr/>
+          <w:p>
+            <w:pPr>
+              <w:pStyle w:val="Normal"/>
+              <w:spacing w:line="240" w:lineRule="auto" w:after="0"/>
+            </w:pPr>
+            <w:r>
+              <w:rPr>
+                <w:rFonts w:ascii="Times New Roman" w:hAnsi="Times New Roman" w:cs="Times New Roman" w:eastAsia="Times New Roman"/>
+                <w:sz w:val="20"/>
+                <w:szCs w:val="20"/>
+              </w:rPr>
+              <w:t xml:space="preserve">Pre-thrombolysis</w:t>
+            </w:r>
+          </w:p>
+        </w:tc>
+        <w:tc>
+          <w:tcPr/>
+          <w:p>
+            <w:pPr>
+              <w:pStyle w:val="Normal"/>
+              <w:spacing w:line="240" w:lineRule="auto" w:after="0"/>
+            </w:pPr>
+            <w:r>
+              <w:rPr>
+                <w:rFonts w:ascii="Times New Roman" w:hAnsi="Times New Roman" w:cs="Times New Roman" w:eastAsia="Times New Roman"/>
+                <w:sz w:val="20"/>
+                <w:szCs w:val="20"/>
+              </w:rPr>
+              <w:t xml:space="preserve">2</w:t>
+            </w:r>
+          </w:p>
+        </w:tc>
+        <w:tc>
+          <w:tcPr/>
+          <w:p>
+            <w:pPr>
+              <w:pStyle w:val="Normal"/>
+              <w:spacing w:line="240" w:lineRule="auto" w:after="0"/>
+            </w:pPr>
+            <w:r>
+              <w:rPr>
+                <w:rFonts w:ascii="Times New Roman" w:hAnsi="Times New Roman" w:cs="Times New Roman" w:eastAsia="Times New Roman"/>
+                <w:sz w:val="20"/>
+                <w:szCs w:val="20"/>
+              </w:rPr>
+              <w:t xml:space="preserve">200</w:t>
+            </w:r>
+          </w:p>
+        </w:tc>
+        <w:tc>
+          <w:tcPr/>
+          <w:p>
+            <w:pPr>
+              <w:pStyle w:val="Normal"/>
+              <w:spacing w:line="240" w:lineRule="auto" w:after="0"/>
+            </w:pPr>
+            <w:r>
+              <w:rPr>
+                <w:rFonts w:ascii="Times New Roman" w:hAnsi="Times New Roman" w:cs="Times New Roman" w:eastAsia="Times New Roman"/>
+                <w:sz w:val="20"/>
+                <w:szCs w:val="20"/>
+              </w:rPr>
+              <w:t xml:space="preserve">7</w:t>
+            </w:r>
+          </w:p>
+        </w:tc>
+        <w:tc>
+          <w:tcPr/>
+          <w:p>
+            <w:pPr>
+              <w:pStyle w:val="Normal"/>
+              <w:spacing w:line="240" w:lineRule="auto" w:after="0"/>
+            </w:pPr>
+            <w:r>
+              <w:rPr>
+                <w:rFonts w:ascii="Times New Roman" w:hAnsi="Times New Roman" w:cs="Times New Roman" w:eastAsia="Times New Roman"/>
+                <w:sz w:val="20"/>
+                <w:szCs w:val="20"/>
+              </w:rPr>
+              <w:t xml:space="preserve">200</w:t>
+            </w:r>
+          </w:p>
+        </w:tc>
+        <w:tc>
+          <w:tcPr/>
+          <w:p>
+            <w:pPr>
+              <w:pStyle w:val="Normal"/>
+              <w:spacing w:line="240" w:lineRule="auto" w:after="0"/>
+            </w:pPr>
+            <w:r>
+              <w:rPr>
+                <w:rFonts w:ascii="Times New Roman" w:hAnsi="Times New Roman" w:cs="Times New Roman" w:eastAsia="Times New Roman"/>
+                <w:sz w:val="20"/>
+                <w:szCs w:val="20"/>
+              </w:rPr>
+              <w:t xml:space="preserve">3.5%</w:t>
             </w:r>
           </w:p>
         </w:tc>
       </w:tr>
       <w:tr>
         <w:tc>
-          <w:tcPr>
-            <w:tcW w:type="dxa" w:w="1080"/>
-          </w:tcPr>
-          <w:p>
-            <w:r>
-              <w:t>Abraham 1987</w:t>
-            </w:r>
-          </w:p>
-        </w:tc>
-        <w:tc>
-          <w:tcPr>
-            <w:tcW w:type="dxa" w:w="1080"/>
-          </w:tcPr>
-          <w:p>
-            <w:r>
-              <w:t>1987</w:t>
-            </w:r>
-          </w:p>
-        </w:tc>
-        <w:tc>
-          <w:tcPr>
-            <w:tcW w:type="dxa" w:w="1080"/>
-          </w:tcPr>
-          <w:p>
-            <w:r>
-              <w:t>Pre-thrombolysis</w:t>
-            </w:r>
-          </w:p>
-        </w:tc>
-        <w:tc>
-          <w:tcPr>
-            <w:tcW w:type="dxa" w:w="1080"/>
-          </w:tcPr>
-          <w:p>
-            <w:r>
-              <w:t>1</w:t>
-            </w:r>
-          </w:p>
-        </w:tc>
-        <w:tc>
-          <w:tcPr>
-            <w:tcW w:type="dxa" w:w="1080"/>
-          </w:tcPr>
-          <w:p>
-            <w:r>
-              <w:t>48</w:t>
-            </w:r>
-          </w:p>
-        </w:tc>
-        <w:tc>
-          <w:tcPr>
-            <w:tcW w:type="dxa" w:w="1080"/>
-          </w:tcPr>
-          <w:p>
-            <w:r>
-              <w:t>1</w:t>
-            </w:r>
-          </w:p>
-        </w:tc>
-        <w:tc>
-          <w:tcPr>
-            <w:tcW w:type="dxa" w:w="1080"/>
-          </w:tcPr>
-          <w:p>
-            <w:r>
-              <w:t>46</w:t>
-            </w:r>
-          </w:p>
-        </w:tc>
-        <w:tc>
-          <w:tcPr>
-            <w:tcW w:type="dxa" w:w="1080"/>
-          </w:tcPr>
-          <w:p>
-            <w:r>
-              <w:t>2.2%</w:t>
+          <w:tcPr/>
+          <w:p>
+            <w:pPr>
+              <w:pStyle w:val="Normal"/>
+              <w:spacing w:line="240" w:lineRule="auto" w:after="0"/>
+            </w:pPr>
+            <w:r>
+              <w:rPr>
+                <w:rFonts w:ascii="Times New Roman" w:hAnsi="Times New Roman" w:cs="Times New Roman" w:eastAsia="Times New Roman"/>
+                <w:sz w:val="20"/>
+                <w:szCs w:val="20"/>
+              </w:rPr>
+              <w:t xml:space="preserve">Abraham 1987</w:t>
+            </w:r>
+          </w:p>
+        </w:tc>
+        <w:tc>
+          <w:tcPr/>
+          <w:p>
+            <w:pPr>
+              <w:pStyle w:val="Normal"/>
+              <w:spacing w:line="240" w:lineRule="auto" w:after="0"/>
+            </w:pPr>
+            <w:r>
+              <w:rPr>
+                <w:rFonts w:ascii="Times New Roman" w:hAnsi="Times New Roman" w:cs="Times New Roman" w:eastAsia="Times New Roman"/>
+                <w:sz w:val="20"/>
+                <w:szCs w:val="20"/>
+              </w:rPr>
+              <w:t xml:space="preserve">1987</w:t>
+            </w:r>
+          </w:p>
+        </w:tc>
+        <w:tc>
+          <w:tcPr/>
+          <w:p>
+            <w:pPr>
+              <w:pStyle w:val="Normal"/>
+              <w:spacing w:line="240" w:lineRule="auto" w:after="0"/>
+            </w:pPr>
+            <w:r>
+              <w:rPr>
+                <w:rFonts w:ascii="Times New Roman" w:hAnsi="Times New Roman" w:cs="Times New Roman" w:eastAsia="Times New Roman"/>
+                <w:sz w:val="20"/>
+                <w:szCs w:val="20"/>
+              </w:rPr>
+              <w:t xml:space="preserve">Pre-thrombolysis</w:t>
+            </w:r>
+          </w:p>
+        </w:tc>
+        <w:tc>
+          <w:tcPr/>
+          <w:p>
+            <w:pPr>
+              <w:pStyle w:val="Normal"/>
+              <w:spacing w:line="240" w:lineRule="auto" w:after="0"/>
+            </w:pPr>
+            <w:r>
+              <w:rPr>
+                <w:rFonts w:ascii="Times New Roman" w:hAnsi="Times New Roman" w:cs="Times New Roman" w:eastAsia="Times New Roman"/>
+                <w:sz w:val="20"/>
+                <w:szCs w:val="20"/>
+              </w:rPr>
+              <w:t xml:space="preserve">1</w:t>
+            </w:r>
+          </w:p>
+        </w:tc>
+        <w:tc>
+          <w:tcPr/>
+          <w:p>
+            <w:pPr>
+              <w:pStyle w:val="Normal"/>
+              <w:spacing w:line="240" w:lineRule="auto" w:after="0"/>
+            </w:pPr>
+            <w:r>
+              <w:rPr>
+                <w:rFonts w:ascii="Times New Roman" w:hAnsi="Times New Roman" w:cs="Times New Roman" w:eastAsia="Times New Roman"/>
+                <w:sz w:val="20"/>
+                <w:szCs w:val="20"/>
+              </w:rPr>
+              <w:t xml:space="preserve">48</w:t>
+            </w:r>
+          </w:p>
+        </w:tc>
+        <w:tc>
+          <w:tcPr/>
+          <w:p>
+            <w:pPr>
+              <w:pStyle w:val="Normal"/>
+              <w:spacing w:line="240" w:lineRule="auto" w:after="0"/>
+            </w:pPr>
+            <w:r>
+              <w:rPr>
+                <w:rFonts w:ascii="Times New Roman" w:hAnsi="Times New Roman" w:cs="Times New Roman" w:eastAsia="Times New Roman"/>
+                <w:sz w:val="20"/>
+                <w:szCs w:val="20"/>
+              </w:rPr>
+              <w:t xml:space="preserve">1</w:t>
+            </w:r>
+          </w:p>
+        </w:tc>
+        <w:tc>
+          <w:tcPr/>
+          <w:p>
+            <w:pPr>
+              <w:pStyle w:val="Normal"/>
+              <w:spacing w:line="240" w:lineRule="auto" w:after="0"/>
+            </w:pPr>
+            <w:r>
+              <w:rPr>
+                <w:rFonts w:ascii="Times New Roman" w:hAnsi="Times New Roman" w:cs="Times New Roman" w:eastAsia="Times New Roman"/>
+                <w:sz w:val="20"/>
+                <w:szCs w:val="20"/>
+              </w:rPr>
+              <w:t xml:space="preserve">46</w:t>
+            </w:r>
+          </w:p>
+        </w:tc>
+        <w:tc>
+          <w:tcPr/>
+          <w:p>
+            <w:pPr>
+              <w:pStyle w:val="Normal"/>
+              <w:spacing w:line="240" w:lineRule="auto" w:after="0"/>
+            </w:pPr>
+            <w:r>
+              <w:rPr>
+                <w:rFonts w:ascii="Times New Roman" w:hAnsi="Times New Roman" w:cs="Times New Roman" w:eastAsia="Times New Roman"/>
+                <w:sz w:val="20"/>
+                <w:szCs w:val="20"/>
+              </w:rPr>
+              <w:t xml:space="preserve">2.2%</w:t>
             </w:r>
           </w:p>
         </w:tc>
       </w:tr>
       <w:tr>
         <w:tc>
-          <w:tcPr>
-            <w:tcW w:type="dxa" w:w="1080"/>
-          </w:tcPr>
-          <w:p>
-            <w:r>
-              <w:t>Ceremuzynski 1989</w:t>
-            </w:r>
-          </w:p>
-        </w:tc>
-        <w:tc>
-          <w:tcPr>
-            <w:tcW w:type="dxa" w:w="1080"/>
-          </w:tcPr>
-          <w:p>
-            <w:r>
-              <w:t>1989</w:t>
-            </w:r>
-          </w:p>
-        </w:tc>
-        <w:tc>
-          <w:tcPr>
-            <w:tcW w:type="dxa" w:w="1080"/>
-          </w:tcPr>
-          <w:p>
-            <w:r>
-              <w:t>Pre-thrombolysis</w:t>
-            </w:r>
-          </w:p>
-        </w:tc>
-        <w:tc>
-          <w:tcPr>
-            <w:tcW w:type="dxa" w:w="1080"/>
-          </w:tcPr>
-          <w:p>
-            <w:r>
-              <w:t>1</w:t>
-            </w:r>
-          </w:p>
-        </w:tc>
-        <w:tc>
-          <w:tcPr>
-            <w:tcW w:type="dxa" w:w="1080"/>
-          </w:tcPr>
-          <w:p>
-            <w:r>
-              <w:t>25</w:t>
-            </w:r>
-          </w:p>
-        </w:tc>
-        <w:tc>
-          <w:tcPr>
-            <w:tcW w:type="dxa" w:w="1080"/>
-          </w:tcPr>
-          <w:p>
-            <w:r>
-              <w:t>3</w:t>
-            </w:r>
-          </w:p>
-        </w:tc>
-        <w:tc>
-          <w:tcPr>
-            <w:tcW w:type="dxa" w:w="1080"/>
-          </w:tcPr>
-          <w:p>
-            <w:r>
-              <w:t>23</w:t>
-            </w:r>
-          </w:p>
-        </w:tc>
-        <w:tc>
-          <w:tcPr>
-            <w:tcW w:type="dxa" w:w="1080"/>
-          </w:tcPr>
-          <w:p>
-            <w:r>
-              <w:t>13.0%</w:t>
+          <w:tcPr/>
+          <w:p>
+            <w:pPr>
+              <w:pStyle w:val="Normal"/>
+              <w:spacing w:line="240" w:lineRule="auto" w:after="0"/>
+            </w:pPr>
+            <w:r>
+              <w:rPr>
+                <w:rFonts w:ascii="Times New Roman" w:hAnsi="Times New Roman" w:cs="Times New Roman" w:eastAsia="Times New Roman"/>
+                <w:sz w:val="20"/>
+                <w:szCs w:val="20"/>
+              </w:rPr>
+              <w:t xml:space="preserve">Ceremuzynski 1989</w:t>
+            </w:r>
+          </w:p>
+        </w:tc>
+        <w:tc>
+          <w:tcPr/>
+          <w:p>
+            <w:pPr>
+              <w:pStyle w:val="Normal"/>
+              <w:spacing w:line="240" w:lineRule="auto" w:after="0"/>
+            </w:pPr>
+            <w:r>
+              <w:rPr>
+                <w:rFonts w:ascii="Times New Roman" w:hAnsi="Times New Roman" w:cs="Times New Roman" w:eastAsia="Times New Roman"/>
+                <w:sz w:val="20"/>
+                <w:szCs w:val="20"/>
+              </w:rPr>
+              <w:t xml:space="preserve">1989</w:t>
+            </w:r>
+          </w:p>
+        </w:tc>
+        <w:tc>
+          <w:tcPr/>
+          <w:p>
+            <w:pPr>
+              <w:pStyle w:val="Normal"/>
+              <w:spacing w:line="240" w:lineRule="auto" w:after="0"/>
+            </w:pPr>
+            <w:r>
+              <w:rPr>
+                <w:rFonts w:ascii="Times New Roman" w:hAnsi="Times New Roman" w:cs="Times New Roman" w:eastAsia="Times New Roman"/>
+                <w:sz w:val="20"/>
+                <w:szCs w:val="20"/>
+              </w:rPr>
+              <w:t xml:space="preserve">Pre-thrombolysis</w:t>
+            </w:r>
+          </w:p>
+        </w:tc>
+        <w:tc>
+          <w:tcPr/>
+          <w:p>
+            <w:pPr>
+              <w:pStyle w:val="Normal"/>
+              <w:spacing w:line="240" w:lineRule="auto" w:after="0"/>
+            </w:pPr>
+            <w:r>
+              <w:rPr>
+                <w:rFonts w:ascii="Times New Roman" w:hAnsi="Times New Roman" w:cs="Times New Roman" w:eastAsia="Times New Roman"/>
+                <w:sz w:val="20"/>
+                <w:szCs w:val="20"/>
+              </w:rPr>
+              <w:t xml:space="preserve">1</w:t>
+            </w:r>
+          </w:p>
+        </w:tc>
+        <w:tc>
+          <w:tcPr/>
+          <w:p>
+            <w:pPr>
+              <w:pStyle w:val="Normal"/>
+              <w:spacing w:line="240" w:lineRule="auto" w:after="0"/>
+            </w:pPr>
+            <w:r>
+              <w:rPr>
+                <w:rFonts w:ascii="Times New Roman" w:hAnsi="Times New Roman" w:cs="Times New Roman" w:eastAsia="Times New Roman"/>
+                <w:sz w:val="20"/>
+                <w:szCs w:val="20"/>
+              </w:rPr>
+              <w:t xml:space="preserve">25</w:t>
+            </w:r>
+          </w:p>
+        </w:tc>
+        <w:tc>
+          <w:tcPr/>
+          <w:p>
+            <w:pPr>
+              <w:pStyle w:val="Normal"/>
+              <w:spacing w:line="240" w:lineRule="auto" w:after="0"/>
+            </w:pPr>
+            <w:r>
+              <w:rPr>
+                <w:rFonts w:ascii="Times New Roman" w:hAnsi="Times New Roman" w:cs="Times New Roman" w:eastAsia="Times New Roman"/>
+                <w:sz w:val="20"/>
+                <w:szCs w:val="20"/>
+              </w:rPr>
+              <w:t xml:space="preserve">3</w:t>
+            </w:r>
+          </w:p>
+        </w:tc>
+        <w:tc>
+          <w:tcPr/>
+          <w:p>
+            <w:pPr>
+              <w:pStyle w:val="Normal"/>
+              <w:spacing w:line="240" w:lineRule="auto" w:after="0"/>
+            </w:pPr>
+            <w:r>
+              <w:rPr>
+                <w:rFonts w:ascii="Times New Roman" w:hAnsi="Times New Roman" w:cs="Times New Roman" w:eastAsia="Times New Roman"/>
+                <w:sz w:val="20"/>
+                <w:szCs w:val="20"/>
+              </w:rPr>
+              <w:t xml:space="preserve">23</w:t>
+            </w:r>
+          </w:p>
+        </w:tc>
+        <w:tc>
+          <w:tcPr/>
+          <w:p>
+            <w:pPr>
+              <w:pStyle w:val="Normal"/>
+              <w:spacing w:line="240" w:lineRule="auto" w:after="0"/>
+            </w:pPr>
+            <w:r>
+              <w:rPr>
+                <w:rFonts w:ascii="Times New Roman" w:hAnsi="Times New Roman" w:cs="Times New Roman" w:eastAsia="Times New Roman"/>
+                <w:sz w:val="20"/>
+                <w:szCs w:val="20"/>
+              </w:rPr>
+              <w:t xml:space="preserve">13.0%</w:t>
             </w:r>
           </w:p>
         </w:tc>
       </w:tr>
       <w:tr>
         <w:tc>
-          <w:tcPr>
-            <w:tcW w:type="dxa" w:w="1080"/>
-          </w:tcPr>
-          <w:p>
-            <w:r>
-              <w:t>Shechter 1990</w:t>
-            </w:r>
-          </w:p>
-        </w:tc>
-        <w:tc>
-          <w:tcPr>
-            <w:tcW w:type="dxa" w:w="1080"/>
-          </w:tcPr>
-          <w:p>
-            <w:r>
-              <w:t>1990</w:t>
-            </w:r>
-          </w:p>
-        </w:tc>
-        <w:tc>
-          <w:tcPr>
-            <w:tcW w:type="dxa" w:w="1080"/>
-          </w:tcPr>
-          <w:p>
-            <w:r>
-              <w:t>Pre-thrombolysis</w:t>
-            </w:r>
-          </w:p>
-        </w:tc>
-        <w:tc>
-          <w:tcPr>
-            <w:tcW w:type="dxa" w:w="1080"/>
-          </w:tcPr>
-          <w:p>
-            <w:r>
-              <w:t>1</w:t>
-            </w:r>
-          </w:p>
-        </w:tc>
-        <w:tc>
-          <w:tcPr>
-            <w:tcW w:type="dxa" w:w="1080"/>
-          </w:tcPr>
-          <w:p>
-            <w:r>
-              <w:t>50</w:t>
-            </w:r>
-          </w:p>
-        </w:tc>
-        <w:tc>
-          <w:tcPr>
-            <w:tcW w:type="dxa" w:w="1080"/>
-          </w:tcPr>
-          <w:p>
-            <w:r>
-              <w:t>9</w:t>
-            </w:r>
-          </w:p>
-        </w:tc>
-        <w:tc>
-          <w:tcPr>
-            <w:tcW w:type="dxa" w:w="1080"/>
-          </w:tcPr>
-          <w:p>
-            <w:r>
-              <w:t>53</w:t>
-            </w:r>
-          </w:p>
-        </w:tc>
-        <w:tc>
-          <w:tcPr>
-            <w:tcW w:type="dxa" w:w="1080"/>
-          </w:tcPr>
-          <w:p>
-            <w:r>
-              <w:t>17.0%</w:t>
+          <w:tcPr/>
+          <w:p>
+            <w:pPr>
+              <w:pStyle w:val="Normal"/>
+              <w:spacing w:line="240" w:lineRule="auto" w:after="0"/>
+            </w:pPr>
+            <w:r>
+              <w:rPr>
+                <w:rFonts w:ascii="Times New Roman" w:hAnsi="Times New Roman" w:cs="Times New Roman" w:eastAsia="Times New Roman"/>
+                <w:sz w:val="20"/>
+                <w:szCs w:val="20"/>
+              </w:rPr>
+              <w:t xml:space="preserve">Shechter 1990</w:t>
+            </w:r>
+          </w:p>
+        </w:tc>
+        <w:tc>
+          <w:tcPr/>
+          <w:p>
+            <w:pPr>
+              <w:pStyle w:val="Normal"/>
+              <w:spacing w:line="240" w:lineRule="auto" w:after="0"/>
+            </w:pPr>
+            <w:r>
+              <w:rPr>
+                <w:rFonts w:ascii="Times New Roman" w:hAnsi="Times New Roman" w:cs="Times New Roman" w:eastAsia="Times New Roman"/>
+                <w:sz w:val="20"/>
+                <w:szCs w:val="20"/>
+              </w:rPr>
+              <w:t xml:space="preserve">1990</w:t>
+            </w:r>
+          </w:p>
+        </w:tc>
+        <w:tc>
+          <w:tcPr/>
+          <w:p>
+            <w:pPr>
+              <w:pStyle w:val="Normal"/>
+              <w:spacing w:line="240" w:lineRule="auto" w:after="0"/>
+            </w:pPr>
+            <w:r>
+              <w:rPr>
+                <w:rFonts w:ascii="Times New Roman" w:hAnsi="Times New Roman" w:cs="Times New Roman" w:eastAsia="Times New Roman"/>
+                <w:sz w:val="20"/>
+                <w:szCs w:val="20"/>
+              </w:rPr>
+              <w:t xml:space="preserve">Pre-thrombolysis</w:t>
+            </w:r>
+          </w:p>
+        </w:tc>
+        <w:tc>
+          <w:tcPr/>
+          <w:p>
+            <w:pPr>
+              <w:pStyle w:val="Normal"/>
+              <w:spacing w:line="240" w:lineRule="auto" w:after="0"/>
+            </w:pPr>
+            <w:r>
+              <w:rPr>
+                <w:rFonts w:ascii="Times New Roman" w:hAnsi="Times New Roman" w:cs="Times New Roman" w:eastAsia="Times New Roman"/>
+                <w:sz w:val="20"/>
+                <w:szCs w:val="20"/>
+              </w:rPr>
+              <w:t xml:space="preserve">1</w:t>
+            </w:r>
+          </w:p>
+        </w:tc>
+        <w:tc>
+          <w:tcPr/>
+          <w:p>
+            <w:pPr>
+              <w:pStyle w:val="Normal"/>
+              <w:spacing w:line="240" w:lineRule="auto" w:after="0"/>
+            </w:pPr>
+            <w:r>
+              <w:rPr>
+                <w:rFonts w:ascii="Times New Roman" w:hAnsi="Times New Roman" w:cs="Times New Roman" w:eastAsia="Times New Roman"/>
+                <w:sz w:val="20"/>
+                <w:szCs w:val="20"/>
+              </w:rPr>
+              <w:t xml:space="preserve">50</w:t>
+            </w:r>
+          </w:p>
+        </w:tc>
+        <w:tc>
+          <w:tcPr/>
+          <w:p>
+            <w:pPr>
+              <w:pStyle w:val="Normal"/>
+              <w:spacing w:line="240" w:lineRule="auto" w:after="0"/>
+            </w:pPr>
+            <w:r>
+              <w:rPr>
+                <w:rFonts w:ascii="Times New Roman" w:hAnsi="Times New Roman" w:cs="Times New Roman" w:eastAsia="Times New Roman"/>
+                <w:sz w:val="20"/>
+                <w:szCs w:val="20"/>
+              </w:rPr>
+              <w:t xml:space="preserve">9</w:t>
+            </w:r>
+          </w:p>
+        </w:tc>
+        <w:tc>
+          <w:tcPr/>
+          <w:p>
+            <w:pPr>
+              <w:pStyle w:val="Normal"/>
+              <w:spacing w:line="240" w:lineRule="auto" w:after="0"/>
+            </w:pPr>
+            <w:r>
+              <w:rPr>
+                <w:rFonts w:ascii="Times New Roman" w:hAnsi="Times New Roman" w:cs="Times New Roman" w:eastAsia="Times New Roman"/>
+                <w:sz w:val="20"/>
+                <w:szCs w:val="20"/>
+              </w:rPr>
+              <w:t xml:space="preserve">53</w:t>
+            </w:r>
+          </w:p>
+        </w:tc>
+        <w:tc>
+          <w:tcPr/>
+          <w:p>
+            <w:pPr>
+              <w:pStyle w:val="Normal"/>
+              <w:spacing w:line="240" w:lineRule="auto" w:after="0"/>
+            </w:pPr>
+            <w:r>
+              <w:rPr>
+                <w:rFonts w:ascii="Times New Roman" w:hAnsi="Times New Roman" w:cs="Times New Roman" w:eastAsia="Times New Roman"/>
+                <w:sz w:val="20"/>
+                <w:szCs w:val="20"/>
+              </w:rPr>
+              <w:t xml:space="preserve">17.0%</w:t>
             </w:r>
           </w:p>
         </w:tc>
       </w:tr>
       <w:tr>
         <w:tc>
-          <w:tcPr>
-            <w:tcW w:type="dxa" w:w="1080"/>
-          </w:tcPr>
-          <w:p>
-            <w:r>
-              <w:t>Singh 1990</w:t>
-            </w:r>
-          </w:p>
-        </w:tc>
-        <w:tc>
-          <w:tcPr>
-            <w:tcW w:type="dxa" w:w="1080"/>
-          </w:tcPr>
-          <w:p>
-            <w:r>
-              <w:t>1990</w:t>
-            </w:r>
-          </w:p>
-        </w:tc>
-        <w:tc>
-          <w:tcPr>
-            <w:tcW w:type="dxa" w:w="1080"/>
-          </w:tcPr>
-          <w:p>
-            <w:r>
-              <w:t>Pre-thrombolysis</w:t>
-            </w:r>
-          </w:p>
-        </w:tc>
-        <w:tc>
-          <w:tcPr>
-            <w:tcW w:type="dxa" w:w="1080"/>
-          </w:tcPr>
-          <w:p>
-            <w:r>
-              <w:t>6</w:t>
-            </w:r>
-          </w:p>
-        </w:tc>
-        <w:tc>
-          <w:tcPr>
-            <w:tcW w:type="dxa" w:w="1080"/>
-          </w:tcPr>
-          <w:p>
-            <w:r>
-              <w:t>39</w:t>
-            </w:r>
-          </w:p>
-        </w:tc>
-        <w:tc>
-          <w:tcPr>
-            <w:tcW w:type="dxa" w:w="1080"/>
-          </w:tcPr>
-          <w:p>
-            <w:r>
-              <w:t>11</w:t>
-            </w:r>
-          </w:p>
-        </w:tc>
-        <w:tc>
-          <w:tcPr>
-            <w:tcW w:type="dxa" w:w="1080"/>
-          </w:tcPr>
-          <w:p>
-            <w:r>
-              <w:t>37</w:t>
-            </w:r>
-          </w:p>
-        </w:tc>
-        <w:tc>
-          <w:tcPr>
-            <w:tcW w:type="dxa" w:w="1080"/>
-          </w:tcPr>
-          <w:p>
-            <w:r>
-              <w:t>29.7%</w:t>
+          <w:tcPr/>
+          <w:p>
+            <w:pPr>
+              <w:pStyle w:val="Normal"/>
+              <w:spacing w:line="240" w:lineRule="auto" w:after="0"/>
+            </w:pPr>
+            <w:r>
+              <w:rPr>
+                <w:rFonts w:ascii="Times New Roman" w:hAnsi="Times New Roman" w:cs="Times New Roman" w:eastAsia="Times New Roman"/>
+                <w:sz w:val="20"/>
+                <w:szCs w:val="20"/>
+              </w:rPr>
+              <w:t xml:space="preserve">Singh 1990</w:t>
+            </w:r>
+          </w:p>
+        </w:tc>
+        <w:tc>
+          <w:tcPr/>
+          <w:p>
+            <w:pPr>
+              <w:pStyle w:val="Normal"/>
+              <w:spacing w:line="240" w:lineRule="auto" w:after="0"/>
+            </w:pPr>
+            <w:r>
+              <w:rPr>
+                <w:rFonts w:ascii="Times New Roman" w:hAnsi="Times New Roman" w:cs="Times New Roman" w:eastAsia="Times New Roman"/>
+                <w:sz w:val="20"/>
+                <w:szCs w:val="20"/>
+              </w:rPr>
+              <w:t xml:space="preserve">1990</w:t>
+            </w:r>
+          </w:p>
+        </w:tc>
+        <w:tc>
+          <w:tcPr/>
+          <w:p>
+            <w:pPr>
+              <w:pStyle w:val="Normal"/>
+              <w:spacing w:line="240" w:lineRule="auto" w:after="0"/>
+            </w:pPr>
+            <w:r>
+              <w:rPr>
+                <w:rFonts w:ascii="Times New Roman" w:hAnsi="Times New Roman" w:cs="Times New Roman" w:eastAsia="Times New Roman"/>
+                <w:sz w:val="20"/>
+                <w:szCs w:val="20"/>
+              </w:rPr>
+              <w:t xml:space="preserve">Pre-thrombolysis</w:t>
+            </w:r>
+          </w:p>
+        </w:tc>
+        <w:tc>
+          <w:tcPr/>
+          <w:p>
+            <w:pPr>
+              <w:pStyle w:val="Normal"/>
+              <w:spacing w:line="240" w:lineRule="auto" w:after="0"/>
+            </w:pPr>
+            <w:r>
+              <w:rPr>
+                <w:rFonts w:ascii="Times New Roman" w:hAnsi="Times New Roman" w:cs="Times New Roman" w:eastAsia="Times New Roman"/>
+                <w:sz w:val="20"/>
+                <w:szCs w:val="20"/>
+              </w:rPr>
+              <w:t xml:space="preserve">6</w:t>
+            </w:r>
+          </w:p>
+        </w:tc>
+        <w:tc>
+          <w:tcPr/>
+          <w:p>
+            <w:pPr>
+              <w:pStyle w:val="Normal"/>
+              <w:spacing w:line="240" w:lineRule="auto" w:after="0"/>
+            </w:pPr>
+            <w:r>
+              <w:rPr>
+                <w:rFonts w:ascii="Times New Roman" w:hAnsi="Times New Roman" w:cs="Times New Roman" w:eastAsia="Times New Roman"/>
+                <w:sz w:val="20"/>
+                <w:szCs w:val="20"/>
+              </w:rPr>
+              <w:t xml:space="preserve">39</w:t>
+            </w:r>
+          </w:p>
+        </w:tc>
+        <w:tc>
+          <w:tcPr/>
+          <w:p>
+            <w:pPr>
+              <w:pStyle w:val="Normal"/>
+              <w:spacing w:line="240" w:lineRule="auto" w:after="0"/>
+            </w:pPr>
+            <w:r>
+              <w:rPr>
+                <w:rFonts w:ascii="Times New Roman" w:hAnsi="Times New Roman" w:cs="Times New Roman" w:eastAsia="Times New Roman"/>
+                <w:sz w:val="20"/>
+                <w:szCs w:val="20"/>
+              </w:rPr>
+              <w:t xml:space="preserve">11</w:t>
+            </w:r>
+          </w:p>
+        </w:tc>
+        <w:tc>
+          <w:tcPr/>
+          <w:p>
+            <w:pPr>
+              <w:pStyle w:val="Normal"/>
+              <w:spacing w:line="240" w:lineRule="auto" w:after="0"/>
+            </w:pPr>
+            <w:r>
+              <w:rPr>
+                <w:rFonts w:ascii="Times New Roman" w:hAnsi="Times New Roman" w:cs="Times New Roman" w:eastAsia="Times New Roman"/>
+                <w:sz w:val="20"/>
+                <w:szCs w:val="20"/>
+              </w:rPr>
+              <w:t xml:space="preserve">37</w:t>
+            </w:r>
+          </w:p>
+        </w:tc>
+        <w:tc>
+          <w:tcPr/>
+          <w:p>
+            <w:pPr>
+              <w:pStyle w:val="Normal"/>
+              <w:spacing w:line="240" w:lineRule="auto" w:after="0"/>
+            </w:pPr>
+            <w:r>
+              <w:rPr>
+                <w:rFonts w:ascii="Times New Roman" w:hAnsi="Times New Roman" w:cs="Times New Roman" w:eastAsia="Times New Roman"/>
+                <w:sz w:val="20"/>
+                <w:szCs w:val="20"/>
+              </w:rPr>
+              <w:t xml:space="preserve">29.7%</w:t>
             </w:r>
           </w:p>
         </w:tc>
       </w:tr>
       <w:tr>
         <w:tc>
-          <w:tcPr>
-            <w:tcW w:type="dxa" w:w="1080"/>
-          </w:tcPr>
-          <w:p>
-            <w:r>
-              <w:t>Feldstedt 1991</w:t>
-            </w:r>
-          </w:p>
-        </w:tc>
-        <w:tc>
-          <w:tcPr>
-            <w:tcW w:type="dxa" w:w="1080"/>
-          </w:tcPr>
-          <w:p>
-            <w:r>
-              <w:t>1991</w:t>
-            </w:r>
-          </w:p>
-        </w:tc>
-        <w:tc>
-          <w:tcPr>
-            <w:tcW w:type="dxa" w:w="1080"/>
-          </w:tcPr>
-          <w:p>
-            <w:r>
-              <w:t>Transition</w:t>
-            </w:r>
-          </w:p>
-        </w:tc>
-        <w:tc>
-          <w:tcPr>
-            <w:tcW w:type="dxa" w:w="1080"/>
-          </w:tcPr>
-          <w:p>
-            <w:r>
-              <w:t>4</w:t>
-            </w:r>
-          </w:p>
-        </w:tc>
-        <w:tc>
-          <w:tcPr>
-            <w:tcW w:type="dxa" w:w="1080"/>
-          </w:tcPr>
-          <w:p>
-            <w:r>
-              <w:t>100</w:t>
-            </w:r>
-          </w:p>
-        </w:tc>
-        <w:tc>
-          <w:tcPr>
-            <w:tcW w:type="dxa" w:w="1080"/>
-          </w:tcPr>
-          <w:p>
-            <w:r>
-              <w:t>7</w:t>
-            </w:r>
-          </w:p>
-        </w:tc>
-        <w:tc>
-          <w:tcPr>
-            <w:tcW w:type="dxa" w:w="1080"/>
-          </w:tcPr>
-          <w:p>
-            <w:r>
-              <w:t>100</w:t>
-            </w:r>
-          </w:p>
-        </w:tc>
-        <w:tc>
-          <w:tcPr>
-            <w:tcW w:type="dxa" w:w="1080"/>
-          </w:tcPr>
-          <w:p>
-            <w:r>
-              <w:t>7.0%</w:t>
+          <w:tcPr/>
+          <w:p>
+            <w:pPr>
+              <w:pStyle w:val="Normal"/>
+              <w:spacing w:line="240" w:lineRule="auto" w:after="0"/>
+            </w:pPr>
+            <w:r>
+              <w:rPr>
+                <w:rFonts w:ascii="Times New Roman" w:hAnsi="Times New Roman" w:cs="Times New Roman" w:eastAsia="Times New Roman"/>
+                <w:sz w:val="20"/>
+                <w:szCs w:val="20"/>
+              </w:rPr>
+              <w:t xml:space="preserve">Feldstedt 1991</w:t>
+            </w:r>
+          </w:p>
+        </w:tc>
+        <w:tc>
+          <w:tcPr/>
+          <w:p>
+            <w:pPr>
+              <w:pStyle w:val="Normal"/>
+              <w:spacing w:line="240" w:lineRule="auto" w:after="0"/>
+            </w:pPr>
+            <w:r>
+              <w:rPr>
+                <w:rFonts w:ascii="Times New Roman" w:hAnsi="Times New Roman" w:cs="Times New Roman" w:eastAsia="Times New Roman"/>
+                <w:sz w:val="20"/>
+                <w:szCs w:val="20"/>
+              </w:rPr>
+              <w:t xml:space="preserve">1991</w:t>
+            </w:r>
+          </w:p>
+        </w:tc>
+        <w:tc>
+          <w:tcPr/>
+          <w:p>
+            <w:pPr>
+              <w:pStyle w:val="Normal"/>
+              <w:spacing w:line="240" w:lineRule="auto" w:after="0"/>
+            </w:pPr>
+            <w:r>
+              <w:rPr>
+                <w:rFonts w:ascii="Times New Roman" w:hAnsi="Times New Roman" w:cs="Times New Roman" w:eastAsia="Times New Roman"/>
+                <w:sz w:val="20"/>
+                <w:szCs w:val="20"/>
+              </w:rPr>
+              <w:t xml:space="preserve">Transition</w:t>
+            </w:r>
+          </w:p>
+        </w:tc>
+        <w:tc>
+          <w:tcPr/>
+          <w:p>
+            <w:pPr>
+              <w:pStyle w:val="Normal"/>
+              <w:spacing w:line="240" w:lineRule="auto" w:after="0"/>
+            </w:pPr>
+            <w:r>
+              <w:rPr>
+                <w:rFonts w:ascii="Times New Roman" w:hAnsi="Times New Roman" w:cs="Times New Roman" w:eastAsia="Times New Roman"/>
+                <w:sz w:val="20"/>
+                <w:szCs w:val="20"/>
+              </w:rPr>
+              <w:t xml:space="preserve">4</w:t>
+            </w:r>
+          </w:p>
+        </w:tc>
+        <w:tc>
+          <w:tcPr/>
+          <w:p>
+            <w:pPr>
+              <w:pStyle w:val="Normal"/>
+              <w:spacing w:line="240" w:lineRule="auto" w:after="0"/>
+            </w:pPr>
+            <w:r>
+              <w:rPr>
+                <w:rFonts w:ascii="Times New Roman" w:hAnsi="Times New Roman" w:cs="Times New Roman" w:eastAsia="Times New Roman"/>
+                <w:sz w:val="20"/>
+                <w:szCs w:val="20"/>
+              </w:rPr>
+              <w:t xml:space="preserve">100</w:t>
+            </w:r>
+          </w:p>
+        </w:tc>
+        <w:tc>
+          <w:tcPr/>
+          <w:p>
+            <w:pPr>
+              <w:pStyle w:val="Normal"/>
+              <w:spacing w:line="240" w:lineRule="auto" w:after="0"/>
+            </w:pPr>
+            <w:r>
+              <w:rPr>
+                <w:rFonts w:ascii="Times New Roman" w:hAnsi="Times New Roman" w:cs="Times New Roman" w:eastAsia="Times New Roman"/>
+                <w:sz w:val="20"/>
+                <w:szCs w:val="20"/>
+              </w:rPr>
+              <w:t xml:space="preserve">7</w:t>
+            </w:r>
+          </w:p>
+        </w:tc>
+        <w:tc>
+          <w:tcPr/>
+          <w:p>
+            <w:pPr>
+              <w:pStyle w:val="Normal"/>
+              <w:spacing w:line="240" w:lineRule="auto" w:after="0"/>
+            </w:pPr>
+            <w:r>
+              <w:rPr>
+                <w:rFonts w:ascii="Times New Roman" w:hAnsi="Times New Roman" w:cs="Times New Roman" w:eastAsia="Times New Roman"/>
+                <w:sz w:val="20"/>
+                <w:szCs w:val="20"/>
+              </w:rPr>
+              <w:t xml:space="preserve">100</w:t>
+            </w:r>
+          </w:p>
+        </w:tc>
+        <w:tc>
+          <w:tcPr/>
+          <w:p>
+            <w:pPr>
+              <w:pStyle w:val="Normal"/>
+              <w:spacing w:line="240" w:lineRule="auto" w:after="0"/>
+            </w:pPr>
+            <w:r>
+              <w:rPr>
+                <w:rFonts w:ascii="Times New Roman" w:hAnsi="Times New Roman" w:cs="Times New Roman" w:eastAsia="Times New Roman"/>
+                <w:sz w:val="20"/>
+                <w:szCs w:val="20"/>
+              </w:rPr>
+              <w:t xml:space="preserve">7.0%</w:t>
             </w:r>
           </w:p>
         </w:tc>
       </w:tr>
       <w:tr>
         <w:tc>
-          <w:tcPr>
-            <w:tcW w:type="dxa" w:w="1080"/>
-          </w:tcPr>
-          <w:p>
-            <w:r>
-              <w:t>Schechter 1991</w:t>
-            </w:r>
-          </w:p>
-        </w:tc>
-        <w:tc>
-          <w:tcPr>
-            <w:tcW w:type="dxa" w:w="1080"/>
-          </w:tcPr>
-          <w:p>
-            <w:r>
-              <w:t>1991</w:t>
-            </w:r>
-          </w:p>
-        </w:tc>
-        <w:tc>
-          <w:tcPr>
-            <w:tcW w:type="dxa" w:w="1080"/>
-          </w:tcPr>
-          <w:p>
-            <w:r>
-              <w:t>Transition</w:t>
-            </w:r>
-          </w:p>
-        </w:tc>
-        <w:tc>
-          <w:tcPr>
-            <w:tcW w:type="dxa" w:w="1080"/>
-          </w:tcPr>
-          <w:p>
-            <w:r>
-              <w:t>1</w:t>
-            </w:r>
-          </w:p>
-        </w:tc>
-        <w:tc>
-          <w:tcPr>
-            <w:tcW w:type="dxa" w:w="1080"/>
-          </w:tcPr>
-          <w:p>
-            <w:r>
-              <w:t>59</w:t>
-            </w:r>
-          </w:p>
-        </w:tc>
-        <w:tc>
-          <w:tcPr>
-            <w:tcW w:type="dxa" w:w="1080"/>
-          </w:tcPr>
-          <w:p>
-            <w:r>
-              <w:t>2</w:t>
-            </w:r>
-          </w:p>
-        </w:tc>
-        <w:tc>
-          <w:tcPr>
-            <w:tcW w:type="dxa" w:w="1080"/>
-          </w:tcPr>
-          <w:p>
-            <w:r>
-              <w:t>57</w:t>
-            </w:r>
-          </w:p>
-        </w:tc>
-        <w:tc>
-          <w:tcPr>
-            <w:tcW w:type="dxa" w:w="1080"/>
-          </w:tcPr>
-          <w:p>
-            <w:r>
-              <w:t>3.5%</w:t>
+          <w:tcPr/>
+          <w:p>
+            <w:pPr>
+              <w:pStyle w:val="Normal"/>
+              <w:spacing w:line="240" w:lineRule="auto" w:after="0"/>
+            </w:pPr>
+            <w:r>
+              <w:rPr>
+                <w:rFonts w:ascii="Times New Roman" w:hAnsi="Times New Roman" w:cs="Times New Roman" w:eastAsia="Times New Roman"/>
+                <w:sz w:val="20"/>
+                <w:szCs w:val="20"/>
+              </w:rPr>
+              <w:t xml:space="preserve">Schechter 1991</w:t>
+            </w:r>
+          </w:p>
+        </w:tc>
+        <w:tc>
+          <w:tcPr/>
+          <w:p>
+            <w:pPr>
+              <w:pStyle w:val="Normal"/>
+              <w:spacing w:line="240" w:lineRule="auto" w:after="0"/>
+            </w:pPr>
+            <w:r>
+              <w:rPr>
+                <w:rFonts w:ascii="Times New Roman" w:hAnsi="Times New Roman" w:cs="Times New Roman" w:eastAsia="Times New Roman"/>
+                <w:sz w:val="20"/>
+                <w:szCs w:val="20"/>
+              </w:rPr>
+              <w:t xml:space="preserve">1991</w:t>
+            </w:r>
+          </w:p>
+        </w:tc>
+        <w:tc>
+          <w:tcPr/>
+          <w:p>
+            <w:pPr>
+              <w:pStyle w:val="Normal"/>
+              <w:spacing w:line="240" w:lineRule="auto" w:after="0"/>
+            </w:pPr>
+            <w:r>
+              <w:rPr>
+                <w:rFonts w:ascii="Times New Roman" w:hAnsi="Times New Roman" w:cs="Times New Roman" w:eastAsia="Times New Roman"/>
+                <w:sz w:val="20"/>
+                <w:szCs w:val="20"/>
+              </w:rPr>
+              <w:t xml:space="preserve">Transition</w:t>
+            </w:r>
+          </w:p>
+        </w:tc>
+        <w:tc>
+          <w:tcPr/>
+          <w:p>
+            <w:pPr>
+              <w:pStyle w:val="Normal"/>
+              <w:spacing w:line="240" w:lineRule="auto" w:after="0"/>
+            </w:pPr>
+            <w:r>
+              <w:rPr>
+                <w:rFonts w:ascii="Times New Roman" w:hAnsi="Times New Roman" w:cs="Times New Roman" w:eastAsia="Times New Roman"/>
+                <w:sz w:val="20"/>
+                <w:szCs w:val="20"/>
+              </w:rPr>
+              <w:t xml:space="preserve">1</w:t>
+            </w:r>
+          </w:p>
+        </w:tc>
+        <w:tc>
+          <w:tcPr/>
+          <w:p>
+            <w:pPr>
+              <w:pStyle w:val="Normal"/>
+              <w:spacing w:line="240" w:lineRule="auto" w:after="0"/>
+            </w:pPr>
+            <w:r>
+              <w:rPr>
+                <w:rFonts w:ascii="Times New Roman" w:hAnsi="Times New Roman" w:cs="Times New Roman" w:eastAsia="Times New Roman"/>
+                <w:sz w:val="20"/>
+                <w:szCs w:val="20"/>
+              </w:rPr>
+              <w:t xml:space="preserve">59</w:t>
+            </w:r>
+          </w:p>
+        </w:tc>
+        <w:tc>
+          <w:tcPr/>
+          <w:p>
+            <w:pPr>
+              <w:pStyle w:val="Normal"/>
+              <w:spacing w:line="240" w:lineRule="auto" w:after="0"/>
+            </w:pPr>
+            <w:r>
+              <w:rPr>
+                <w:rFonts w:ascii="Times New Roman" w:hAnsi="Times New Roman" w:cs="Times New Roman" w:eastAsia="Times New Roman"/>
+                <w:sz w:val="20"/>
+                <w:szCs w:val="20"/>
+              </w:rPr>
+              <w:t xml:space="preserve">2</w:t>
+            </w:r>
+          </w:p>
+        </w:tc>
+        <w:tc>
+          <w:tcPr/>
+          <w:p>
+            <w:pPr>
+              <w:pStyle w:val="Normal"/>
+              <w:spacing w:line="240" w:lineRule="auto" w:after="0"/>
+            </w:pPr>
+            <w:r>
+              <w:rPr>
+                <w:rFonts w:ascii="Times New Roman" w:hAnsi="Times New Roman" w:cs="Times New Roman" w:eastAsia="Times New Roman"/>
+                <w:sz w:val="20"/>
+                <w:szCs w:val="20"/>
+              </w:rPr>
+              <w:t xml:space="preserve">57</w:t>
+            </w:r>
+          </w:p>
+        </w:tc>
+        <w:tc>
+          <w:tcPr/>
+          <w:p>
+            <w:pPr>
+              <w:pStyle w:val="Normal"/>
+              <w:spacing w:line="240" w:lineRule="auto" w:after="0"/>
+            </w:pPr>
+            <w:r>
+              <w:rPr>
+                <w:rFonts w:ascii="Times New Roman" w:hAnsi="Times New Roman" w:cs="Times New Roman" w:eastAsia="Times New Roman"/>
+                <w:sz w:val="20"/>
+                <w:szCs w:val="20"/>
+              </w:rPr>
+              <w:t xml:space="preserve">3.5%</w:t>
             </w:r>
           </w:p>
         </w:tc>
       </w:tr>
       <w:tr>
         <w:tc>
-          <w:tcPr>
-            <w:tcW w:type="dxa" w:w="1080"/>
-          </w:tcPr>
-          <w:p>
-            <w:r>
-              <w:t>LIMIT-2 1992</w:t>
-            </w:r>
-          </w:p>
-        </w:tc>
-        <w:tc>
-          <w:tcPr>
-            <w:tcW w:type="dxa" w:w="1080"/>
-          </w:tcPr>
-          <w:p>
-            <w:r>
-              <w:t>1992</w:t>
-            </w:r>
-          </w:p>
-        </w:tc>
-        <w:tc>
-          <w:tcPr>
-            <w:tcW w:type="dxa" w:w="1080"/>
-          </w:tcPr>
-          <w:p>
-            <w:r>
-              <w:t>Thrombolysis</w:t>
-            </w:r>
-          </w:p>
-        </w:tc>
-        <w:tc>
-          <w:tcPr>
-            <w:tcW w:type="dxa" w:w="1080"/>
-          </w:tcPr>
-          <w:p>
-            <w:r>
-              <w:t>90</w:t>
-            </w:r>
-          </w:p>
-        </w:tc>
-        <w:tc>
-          <w:tcPr>
-            <w:tcW w:type="dxa" w:w="1080"/>
-          </w:tcPr>
-          <w:p>
-            <w:r>
-              <w:t>1,159</w:t>
-            </w:r>
-          </w:p>
-        </w:tc>
-        <w:tc>
-          <w:tcPr>
-            <w:tcW w:type="dxa" w:w="1080"/>
-          </w:tcPr>
-          <w:p>
-            <w:r>
-              <w:t>118</w:t>
-            </w:r>
-          </w:p>
-        </w:tc>
-        <w:tc>
-          <w:tcPr>
-            <w:tcW w:type="dxa" w:w="1080"/>
-          </w:tcPr>
-          <w:p>
-            <w:r>
-              <w:t>1,157</w:t>
-            </w:r>
-          </w:p>
-        </w:tc>
-        <w:tc>
-          <w:tcPr>
-            <w:tcW w:type="dxa" w:w="1080"/>
-          </w:tcPr>
-          <w:p>
-            <w:r>
-              <w:t>10.2%</w:t>
+          <w:tcPr/>
+          <w:p>
+            <w:pPr>
+              <w:pStyle w:val="Normal"/>
+              <w:spacing w:line="240" w:lineRule="auto" w:after="0"/>
+            </w:pPr>
+            <w:r>
+              <w:rPr>
+                <w:rFonts w:ascii="Times New Roman" w:hAnsi="Times New Roman" w:cs="Times New Roman" w:eastAsia="Times New Roman"/>
+                <w:sz w:val="20"/>
+                <w:szCs w:val="20"/>
+              </w:rPr>
+              <w:t xml:space="preserve">LIMIT-2 1992</w:t>
+            </w:r>
+          </w:p>
+        </w:tc>
+        <w:tc>
+          <w:tcPr/>
+          <w:p>
+            <w:pPr>
+              <w:pStyle w:val="Normal"/>
+              <w:spacing w:line="240" w:lineRule="auto" w:after="0"/>
+            </w:pPr>
+            <w:r>
+              <w:rPr>
+                <w:rFonts w:ascii="Times New Roman" w:hAnsi="Times New Roman" w:cs="Times New Roman" w:eastAsia="Times New Roman"/>
+                <w:sz w:val="20"/>
+                <w:szCs w:val="20"/>
+              </w:rPr>
+              <w:t xml:space="preserve">1992</w:t>
+            </w:r>
+          </w:p>
+        </w:tc>
+        <w:tc>
+          <w:tcPr/>
+          <w:p>
+            <w:pPr>
+              <w:pStyle w:val="Normal"/>
+              <w:spacing w:line="240" w:lineRule="auto" w:after="0"/>
+            </w:pPr>
+            <w:r>
+              <w:rPr>
+                <w:rFonts w:ascii="Times New Roman" w:hAnsi="Times New Roman" w:cs="Times New Roman" w:eastAsia="Times New Roman"/>
+                <w:sz w:val="20"/>
+                <w:szCs w:val="20"/>
+              </w:rPr>
+              <w:t xml:space="preserve">Thrombolysis</w:t>
+            </w:r>
+          </w:p>
+        </w:tc>
+        <w:tc>
+          <w:tcPr/>
+          <w:p>
+            <w:pPr>
+              <w:pStyle w:val="Normal"/>
+              <w:spacing w:line="240" w:lineRule="auto" w:after="0"/>
+            </w:pPr>
+            <w:r>
+              <w:rPr>
+                <w:rFonts w:ascii="Times New Roman" w:hAnsi="Times New Roman" w:cs="Times New Roman" w:eastAsia="Times New Roman"/>
+                <w:sz w:val="20"/>
+                <w:szCs w:val="20"/>
+              </w:rPr>
+              <w:t xml:space="preserve">90</w:t>
+            </w:r>
+          </w:p>
+        </w:tc>
+        <w:tc>
+          <w:tcPr/>
+          <w:p>
+            <w:pPr>
+              <w:pStyle w:val="Normal"/>
+              <w:spacing w:line="240" w:lineRule="auto" w:after="0"/>
+            </w:pPr>
+            <w:r>
+              <w:rPr>
+                <w:rFonts w:ascii="Times New Roman" w:hAnsi="Times New Roman" w:cs="Times New Roman" w:eastAsia="Times New Roman"/>
+                <w:sz w:val="20"/>
+                <w:szCs w:val="20"/>
+              </w:rPr>
+              <w:t xml:space="preserve">1,159</w:t>
+            </w:r>
+          </w:p>
+        </w:tc>
+        <w:tc>
+          <w:tcPr/>
+          <w:p>
+            <w:pPr>
+              <w:pStyle w:val="Normal"/>
+              <w:spacing w:line="240" w:lineRule="auto" w:after="0"/>
+            </w:pPr>
+            <w:r>
+              <w:rPr>
+                <w:rFonts w:ascii="Times New Roman" w:hAnsi="Times New Roman" w:cs="Times New Roman" w:eastAsia="Times New Roman"/>
+                <w:sz w:val="20"/>
+                <w:szCs w:val="20"/>
+              </w:rPr>
+              <w:t xml:space="preserve">118</w:t>
+            </w:r>
+          </w:p>
+        </w:tc>
+        <w:tc>
+          <w:tcPr/>
+          <w:p>
+            <w:pPr>
+              <w:pStyle w:val="Normal"/>
+              <w:spacing w:line="240" w:lineRule="auto" w:after="0"/>
+            </w:pPr>
+            <w:r>
+              <w:rPr>
+                <w:rFonts w:ascii="Times New Roman" w:hAnsi="Times New Roman" w:cs="Times New Roman" w:eastAsia="Times New Roman"/>
+                <w:sz w:val="20"/>
+                <w:szCs w:val="20"/>
+              </w:rPr>
+              <w:t xml:space="preserve">1,157</w:t>
+            </w:r>
+          </w:p>
+        </w:tc>
+        <w:tc>
+          <w:tcPr/>
+          <w:p>
+            <w:pPr>
+              <w:pStyle w:val="Normal"/>
+              <w:spacing w:line="240" w:lineRule="auto" w:after="0"/>
+            </w:pPr>
+            <w:r>
+              <w:rPr>
+                <w:rFonts w:ascii="Times New Roman" w:hAnsi="Times New Roman" w:cs="Times New Roman" w:eastAsia="Times New Roman"/>
+                <w:sz w:val="20"/>
+                <w:szCs w:val="20"/>
+              </w:rPr>
+              <w:t xml:space="preserve">10.2%</w:t>
             </w:r>
           </w:p>
         </w:tc>
       </w:tr>
       <w:tr>
         <w:tc>
-          <w:tcPr>
-            <w:tcW w:type="dxa" w:w="1080"/>
-          </w:tcPr>
-          <w:p>
-            <w:r>
-              <w:t>Shechter 1995</w:t>
-            </w:r>
-          </w:p>
-        </w:tc>
-        <w:tc>
-          <w:tcPr>
-            <w:tcW w:type="dxa" w:w="1080"/>
-          </w:tcPr>
-          <w:p>
-            <w:r>
-              <w:t>1995</w:t>
-            </w:r>
-          </w:p>
-        </w:tc>
-        <w:tc>
-          <w:tcPr>
-            <w:tcW w:type="dxa" w:w="1080"/>
-          </w:tcPr>
-          <w:p>
-            <w:r>
-              <w:t>Thrombolysis</w:t>
-            </w:r>
-          </w:p>
-        </w:tc>
-        <w:tc>
-          <w:tcPr>
-            <w:tcW w:type="dxa" w:w="1080"/>
-          </w:tcPr>
-          <w:p>
-            <w:r>
-              <w:t>4</w:t>
-            </w:r>
-          </w:p>
-        </w:tc>
-        <w:tc>
-          <w:tcPr>
-            <w:tcW w:type="dxa" w:w="1080"/>
-          </w:tcPr>
-          <w:p>
-            <w:r>
-              <w:t>107</w:t>
-            </w:r>
-          </w:p>
-        </w:tc>
-        <w:tc>
-          <w:tcPr>
-            <w:tcW w:type="dxa" w:w="1080"/>
-          </w:tcPr>
-          <w:p>
-            <w:r>
-              <w:t>17</w:t>
-            </w:r>
-          </w:p>
-        </w:tc>
-        <w:tc>
-          <w:tcPr>
-            <w:tcW w:type="dxa" w:w="1080"/>
-          </w:tcPr>
-          <w:p>
-            <w:r>
-              <w:t>108</w:t>
-            </w:r>
-          </w:p>
-        </w:tc>
-        <w:tc>
-          <w:tcPr>
-            <w:tcW w:type="dxa" w:w="1080"/>
-          </w:tcPr>
-          <w:p>
-            <w:r>
-              <w:t>15.7%</w:t>
+          <w:tcPr/>
+          <w:p>
+            <w:pPr>
+              <w:pStyle w:val="Normal"/>
+              <w:spacing w:line="240" w:lineRule="auto" w:after="0"/>
+            </w:pPr>
+            <w:r>
+              <w:rPr>
+                <w:rFonts w:ascii="Times New Roman" w:hAnsi="Times New Roman" w:cs="Times New Roman" w:eastAsia="Times New Roman"/>
+                <w:sz w:val="20"/>
+                <w:szCs w:val="20"/>
+              </w:rPr>
+              <w:t xml:space="preserve">Shechter 1995</w:t>
+            </w:r>
+          </w:p>
+        </w:tc>
+        <w:tc>
+          <w:tcPr/>
+          <w:p>
+            <w:pPr>
+              <w:pStyle w:val="Normal"/>
+              <w:spacing w:line="240" w:lineRule="auto" w:after="0"/>
+            </w:pPr>
+            <w:r>
+              <w:rPr>
+                <w:rFonts w:ascii="Times New Roman" w:hAnsi="Times New Roman" w:cs="Times New Roman" w:eastAsia="Times New Roman"/>
+                <w:sz w:val="20"/>
+                <w:szCs w:val="20"/>
+              </w:rPr>
+              <w:t xml:space="preserve">1995</w:t>
+            </w:r>
+          </w:p>
+        </w:tc>
+        <w:tc>
+          <w:tcPr/>
+          <w:p>
+            <w:pPr>
+              <w:pStyle w:val="Normal"/>
+              <w:spacing w:line="240" w:lineRule="auto" w:after="0"/>
+            </w:pPr>
+            <w:r>
+              <w:rPr>
+                <w:rFonts w:ascii="Times New Roman" w:hAnsi="Times New Roman" w:cs="Times New Roman" w:eastAsia="Times New Roman"/>
+                <w:sz w:val="20"/>
+                <w:szCs w:val="20"/>
+              </w:rPr>
+              <w:t xml:space="preserve">Thrombolysis</w:t>
+            </w:r>
+          </w:p>
+        </w:tc>
+        <w:tc>
+          <w:tcPr/>
+          <w:p>
+            <w:pPr>
+              <w:pStyle w:val="Normal"/>
+              <w:spacing w:line="240" w:lineRule="auto" w:after="0"/>
+            </w:pPr>
+            <w:r>
+              <w:rPr>
+                <w:rFonts w:ascii="Times New Roman" w:hAnsi="Times New Roman" w:cs="Times New Roman" w:eastAsia="Times New Roman"/>
+                <w:sz w:val="20"/>
+                <w:szCs w:val="20"/>
+              </w:rPr>
+              <w:t xml:space="preserve">4</w:t>
+            </w:r>
+          </w:p>
+        </w:tc>
+        <w:tc>
+          <w:tcPr/>
+          <w:p>
+            <w:pPr>
+              <w:pStyle w:val="Normal"/>
+              <w:spacing w:line="240" w:lineRule="auto" w:after="0"/>
+            </w:pPr>
+            <w:r>
+              <w:rPr>
+                <w:rFonts w:ascii="Times New Roman" w:hAnsi="Times New Roman" w:cs="Times New Roman" w:eastAsia="Times New Roman"/>
+                <w:sz w:val="20"/>
+                <w:szCs w:val="20"/>
+              </w:rPr>
+              <w:t xml:space="preserve">107</w:t>
+            </w:r>
+          </w:p>
+        </w:tc>
+        <w:tc>
+          <w:tcPr/>
+          <w:p>
+            <w:pPr>
+              <w:pStyle w:val="Normal"/>
+              <w:spacing w:line="240" w:lineRule="auto" w:after="0"/>
+            </w:pPr>
+            <w:r>
+              <w:rPr>
+                <w:rFonts w:ascii="Times New Roman" w:hAnsi="Times New Roman" w:cs="Times New Roman" w:eastAsia="Times New Roman"/>
+                <w:sz w:val="20"/>
+                <w:szCs w:val="20"/>
+              </w:rPr>
+              <w:t xml:space="preserve">17</w:t>
+            </w:r>
+          </w:p>
+        </w:tc>
+        <w:tc>
+          <w:tcPr/>
+          <w:p>
+            <w:pPr>
+              <w:pStyle w:val="Normal"/>
+              <w:spacing w:line="240" w:lineRule="auto" w:after="0"/>
+            </w:pPr>
+            <w:r>
+              <w:rPr>
+                <w:rFonts w:ascii="Times New Roman" w:hAnsi="Times New Roman" w:cs="Times New Roman" w:eastAsia="Times New Roman"/>
+                <w:sz w:val="20"/>
+                <w:szCs w:val="20"/>
+              </w:rPr>
+              <w:t xml:space="preserve">108</w:t>
+            </w:r>
+          </w:p>
+        </w:tc>
+        <w:tc>
+          <w:tcPr/>
+          <w:p>
+            <w:pPr>
+              <w:pStyle w:val="Normal"/>
+              <w:spacing w:line="240" w:lineRule="auto" w:after="0"/>
+            </w:pPr>
+            <w:r>
+              <w:rPr>
+                <w:rFonts w:ascii="Times New Roman" w:hAnsi="Times New Roman" w:cs="Times New Roman" w:eastAsia="Times New Roman"/>
+                <w:sz w:val="20"/>
+                <w:szCs w:val="20"/>
+              </w:rPr>
+              <w:t xml:space="preserve">15.7%</w:t>
             </w:r>
           </w:p>
         </w:tc>
       </w:tr>
       <w:tr>
         <w:tc>
-          <w:tcPr>
-            <w:tcW w:type="dxa" w:w="1080"/>
-          </w:tcPr>
-          <w:p>
-            <w:r>
-              <w:t>ISIS-4 1995</w:t>
-            </w:r>
-          </w:p>
-        </w:tc>
-        <w:tc>
-          <w:tcPr>
-            <w:tcW w:type="dxa" w:w="1080"/>
-          </w:tcPr>
-          <w:p>
-            <w:r>
-              <w:t>1995</w:t>
-            </w:r>
-          </w:p>
-        </w:tc>
-        <w:tc>
-          <w:tcPr>
-            <w:tcW w:type="dxa" w:w="1080"/>
-          </w:tcPr>
-          <w:p>
-            <w:r>
-              <w:t>Thrombolysis</w:t>
-            </w:r>
-          </w:p>
-        </w:tc>
-        <w:tc>
-          <w:tcPr>
-            <w:tcW w:type="dxa" w:w="1080"/>
-          </w:tcPr>
-          <w:p>
-            <w:r>
-              <w:t>2216</w:t>
-            </w:r>
-          </w:p>
-        </w:tc>
-        <w:tc>
-          <w:tcPr>
-            <w:tcW w:type="dxa" w:w="1080"/>
-          </w:tcPr>
-          <w:p>
-            <w:r>
-              <w:t>29,011</w:t>
-            </w:r>
-          </w:p>
-        </w:tc>
-        <w:tc>
-          <w:tcPr>
-            <w:tcW w:type="dxa" w:w="1080"/>
-          </w:tcPr>
-          <w:p>
-            <w:r>
-              <w:t>2103</w:t>
-            </w:r>
-          </w:p>
-        </w:tc>
-        <w:tc>
-          <w:tcPr>
-            <w:tcW w:type="dxa" w:w="1080"/>
-          </w:tcPr>
-          <w:p>
-            <w:r>
-              <w:t>29,039</w:t>
-            </w:r>
-          </w:p>
-        </w:tc>
-        <w:tc>
-          <w:tcPr>
-            <w:tcW w:type="dxa" w:w="1080"/>
-          </w:tcPr>
-          <w:p>
-            <w:r>
-              <w:t>7.2%</w:t>
+          <w:tcPr/>
+          <w:p>
+            <w:pPr>
+              <w:pStyle w:val="Normal"/>
+              <w:spacing w:line="240" w:lineRule="auto" w:after="0"/>
+            </w:pPr>
+            <w:r>
+              <w:rPr>
+                <w:rFonts w:ascii="Times New Roman" w:hAnsi="Times New Roman" w:cs="Times New Roman" w:eastAsia="Times New Roman"/>
+                <w:sz w:val="20"/>
+                <w:szCs w:val="20"/>
+              </w:rPr>
+              <w:t xml:space="preserve">ISIS-4 1995</w:t>
+            </w:r>
+          </w:p>
+        </w:tc>
+        <w:tc>
+          <w:tcPr/>
+          <w:p>
+            <w:pPr>
+              <w:pStyle w:val="Normal"/>
+              <w:spacing w:line="240" w:lineRule="auto" w:after="0"/>
+            </w:pPr>
+            <w:r>
+              <w:rPr>
+                <w:rFonts w:ascii="Times New Roman" w:hAnsi="Times New Roman" w:cs="Times New Roman" w:eastAsia="Times New Roman"/>
+                <w:sz w:val="20"/>
+                <w:szCs w:val="20"/>
+              </w:rPr>
+              <w:t xml:space="preserve">1995</w:t>
+            </w:r>
+          </w:p>
+        </w:tc>
+        <w:tc>
+          <w:tcPr/>
+          <w:p>
+            <w:pPr>
+              <w:pStyle w:val="Normal"/>
+              <w:spacing w:line="240" w:lineRule="auto" w:after="0"/>
+            </w:pPr>
+            <w:r>
+              <w:rPr>
+                <w:rFonts w:ascii="Times New Roman" w:hAnsi="Times New Roman" w:cs="Times New Roman" w:eastAsia="Times New Roman"/>
+                <w:sz w:val="20"/>
+                <w:szCs w:val="20"/>
+              </w:rPr>
+              <w:t xml:space="preserve">Thrombolysis</w:t>
+            </w:r>
+          </w:p>
+        </w:tc>
+        <w:tc>
+          <w:tcPr/>
+          <w:p>
+            <w:pPr>
+              <w:pStyle w:val="Normal"/>
+              <w:spacing w:line="240" w:lineRule="auto" w:after="0"/>
+            </w:pPr>
+            <w:r>
+              <w:rPr>
+                <w:rFonts w:ascii="Times New Roman" w:hAnsi="Times New Roman" w:cs="Times New Roman" w:eastAsia="Times New Roman"/>
+                <w:sz w:val="20"/>
+                <w:szCs w:val="20"/>
+              </w:rPr>
+              <w:t xml:space="preserve">2216</w:t>
+            </w:r>
+          </w:p>
+        </w:tc>
+        <w:tc>
+          <w:tcPr/>
+          <w:p>
+            <w:pPr>
+              <w:pStyle w:val="Normal"/>
+              <w:spacing w:line="240" w:lineRule="auto" w:after="0"/>
+            </w:pPr>
+            <w:r>
+              <w:rPr>
+                <w:rFonts w:ascii="Times New Roman" w:hAnsi="Times New Roman" w:cs="Times New Roman" w:eastAsia="Times New Roman"/>
+                <w:sz w:val="20"/>
+                <w:szCs w:val="20"/>
+              </w:rPr>
+              <w:t xml:space="preserve">29,011</w:t>
+            </w:r>
+          </w:p>
+        </w:tc>
+        <w:tc>
+          <w:tcPr/>
+          <w:p>
+            <w:pPr>
+              <w:pStyle w:val="Normal"/>
+              <w:spacing w:line="240" w:lineRule="auto" w:after="0"/>
+            </w:pPr>
+            <w:r>
+              <w:rPr>
+                <w:rFonts w:ascii="Times New Roman" w:hAnsi="Times New Roman" w:cs="Times New Roman" w:eastAsia="Times New Roman"/>
+                <w:sz w:val="20"/>
+                <w:szCs w:val="20"/>
+              </w:rPr>
+              <w:t xml:space="preserve">2103</w:t>
+            </w:r>
+          </w:p>
+        </w:tc>
+        <w:tc>
+          <w:tcPr/>
+          <w:p>
+            <w:pPr>
+              <w:pStyle w:val="Normal"/>
+              <w:spacing w:line="240" w:lineRule="auto" w:after="0"/>
+            </w:pPr>
+            <w:r>
+              <w:rPr>
+                <w:rFonts w:ascii="Times New Roman" w:hAnsi="Times New Roman" w:cs="Times New Roman" w:eastAsia="Times New Roman"/>
+                <w:sz w:val="20"/>
+                <w:szCs w:val="20"/>
+              </w:rPr>
+              <w:t xml:space="preserve">29,039</w:t>
+            </w:r>
+          </w:p>
+        </w:tc>
+        <w:tc>
+          <w:tcPr/>
+          <w:p>
+            <w:pPr>
+              <w:pStyle w:val="Normal"/>
+              <w:spacing w:line="240" w:lineRule="auto" w:after="0"/>
+            </w:pPr>
+            <w:r>
+              <w:rPr>
+                <w:rFonts w:ascii="Times New Roman" w:hAnsi="Times New Roman" w:cs="Times New Roman" w:eastAsia="Times New Roman"/>
+                <w:sz w:val="20"/>
+                <w:szCs w:val="20"/>
+              </w:rPr>
+              <w:t xml:space="preserve">7.2%</w:t>
             </w:r>
           </w:p>
         </w:tc>
       </w:tr>
     </w:tbl>
-    <w:tbl>
+    <w:tbl xmlns:a="http://schemas.openxmlformats.org/drawingml/2006/main" xmlns:pic="http://schemas.openxmlformats.org/drawingml/2006/picture">
       <w:tblPr>
-        <w:tblStyle w:val="TableGrid"/>
+        <w:tblStyle w:val="Table Grid"/>
         <w:tblW w:type="auto" w:w="0"/>
-        <w:tblLook w:firstColumn="1" w:firstRow="1" w:lastColumn="0" w:lastRow="0" w:noHBand="0" w:noVBand="1" w:val="04A0"/>
+        <w:tblLook w:firstRow="1" w:lastRow="0" w:firstColumn="0" w:lastColumn="0" w:noHBand="0" w:noVBand="0" w:val="0020"/>
+        <w:jc w:val="center"/>
       </w:tblPr>
       <w:tblGrid>
-        <w:gridCol w:w="1728"/>
-        <w:gridCol w:w="1728"/>
-        <w:gridCol w:w="1728"/>
-        <w:gridCol w:w="1728"/>
-        <w:gridCol w:w="1728"/>
+        <w:gridCol w:w="1584"/>
+        <w:gridCol w:w="1584"/>
+        <w:gridCol w:w="1584"/>
+        <w:gridCol w:w="1584"/>
+        <w:gridCol w:w="1584"/>
       </w:tblGrid>
       <w:tr>
-        <w:tc>
-          <w:tcPr>
-            <w:tcW w:type="dxa" w:w="1728"/>
-          </w:tcPr>
-          <w:p>
-            <w:r>
-              <w:t>Study</w:t>
-            </w:r>
-          </w:p>
-        </w:tc>
-        <w:tc>
-          <w:tcPr>
-            <w:tcW w:type="dxa" w:w="1728"/>
-          </w:tcPr>
-          <w:p>
-            <w:r>
-              <w:t>Design</w:t>
-            </w:r>
-          </w:p>
-        </w:tc>
-        <w:tc>
-          <w:tcPr>
-            <w:tcW w:type="dxa" w:w="1728"/>
-          </w:tcPr>
-          <w:p>
-            <w:r>
-              <w:t>HR (95% CI)</w:t>
-            </w:r>
-          </w:p>
-        </w:tc>
-        <w:tc>
-          <w:tcPr>
-            <w:tcW w:type="dxa" w:w="1728"/>
-          </w:tcPr>
-          <w:p>
-            <w:r>
-              <w:t>N</w:t>
-            </w:r>
-          </w:p>
-        </w:tc>
-        <w:tc>
-          <w:tcPr>
-            <w:tcW w:type="dxa" w:w="1728"/>
-          </w:tcPr>
-          <w:p>
-            <w:r>
-              <w:t>Events</w:t>
+        <w:trPr>
+          <w:tblHeader w:val="on"/>
+        </w:trPr>
+        <w:tc>
+          <w:tcPr/>
+          <w:p>
+            <w:pPr>
+              <w:pStyle w:val="Normal"/>
+              <w:spacing w:line="240" w:lineRule="auto" w:after="0"/>
+            </w:pPr>
+            <w:r>
+              <w:rPr>
+                <w:rFonts w:ascii="Times New Roman" w:hAnsi="Times New Roman" w:cs="Times New Roman" w:eastAsia="Times New Roman"/>
+                <w:sz w:val="20"/>
+                <w:szCs w:val="20"/>
+                <w:b/>
+              </w:rPr>
+              <w:t xml:space="preserve">Study</w:t>
+            </w:r>
+          </w:p>
+        </w:tc>
+        <w:tc>
+          <w:tcPr/>
+          <w:p>
+            <w:pPr>
+              <w:pStyle w:val="Normal"/>
+              <w:spacing w:line="240" w:lineRule="auto" w:after="0"/>
+            </w:pPr>
+            <w:r>
+              <w:rPr>
+                <w:rFonts w:ascii="Times New Roman" w:hAnsi="Times New Roman" w:cs="Times New Roman" w:eastAsia="Times New Roman"/>
+                <w:sz w:val="20"/>
+                <w:szCs w:val="20"/>
+                <w:b/>
+              </w:rPr>
+              <w:t xml:space="preserve">Design</w:t>
+            </w:r>
+          </w:p>
+        </w:tc>
+        <w:tc>
+          <w:tcPr/>
+          <w:p>
+            <w:pPr>
+              <w:pStyle w:val="Normal"/>
+              <w:spacing w:line="240" w:lineRule="auto" w:after="0"/>
+            </w:pPr>
+            <w:r>
+              <w:rPr>
+                <w:rFonts w:ascii="Times New Roman" w:hAnsi="Times New Roman" w:cs="Times New Roman" w:eastAsia="Times New Roman"/>
+                <w:sz w:val="20"/>
+                <w:szCs w:val="20"/>
+                <w:b/>
+              </w:rPr>
+              <w:t xml:space="preserve">HR (95% CI)</w:t>
+            </w:r>
+          </w:p>
+        </w:tc>
+        <w:tc>
+          <w:tcPr/>
+          <w:p>
+            <w:pPr>
+              <w:pStyle w:val="Normal"/>
+              <w:spacing w:line="240" w:lineRule="auto" w:after="0"/>
+            </w:pPr>
+            <w:r>
+              <w:rPr>
+                <w:rFonts w:ascii="Times New Roman" w:hAnsi="Times New Roman" w:cs="Times New Roman" w:eastAsia="Times New Roman"/>
+                <w:sz w:val="20"/>
+                <w:szCs w:val="20"/>
+                <w:b/>
+              </w:rPr>
+              <w:t xml:space="preserve">N</w:t>
+            </w:r>
+          </w:p>
+        </w:tc>
+        <w:tc>
+          <w:tcPr/>
+          <w:p>
+            <w:pPr>
+              <w:pStyle w:val="Normal"/>
+              <w:spacing w:line="240" w:lineRule="auto" w:after="0"/>
+            </w:pPr>
+            <w:r>
+              <w:rPr>
+                <w:rFonts w:ascii="Times New Roman" w:hAnsi="Times New Roman" w:cs="Times New Roman" w:eastAsia="Times New Roman"/>
+                <w:sz w:val="20"/>
+                <w:szCs w:val="20"/>
+                <w:b/>
+              </w:rPr>
+              <w:t xml:space="preserve">Events</w:t>
             </w:r>
           </w:p>
         </w:tc>
       </w:tr>
       <w:tr>
         <w:tc>
-          <w:tcPr>
-            <w:tcW w:type="dxa" w:w="1728"/>
-          </w:tcPr>
-          <w:p>
-            <w:r>
-              <w:t>Mozaffarian 2004</w:t>
-            </w:r>
-          </w:p>
-        </w:tc>
-        <w:tc>
-          <w:tcPr>
-            <w:tcW w:type="dxa" w:w="1728"/>
-          </w:tcPr>
-          <w:p>
-            <w:r>
-              <w:t>OBS</w:t>
-            </w:r>
-          </w:p>
-        </w:tc>
-        <w:tc>
-          <w:tcPr>
-            <w:tcW w:type="dxa" w:w="1728"/>
-          </w:tcPr>
-          <w:p>
-            <w:r>
-              <w:t>0.62 (0.49–0.78)</w:t>
-            </w:r>
-          </w:p>
-        </w:tc>
-        <w:tc>
-          <w:tcPr>
-            <w:tcW w:type="dxa" w:w="1728"/>
-          </w:tcPr>
-          <w:p>
-            <w:r>
-              <w:t>1,153</w:t>
-            </w:r>
-          </w:p>
-        </w:tc>
-        <w:tc>
-          <w:tcPr>
-            <w:tcW w:type="dxa" w:w="1728"/>
-          </w:tcPr>
-          <w:p>
-            <w:r>
-              <w:t>356</w:t>
+          <w:tcPr/>
+          <w:p>
+            <w:pPr>
+              <w:pStyle w:val="Normal"/>
+              <w:spacing w:line="240" w:lineRule="auto" w:after="0"/>
+            </w:pPr>
+            <w:r>
+              <w:rPr>
+                <w:rFonts w:ascii="Times New Roman" w:hAnsi="Times New Roman" w:cs="Times New Roman" w:eastAsia="Times New Roman"/>
+                <w:sz w:val="20"/>
+                <w:szCs w:val="20"/>
+              </w:rPr>
+              <w:t xml:space="preserve">Mozaffarian 2004</w:t>
+            </w:r>
+          </w:p>
+        </w:tc>
+        <w:tc>
+          <w:tcPr/>
+          <w:p>
+            <w:pPr>
+              <w:pStyle w:val="Normal"/>
+              <w:spacing w:line="240" w:lineRule="auto" w:after="0"/>
+            </w:pPr>
+            <w:r>
+              <w:rPr>
+                <w:rFonts w:ascii="Times New Roman" w:hAnsi="Times New Roman" w:cs="Times New Roman" w:eastAsia="Times New Roman"/>
+                <w:sz w:val="20"/>
+                <w:szCs w:val="20"/>
+              </w:rPr>
+              <w:t xml:space="preserve">OBS</w:t>
+            </w:r>
+          </w:p>
+        </w:tc>
+        <w:tc>
+          <w:tcPr/>
+          <w:p>
+            <w:pPr>
+              <w:pStyle w:val="Normal"/>
+              <w:spacing w:line="240" w:lineRule="auto" w:after="0"/>
+            </w:pPr>
+            <w:r>
+              <w:rPr>
+                <w:rFonts w:ascii="Times New Roman" w:hAnsi="Times New Roman" w:cs="Times New Roman" w:eastAsia="Times New Roman"/>
+                <w:sz w:val="20"/>
+                <w:szCs w:val="20"/>
+              </w:rPr>
+              <w:t xml:space="preserve">0.62 (0.49–0.78)</w:t>
+            </w:r>
+          </w:p>
+        </w:tc>
+        <w:tc>
+          <w:tcPr/>
+          <w:p>
+            <w:pPr>
+              <w:pStyle w:val="Normal"/>
+              <w:spacing w:line="240" w:lineRule="auto" w:after="0"/>
+            </w:pPr>
+            <w:r>
+              <w:rPr>
+                <w:rFonts w:ascii="Times New Roman" w:hAnsi="Times New Roman" w:cs="Times New Roman" w:eastAsia="Times New Roman"/>
+                <w:sz w:val="20"/>
+                <w:szCs w:val="20"/>
+              </w:rPr>
+              <w:t xml:space="preserve">1,153</w:t>
+            </w:r>
+          </w:p>
+        </w:tc>
+        <w:tc>
+          <w:tcPr/>
+          <w:p>
+            <w:pPr>
+              <w:pStyle w:val="Normal"/>
+              <w:spacing w:line="240" w:lineRule="auto" w:after="0"/>
+            </w:pPr>
+            <w:r>
+              <w:rPr>
+                <w:rFonts w:ascii="Times New Roman" w:hAnsi="Times New Roman" w:cs="Times New Roman" w:eastAsia="Times New Roman"/>
+                <w:sz w:val="20"/>
+                <w:szCs w:val="20"/>
+              </w:rPr>
+              <w:t xml:space="preserve">356</w:t>
             </w:r>
           </w:p>
         </w:tc>
       </w:tr>
       <w:tr>
         <w:tc>
-          <w:tcPr>
-            <w:tcW w:type="dxa" w:w="1728"/>
-          </w:tcPr>
-          <w:p>
-            <w:r>
-              <w:t>Horwich 2004</w:t>
-            </w:r>
-          </w:p>
-        </w:tc>
-        <w:tc>
-          <w:tcPr>
-            <w:tcW w:type="dxa" w:w="1728"/>
-          </w:tcPr>
-          <w:p>
-            <w:r>
-              <w:t>OBS</w:t>
-            </w:r>
-          </w:p>
-        </w:tc>
-        <w:tc>
-          <w:tcPr>
-            <w:tcW w:type="dxa" w:w="1728"/>
-          </w:tcPr>
-          <w:p>
-            <w:r>
-              <w:t>0.59 (0.44–0.78)</w:t>
-            </w:r>
-          </w:p>
-        </w:tc>
-        <w:tc>
-          <w:tcPr>
-            <w:tcW w:type="dxa" w:w="1728"/>
-          </w:tcPr>
-          <w:p>
-            <w:r>
-              <w:t>551</w:t>
-            </w:r>
-          </w:p>
-        </w:tc>
-        <w:tc>
-          <w:tcPr>
-            <w:tcW w:type="dxa" w:w="1728"/>
-          </w:tcPr>
-          <w:p>
-            <w:r>
-              <w:t>189</w:t>
+          <w:tcPr/>
+          <w:p>
+            <w:pPr>
+              <w:pStyle w:val="Normal"/>
+              <w:spacing w:line="240" w:lineRule="auto" w:after="0"/>
+            </w:pPr>
+            <w:r>
+              <w:rPr>
+                <w:rFonts w:ascii="Times New Roman" w:hAnsi="Times New Roman" w:cs="Times New Roman" w:eastAsia="Times New Roman"/>
+                <w:sz w:val="20"/>
+                <w:szCs w:val="20"/>
+              </w:rPr>
+              <w:t xml:space="preserve">Horwich 2004</w:t>
+            </w:r>
+          </w:p>
+        </w:tc>
+        <w:tc>
+          <w:tcPr/>
+          <w:p>
+            <w:pPr>
+              <w:pStyle w:val="Normal"/>
+              <w:spacing w:line="240" w:lineRule="auto" w:after="0"/>
+            </w:pPr>
+            <w:r>
+              <w:rPr>
+                <w:rFonts w:ascii="Times New Roman" w:hAnsi="Times New Roman" w:cs="Times New Roman" w:eastAsia="Times New Roman"/>
+                <w:sz w:val="20"/>
+                <w:szCs w:val="20"/>
+              </w:rPr>
+              <w:t xml:space="preserve">OBS</w:t>
+            </w:r>
+          </w:p>
+        </w:tc>
+        <w:tc>
+          <w:tcPr/>
+          <w:p>
+            <w:pPr>
+              <w:pStyle w:val="Normal"/>
+              <w:spacing w:line="240" w:lineRule="auto" w:after="0"/>
+            </w:pPr>
+            <w:r>
+              <w:rPr>
+                <w:rFonts w:ascii="Times New Roman" w:hAnsi="Times New Roman" w:cs="Times New Roman" w:eastAsia="Times New Roman"/>
+                <w:sz w:val="20"/>
+                <w:szCs w:val="20"/>
+              </w:rPr>
+              <w:t xml:space="preserve">0.59 (0.44–0.78)</w:t>
+            </w:r>
+          </w:p>
+        </w:tc>
+        <w:tc>
+          <w:tcPr/>
+          <w:p>
+            <w:pPr>
+              <w:pStyle w:val="Normal"/>
+              <w:spacing w:line="240" w:lineRule="auto" w:after="0"/>
+            </w:pPr>
+            <w:r>
+              <w:rPr>
+                <w:rFonts w:ascii="Times New Roman" w:hAnsi="Times New Roman" w:cs="Times New Roman" w:eastAsia="Times New Roman"/>
+                <w:sz w:val="20"/>
+                <w:szCs w:val="20"/>
+              </w:rPr>
+              <w:t xml:space="preserve">551</w:t>
+            </w:r>
+          </w:p>
+        </w:tc>
+        <w:tc>
+          <w:tcPr/>
+          <w:p>
+            <w:pPr>
+              <w:pStyle w:val="Normal"/>
+              <w:spacing w:line="240" w:lineRule="auto" w:after="0"/>
+            </w:pPr>
+            <w:r>
+              <w:rPr>
+                <w:rFonts w:ascii="Times New Roman" w:hAnsi="Times New Roman" w:cs="Times New Roman" w:eastAsia="Times New Roman"/>
+                <w:sz w:val="20"/>
+                <w:szCs w:val="20"/>
+              </w:rPr>
+              <w:t xml:space="preserve">189</w:t>
             </w:r>
           </w:p>
         </w:tc>
       </w:tr>
       <w:tr>
         <w:tc>
-          <w:tcPr>
-            <w:tcW w:type="dxa" w:w="1728"/>
-          </w:tcPr>
-          <w:p>
-            <w:r>
-              <w:t>Go 2006</w:t>
-            </w:r>
-          </w:p>
-        </w:tc>
-        <w:tc>
-          <w:tcPr>
-            <w:tcW w:type="dxa" w:w="1728"/>
-          </w:tcPr>
-          <w:p>
-            <w:r>
-              <w:t>OBS</w:t>
-            </w:r>
-          </w:p>
-        </w:tc>
-        <w:tc>
-          <w:tcPr>
-            <w:tcW w:type="dxa" w:w="1728"/>
-          </w:tcPr>
-          <w:p>
-            <w:r>
-              <w:t>0.69 (0.63–0.75)</w:t>
-            </w:r>
-          </w:p>
-        </w:tc>
-        <w:tc>
-          <w:tcPr>
-            <w:tcW w:type="dxa" w:w="1728"/>
-          </w:tcPr>
-          <w:p>
-            <w:r>
-              <w:t>24,598</w:t>
-            </w:r>
-          </w:p>
-        </w:tc>
-        <w:tc>
-          <w:tcPr>
-            <w:tcW w:type="dxa" w:w="1728"/>
-          </w:tcPr>
-          <w:p>
-            <w:r>
-              <w:t>5,765</w:t>
+          <w:tcPr/>
+          <w:p>
+            <w:pPr>
+              <w:pStyle w:val="Normal"/>
+              <w:spacing w:line="240" w:lineRule="auto" w:after="0"/>
+            </w:pPr>
+            <w:r>
+              <w:rPr>
+                <w:rFonts w:ascii="Times New Roman" w:hAnsi="Times New Roman" w:cs="Times New Roman" w:eastAsia="Times New Roman"/>
+                <w:sz w:val="20"/>
+                <w:szCs w:val="20"/>
+              </w:rPr>
+              <w:t xml:space="preserve">Go 2006</w:t>
+            </w:r>
+          </w:p>
+        </w:tc>
+        <w:tc>
+          <w:tcPr/>
+          <w:p>
+            <w:pPr>
+              <w:pStyle w:val="Normal"/>
+              <w:spacing w:line="240" w:lineRule="auto" w:after="0"/>
+            </w:pPr>
+            <w:r>
+              <w:rPr>
+                <w:rFonts w:ascii="Times New Roman" w:hAnsi="Times New Roman" w:cs="Times New Roman" w:eastAsia="Times New Roman"/>
+                <w:sz w:val="20"/>
+                <w:szCs w:val="20"/>
+              </w:rPr>
+              <w:t xml:space="preserve">OBS</w:t>
+            </w:r>
+          </w:p>
+        </w:tc>
+        <w:tc>
+          <w:tcPr/>
+          <w:p>
+            <w:pPr>
+              <w:pStyle w:val="Normal"/>
+              <w:spacing w:line="240" w:lineRule="auto" w:after="0"/>
+            </w:pPr>
+            <w:r>
+              <w:rPr>
+                <w:rFonts w:ascii="Times New Roman" w:hAnsi="Times New Roman" w:cs="Times New Roman" w:eastAsia="Times New Roman"/>
+                <w:sz w:val="20"/>
+                <w:szCs w:val="20"/>
+              </w:rPr>
+              <w:t xml:space="preserve">0.69 (0.63–0.75)</w:t>
+            </w:r>
+          </w:p>
+        </w:tc>
+        <w:tc>
+          <w:tcPr/>
+          <w:p>
+            <w:pPr>
+              <w:pStyle w:val="Normal"/>
+              <w:spacing w:line="240" w:lineRule="auto" w:after="0"/>
+            </w:pPr>
+            <w:r>
+              <w:rPr>
+                <w:rFonts w:ascii="Times New Roman" w:hAnsi="Times New Roman" w:cs="Times New Roman" w:eastAsia="Times New Roman"/>
+                <w:sz w:val="20"/>
+                <w:szCs w:val="20"/>
+              </w:rPr>
+              <w:t xml:space="preserve">24,598</w:t>
+            </w:r>
+          </w:p>
+        </w:tc>
+        <w:tc>
+          <w:tcPr/>
+          <w:p>
+            <w:pPr>
+              <w:pStyle w:val="Normal"/>
+              <w:spacing w:line="240" w:lineRule="auto" w:after="0"/>
+            </w:pPr>
+            <w:r>
+              <w:rPr>
+                <w:rFonts w:ascii="Times New Roman" w:hAnsi="Times New Roman" w:cs="Times New Roman" w:eastAsia="Times New Roman"/>
+                <w:sz w:val="20"/>
+                <w:szCs w:val="20"/>
+              </w:rPr>
+              <w:t xml:space="preserve">5,765</w:t>
             </w:r>
           </w:p>
         </w:tc>
       </w:tr>
       <w:tr>
         <w:tc>
-          <w:tcPr>
-            <w:tcW w:type="dxa" w:w="1728"/>
-          </w:tcPr>
-          <w:p>
-            <w:r>
-              <w:t>Foody 2006</w:t>
-            </w:r>
-          </w:p>
-        </w:tc>
-        <w:tc>
-          <w:tcPr>
-            <w:tcW w:type="dxa" w:w="1728"/>
-          </w:tcPr>
-          <w:p>
-            <w:r>
-              <w:t>OBS</w:t>
-            </w:r>
-          </w:p>
-        </w:tc>
-        <w:tc>
-          <w:tcPr>
-            <w:tcW w:type="dxa" w:w="1728"/>
-          </w:tcPr>
-          <w:p>
-            <w:r>
-              <w:t>0.82 (0.79–0.85)</w:t>
-            </w:r>
-          </w:p>
-        </w:tc>
-        <w:tc>
-          <w:tcPr>
-            <w:tcW w:type="dxa" w:w="1728"/>
-          </w:tcPr>
-          <w:p>
-            <w:r>
-              <w:t>54,960</w:t>
-            </w:r>
-          </w:p>
-        </w:tc>
-        <w:tc>
-          <w:tcPr>
-            <w:tcW w:type="dxa" w:w="1728"/>
-          </w:tcPr>
-          <w:p>
-            <w:r>
-              <w:t>16,573</w:t>
+          <w:tcPr/>
+          <w:p>
+            <w:pPr>
+              <w:pStyle w:val="Normal"/>
+              <w:spacing w:line="240" w:lineRule="auto" w:after="0"/>
+            </w:pPr>
+            <w:r>
+              <w:rPr>
+                <w:rFonts w:ascii="Times New Roman" w:hAnsi="Times New Roman" w:cs="Times New Roman" w:eastAsia="Times New Roman"/>
+                <w:sz w:val="20"/>
+                <w:szCs w:val="20"/>
+              </w:rPr>
+              <w:t xml:space="preserve">Foody 2006</w:t>
+            </w:r>
+          </w:p>
+        </w:tc>
+        <w:tc>
+          <w:tcPr/>
+          <w:p>
+            <w:pPr>
+              <w:pStyle w:val="Normal"/>
+              <w:spacing w:line="240" w:lineRule="auto" w:after="0"/>
+            </w:pPr>
+            <w:r>
+              <w:rPr>
+                <w:rFonts w:ascii="Times New Roman" w:hAnsi="Times New Roman" w:cs="Times New Roman" w:eastAsia="Times New Roman"/>
+                <w:sz w:val="20"/>
+                <w:szCs w:val="20"/>
+              </w:rPr>
+              <w:t xml:space="preserve">OBS</w:t>
+            </w:r>
+          </w:p>
+        </w:tc>
+        <w:tc>
+          <w:tcPr/>
+          <w:p>
+            <w:pPr>
+              <w:pStyle w:val="Normal"/>
+              <w:spacing w:line="240" w:lineRule="auto" w:after="0"/>
+            </w:pPr>
+            <w:r>
+              <w:rPr>
+                <w:rFonts w:ascii="Times New Roman" w:hAnsi="Times New Roman" w:cs="Times New Roman" w:eastAsia="Times New Roman"/>
+                <w:sz w:val="20"/>
+                <w:szCs w:val="20"/>
+              </w:rPr>
+              <w:t xml:space="preserve">0.82 (0.79–0.85)</w:t>
+            </w:r>
+          </w:p>
+        </w:tc>
+        <w:tc>
+          <w:tcPr/>
+          <w:p>
+            <w:pPr>
+              <w:pStyle w:val="Normal"/>
+              <w:spacing w:line="240" w:lineRule="auto" w:after="0"/>
+            </w:pPr>
+            <w:r>
+              <w:rPr>
+                <w:rFonts w:ascii="Times New Roman" w:hAnsi="Times New Roman" w:cs="Times New Roman" w:eastAsia="Times New Roman"/>
+                <w:sz w:val="20"/>
+                <w:szCs w:val="20"/>
+              </w:rPr>
+              <w:t xml:space="preserve">54,960</w:t>
+            </w:r>
+          </w:p>
+        </w:tc>
+        <w:tc>
+          <w:tcPr/>
+          <w:p>
+            <w:pPr>
+              <w:pStyle w:val="Normal"/>
+              <w:spacing w:line="240" w:lineRule="auto" w:after="0"/>
+            </w:pPr>
+            <w:r>
+              <w:rPr>
+                <w:rFonts w:ascii="Times New Roman" w:hAnsi="Times New Roman" w:cs="Times New Roman" w:eastAsia="Times New Roman"/>
+                <w:sz w:val="20"/>
+                <w:szCs w:val="20"/>
+              </w:rPr>
+              <w:t xml:space="preserve">16,573</w:t>
             </w:r>
           </w:p>
         </w:tc>
       </w:tr>
       <w:tr>
         <w:tc>
-          <w:tcPr>
-            <w:tcW w:type="dxa" w:w="1728"/>
-          </w:tcPr>
-          <w:p>
-            <w:r>
-              <w:t>Anker 2006</w:t>
-            </w:r>
-          </w:p>
-        </w:tc>
-        <w:tc>
-          <w:tcPr>
-            <w:tcW w:type="dxa" w:w="1728"/>
-          </w:tcPr>
-          <w:p>
-            <w:r>
-              <w:t>OBS</w:t>
-            </w:r>
-          </w:p>
-        </w:tc>
-        <w:tc>
-          <w:tcPr>
-            <w:tcW w:type="dxa" w:w="1728"/>
-          </w:tcPr>
-          <w:p>
-            <w:r>
-              <w:t>0.75 (0.66–0.85)</w:t>
-            </w:r>
-          </w:p>
-        </w:tc>
-        <w:tc>
-          <w:tcPr>
-            <w:tcW w:type="dxa" w:w="1728"/>
-          </w:tcPr>
-          <w:p>
-            <w:r>
-              <w:t>10,510</w:t>
-            </w:r>
-          </w:p>
-        </w:tc>
-        <w:tc>
-          <w:tcPr>
-            <w:tcW w:type="dxa" w:w="1728"/>
-          </w:tcPr>
-          <w:p>
-            <w:r>
-              <w:t>2,890</w:t>
+          <w:tcPr/>
+          <w:p>
+            <w:pPr>
+              <w:pStyle w:val="Normal"/>
+              <w:spacing w:line="240" w:lineRule="auto" w:after="0"/>
+            </w:pPr>
+            <w:r>
+              <w:rPr>
+                <w:rFonts w:ascii="Times New Roman" w:hAnsi="Times New Roman" w:cs="Times New Roman" w:eastAsia="Times New Roman"/>
+                <w:sz w:val="20"/>
+                <w:szCs w:val="20"/>
+              </w:rPr>
+              <w:t xml:space="preserve">Anker 2006</w:t>
+            </w:r>
+          </w:p>
+        </w:tc>
+        <w:tc>
+          <w:tcPr/>
+          <w:p>
+            <w:pPr>
+              <w:pStyle w:val="Normal"/>
+              <w:spacing w:line="240" w:lineRule="auto" w:after="0"/>
+            </w:pPr>
+            <w:r>
+              <w:rPr>
+                <w:rFonts w:ascii="Times New Roman" w:hAnsi="Times New Roman" w:cs="Times New Roman" w:eastAsia="Times New Roman"/>
+                <w:sz w:val="20"/>
+                <w:szCs w:val="20"/>
+              </w:rPr>
+              <w:t xml:space="preserve">OBS</w:t>
+            </w:r>
+          </w:p>
+        </w:tc>
+        <w:tc>
+          <w:tcPr/>
+          <w:p>
+            <w:pPr>
+              <w:pStyle w:val="Normal"/>
+              <w:spacing w:line="240" w:lineRule="auto" w:after="0"/>
+            </w:pPr>
+            <w:r>
+              <w:rPr>
+                <w:rFonts w:ascii="Times New Roman" w:hAnsi="Times New Roman" w:cs="Times New Roman" w:eastAsia="Times New Roman"/>
+                <w:sz w:val="20"/>
+                <w:szCs w:val="20"/>
+              </w:rPr>
+              <w:t xml:space="preserve">0.75 (0.66–0.85)</w:t>
+            </w:r>
+          </w:p>
+        </w:tc>
+        <w:tc>
+          <w:tcPr/>
+          <w:p>
+            <w:pPr>
+              <w:pStyle w:val="Normal"/>
+              <w:spacing w:line="240" w:lineRule="auto" w:after="0"/>
+            </w:pPr>
+            <w:r>
+              <w:rPr>
+                <w:rFonts w:ascii="Times New Roman" w:hAnsi="Times New Roman" w:cs="Times New Roman" w:eastAsia="Times New Roman"/>
+                <w:sz w:val="20"/>
+                <w:szCs w:val="20"/>
+              </w:rPr>
+              <w:t xml:space="preserve">10,510</w:t>
+            </w:r>
+          </w:p>
+        </w:tc>
+        <w:tc>
+          <w:tcPr/>
+          <w:p>
+            <w:pPr>
+              <w:pStyle w:val="Normal"/>
+              <w:spacing w:line="240" w:lineRule="auto" w:after="0"/>
+            </w:pPr>
+            <w:r>
+              <w:rPr>
+                <w:rFonts w:ascii="Times New Roman" w:hAnsi="Times New Roman" w:cs="Times New Roman" w:eastAsia="Times New Roman"/>
+                <w:sz w:val="20"/>
+                <w:szCs w:val="20"/>
+              </w:rPr>
+              <w:t xml:space="preserve">2,890</w:t>
             </w:r>
           </w:p>
         </w:tc>
       </w:tr>
       <w:tr>
         <w:tc>
-          <w:tcPr>
-            <w:tcW w:type="dxa" w:w="1728"/>
-          </w:tcPr>
-          <w:p>
-            <w:r>
-              <w:t>CORONA 2007</w:t>
-            </w:r>
-          </w:p>
-        </w:tc>
-        <w:tc>
-          <w:tcPr>
-            <w:tcW w:type="dxa" w:w="1728"/>
-          </w:tcPr>
-          <w:p>
-            <w:r>
-              <w:t>RCT</w:t>
-            </w:r>
-          </w:p>
-        </w:tc>
-        <w:tc>
-          <w:tcPr>
-            <w:tcW w:type="dxa" w:w="1728"/>
-          </w:tcPr>
-          <w:p>
-            <w:r>
-              <w:t>0.95 (0.86–1.05)</w:t>
-            </w:r>
-          </w:p>
-        </w:tc>
-        <w:tc>
-          <w:tcPr>
-            <w:tcW w:type="dxa" w:w="1728"/>
-          </w:tcPr>
-          <w:p>
-            <w:r>
-              <w:t>5,011</w:t>
-            </w:r>
-          </w:p>
-        </w:tc>
-        <w:tc>
-          <w:tcPr>
-            <w:tcW w:type="dxa" w:w="1728"/>
-          </w:tcPr>
-          <w:p>
-            <w:r>
-              <w:t>728</w:t>
+          <w:tcPr/>
+          <w:p>
+            <w:pPr>
+              <w:pStyle w:val="Normal"/>
+              <w:spacing w:line="240" w:lineRule="auto" w:after="0"/>
+            </w:pPr>
+            <w:r>
+              <w:rPr>
+                <w:rFonts w:ascii="Times New Roman" w:hAnsi="Times New Roman" w:cs="Times New Roman" w:eastAsia="Times New Roman"/>
+                <w:sz w:val="20"/>
+                <w:szCs w:val="20"/>
+              </w:rPr>
+              <w:t xml:space="preserve">CORONA 2007</w:t>
+            </w:r>
+          </w:p>
+        </w:tc>
+        <w:tc>
+          <w:tcPr/>
+          <w:p>
+            <w:pPr>
+              <w:pStyle w:val="Normal"/>
+              <w:spacing w:line="240" w:lineRule="auto" w:after="0"/>
+            </w:pPr>
+            <w:r>
+              <w:rPr>
+                <w:rFonts w:ascii="Times New Roman" w:hAnsi="Times New Roman" w:cs="Times New Roman" w:eastAsia="Times New Roman"/>
+                <w:sz w:val="20"/>
+                <w:szCs w:val="20"/>
+              </w:rPr>
+              <w:t xml:space="preserve">RCT</w:t>
+            </w:r>
+          </w:p>
+        </w:tc>
+        <w:tc>
+          <w:tcPr/>
+          <w:p>
+            <w:pPr>
+              <w:pStyle w:val="Normal"/>
+              <w:spacing w:line="240" w:lineRule="auto" w:after="0"/>
+            </w:pPr>
+            <w:r>
+              <w:rPr>
+                <w:rFonts w:ascii="Times New Roman" w:hAnsi="Times New Roman" w:cs="Times New Roman" w:eastAsia="Times New Roman"/>
+                <w:sz w:val="20"/>
+                <w:szCs w:val="20"/>
+              </w:rPr>
+              <w:t xml:space="preserve">0.95 (0.86–1.05)</w:t>
+            </w:r>
+          </w:p>
+        </w:tc>
+        <w:tc>
+          <w:tcPr/>
+          <w:p>
+            <w:pPr>
+              <w:pStyle w:val="Normal"/>
+              <w:spacing w:line="240" w:lineRule="auto" w:after="0"/>
+            </w:pPr>
+            <w:r>
+              <w:rPr>
+                <w:rFonts w:ascii="Times New Roman" w:hAnsi="Times New Roman" w:cs="Times New Roman" w:eastAsia="Times New Roman"/>
+                <w:sz w:val="20"/>
+                <w:szCs w:val="20"/>
+              </w:rPr>
+              <w:t xml:space="preserve">5,011</w:t>
+            </w:r>
+          </w:p>
+        </w:tc>
+        <w:tc>
+          <w:tcPr/>
+          <w:p>
+            <w:pPr>
+              <w:pStyle w:val="Normal"/>
+              <w:spacing w:line="240" w:lineRule="auto" w:after="0"/>
+            </w:pPr>
+            <w:r>
+              <w:rPr>
+                <w:rFonts w:ascii="Times New Roman" w:hAnsi="Times New Roman" w:cs="Times New Roman" w:eastAsia="Times New Roman"/>
+                <w:sz w:val="20"/>
+                <w:szCs w:val="20"/>
+              </w:rPr>
+              <w:t xml:space="preserve">728</w:t>
             </w:r>
           </w:p>
         </w:tc>
       </w:tr>
       <w:tr>
         <w:tc>
-          <w:tcPr>
-            <w:tcW w:type="dxa" w:w="1728"/>
-          </w:tcPr>
-          <w:p>
-            <w:r>
-              <w:t>GISSI-HF 2008</w:t>
-            </w:r>
-          </w:p>
-        </w:tc>
-        <w:tc>
-          <w:tcPr>
-            <w:tcW w:type="dxa" w:w="1728"/>
-          </w:tcPr>
-          <w:p>
-            <w:r>
-              <w:t>RCT</w:t>
-            </w:r>
-          </w:p>
-        </w:tc>
-        <w:tc>
-          <w:tcPr>
-            <w:tcW w:type="dxa" w:w="1728"/>
-          </w:tcPr>
-          <w:p>
-            <w:r>
-              <w:t>1.00 (0.90–1.12)</w:t>
-            </w:r>
-          </w:p>
-        </w:tc>
-        <w:tc>
-          <w:tcPr>
-            <w:tcW w:type="dxa" w:w="1728"/>
-          </w:tcPr>
-          <w:p>
-            <w:r>
-              <w:t>4,574</w:t>
-            </w:r>
-          </w:p>
-        </w:tc>
-        <w:tc>
-          <w:tcPr>
-            <w:tcW w:type="dxa" w:w="1728"/>
-          </w:tcPr>
-          <w:p>
-            <w:r>
-              <w:t>657</w:t>
+          <w:tcPr/>
+          <w:p>
+            <w:pPr>
+              <w:pStyle w:val="Normal"/>
+              <w:spacing w:line="240" w:lineRule="auto" w:after="0"/>
+            </w:pPr>
+            <w:r>
+              <w:rPr>
+                <w:rFonts w:ascii="Times New Roman" w:hAnsi="Times New Roman" w:cs="Times New Roman" w:eastAsia="Times New Roman"/>
+                <w:sz w:val="20"/>
+                <w:szCs w:val="20"/>
+              </w:rPr>
+              <w:t xml:space="preserve">GISSI-HF 2008</w:t>
+            </w:r>
+          </w:p>
+        </w:tc>
+        <w:tc>
+          <w:tcPr/>
+          <w:p>
+            <w:pPr>
+              <w:pStyle w:val="Normal"/>
+              <w:spacing w:line="240" w:lineRule="auto" w:after="0"/>
+            </w:pPr>
+            <w:r>
+              <w:rPr>
+                <w:rFonts w:ascii="Times New Roman" w:hAnsi="Times New Roman" w:cs="Times New Roman" w:eastAsia="Times New Roman"/>
+                <w:sz w:val="20"/>
+                <w:szCs w:val="20"/>
+              </w:rPr>
+              <w:t xml:space="preserve">RCT</w:t>
+            </w:r>
+          </w:p>
+        </w:tc>
+        <w:tc>
+          <w:tcPr/>
+          <w:p>
+            <w:pPr>
+              <w:pStyle w:val="Normal"/>
+              <w:spacing w:line="240" w:lineRule="auto" w:after="0"/>
+            </w:pPr>
+            <w:r>
+              <w:rPr>
+                <w:rFonts w:ascii="Times New Roman" w:hAnsi="Times New Roman" w:cs="Times New Roman" w:eastAsia="Times New Roman"/>
+                <w:sz w:val="20"/>
+                <w:szCs w:val="20"/>
+              </w:rPr>
+              <w:t xml:space="preserve">1.00 (0.90–1.12)</w:t>
+            </w:r>
+          </w:p>
+        </w:tc>
+        <w:tc>
+          <w:tcPr/>
+          <w:p>
+            <w:pPr>
+              <w:pStyle w:val="Normal"/>
+              <w:spacing w:line="240" w:lineRule="auto" w:after="0"/>
+            </w:pPr>
+            <w:r>
+              <w:rPr>
+                <w:rFonts w:ascii="Times New Roman" w:hAnsi="Times New Roman" w:cs="Times New Roman" w:eastAsia="Times New Roman"/>
+                <w:sz w:val="20"/>
+                <w:szCs w:val="20"/>
+              </w:rPr>
+              <w:t xml:space="preserve">4,574</w:t>
+            </w:r>
+          </w:p>
+        </w:tc>
+        <w:tc>
+          <w:tcPr/>
+          <w:p>
+            <w:pPr>
+              <w:pStyle w:val="Normal"/>
+              <w:spacing w:line="240" w:lineRule="auto" w:after="0"/>
+            </w:pPr>
+            <w:r>
+              <w:rPr>
+                <w:rFonts w:ascii="Times New Roman" w:hAnsi="Times New Roman" w:cs="Times New Roman" w:eastAsia="Times New Roman"/>
+                <w:sz w:val="20"/>
+                <w:szCs w:val="20"/>
+              </w:rPr>
+              <w:t xml:space="preserve">657</w:t>
             </w:r>
           </w:p>
         </w:tc>
       </w:tr>
     </w:tbl>
-    <w:tbl>
+    <w:tbl xmlns:a="http://schemas.openxmlformats.org/drawingml/2006/main" xmlns:pic="http://schemas.openxmlformats.org/drawingml/2006/picture">
       <w:tblPr>
-        <w:tblStyle w:val="TableGrid"/>
+        <w:tblStyle w:val="Table Grid"/>
         <w:tblW w:type="auto" w:w="0"/>
-        <w:tblLook w:firstColumn="1" w:firstRow="1" w:lastColumn="0" w:lastRow="0" w:noHBand="0" w:noVBand="1" w:val="04A0"/>
+        <w:tblLook w:firstRow="1" w:lastRow="0" w:firstColumn="0" w:lastColumn="0" w:noHBand="0" w:noVBand="0" w:val="0020"/>
+        <w:jc w:val="center"/>
       </w:tblPr>
       <w:tblGrid>
-        <w:gridCol w:w="1728"/>
-        <w:gridCol w:w="1728"/>
-        <w:gridCol w:w="1728"/>
-        <w:gridCol w:w="1728"/>
-        <w:gridCol w:w="1728"/>
+        <w:gridCol w:w="1584"/>
+        <w:gridCol w:w="1584"/>
+        <w:gridCol w:w="1584"/>
+        <w:gridCol w:w="1584"/>
+        <w:gridCol w:w="1584"/>
       </w:tblGrid>
       <w:tr>
-        <w:tc>
-          <w:tcPr>
-            <w:tcW w:type="dxa" w:w="1728"/>
-          </w:tcPr>
-          <w:p>
-            <w:r>
-              <w:t>$\alpha$</w:t>
-            </w:r>
-          </w:p>
-        </w:tc>
-        <w:tc>
-          <w:tcPr>
-            <w:tcW w:type="dxa" w:w="1728"/>
-          </w:tcPr>
-          <w:p>
-            <w:r>
-              <w:t>OR (95% CrI)</w:t>
-            </w:r>
-          </w:p>
-        </w:tc>
-        <w:tc>
-          <w:tcPr>
-            <w:tcW w:type="dxa" w:w="1728"/>
-          </w:tcPr>
-          <w:p>
-            <w:r>
-              <w:t>P(OR &lt; 1)</w:t>
-            </w:r>
-          </w:p>
-        </w:tc>
-        <w:tc>
-          <w:tcPr>
-            <w:tcW w:type="dxa" w:w="1728"/>
-          </w:tcPr>
-          <w:p>
-            <w:r>
-              <w:t>P(OR &lt; 0.90)</w:t>
-            </w:r>
-          </w:p>
-        </w:tc>
-        <w:tc>
-          <w:tcPr>
-            <w:tcW w:type="dxa" w:w="1728"/>
-          </w:tcPr>
-          <w:p>
-            <w:r>
-              <w:t>P(OR &lt; 0.80)</w:t>
+        <w:trPr>
+          <w:tblHeader w:val="on"/>
+        </w:trPr>
+        <w:tc>
+          <w:tcPr/>
+          <w:p>
+            <w:pPr>
+              <w:pStyle w:val="Normal"/>
+              <w:spacing w:line="240" w:lineRule="auto" w:after="0"/>
+            </w:pPr>
+            <m:oMath>
+              <m:r>
+                <m:t>α</m:t>
+              </m:r>
+            </m:oMath>
+            <w:r>
+              <w:rPr>
+                <w:rFonts w:ascii="Times New Roman" w:hAnsi="Times New Roman" w:cs="Times New Roman" w:eastAsia="Times New Roman"/>
+                <w:sz w:val="20"/>
+                <w:szCs w:val="20"/>
+                <w:b/>
+              </w:rPr>
+              <w:t xml:space="preserve">​</w:t>
+            </w:r>
+          </w:p>
+        </w:tc>
+        <w:tc>
+          <w:tcPr/>
+          <w:p>
+            <w:pPr>
+              <w:pStyle w:val="Normal"/>
+              <w:spacing w:line="240" w:lineRule="auto" w:after="0"/>
+            </w:pPr>
+            <w:r>
+              <w:rPr>
+                <w:rFonts w:ascii="Times New Roman" w:hAnsi="Times New Roman" w:cs="Times New Roman" w:eastAsia="Times New Roman"/>
+                <w:sz w:val="20"/>
+                <w:szCs w:val="20"/>
+                <w:b/>
+              </w:rPr>
+              <w:t xml:space="preserve">OR (95% CrI)</w:t>
+            </w:r>
+          </w:p>
+        </w:tc>
+        <w:tc>
+          <w:tcPr/>
+          <w:p>
+            <w:pPr>
+              <w:pStyle w:val="Normal"/>
+              <w:spacing w:line="240" w:lineRule="auto" w:after="0"/>
+            </w:pPr>
+            <w:r>
+              <w:rPr>
+                <w:rFonts w:ascii="Times New Roman" w:hAnsi="Times New Roman" w:cs="Times New Roman" w:eastAsia="Times New Roman"/>
+                <w:sz w:val="20"/>
+                <w:szCs w:val="20"/>
+                <w:b/>
+              </w:rPr>
+              <w:t xml:space="preserve">P(OR &lt; 1)</w:t>
+            </w:r>
+          </w:p>
+        </w:tc>
+        <w:tc>
+          <w:tcPr/>
+          <w:p>
+            <w:pPr>
+              <w:pStyle w:val="Normal"/>
+              <w:spacing w:line="240" w:lineRule="auto" w:after="0"/>
+            </w:pPr>
+            <w:r>
+              <w:rPr>
+                <w:rFonts w:ascii="Times New Roman" w:hAnsi="Times New Roman" w:cs="Times New Roman" w:eastAsia="Times New Roman"/>
+                <w:sz w:val="20"/>
+                <w:szCs w:val="20"/>
+                <w:b/>
+              </w:rPr>
+              <w:t xml:space="preserve">P(OR &lt; 0.90)</w:t>
+            </w:r>
+          </w:p>
+        </w:tc>
+        <w:tc>
+          <w:tcPr/>
+          <w:p>
+            <w:pPr>
+              <w:pStyle w:val="Normal"/>
+              <w:spacing w:line="240" w:lineRule="auto" w:after="0"/>
+            </w:pPr>
+            <w:r>
+              <w:rPr>
+                <w:rFonts w:ascii="Times New Roman" w:hAnsi="Times New Roman" w:cs="Times New Roman" w:eastAsia="Times New Roman"/>
+                <w:sz w:val="20"/>
+                <w:szCs w:val="20"/>
+                <w:b/>
+              </w:rPr>
+              <w:t xml:space="preserve">P(OR &lt; 0.80)</w:t>
             </w:r>
           </w:p>
         </w:tc>
       </w:tr>
       <w:tr>
         <w:tc>
-          <w:tcPr>
-            <w:tcW w:type="dxa" w:w="1728"/>
-          </w:tcPr>
-          <w:p>
-            <w:r>
-              <w:t>0.0 (ISIS-4 only)</w:t>
-            </w:r>
-          </w:p>
-        </w:tc>
-        <w:tc>
-          <w:tcPr>
-            <w:tcW w:type="dxa" w:w="1728"/>
-          </w:tcPr>
-          <w:p>
-            <w:r>
-              <w:t>1.11 (0.43–7.03)</w:t>
-            </w:r>
-          </w:p>
-        </w:tc>
-        <w:tc>
-          <w:tcPr>
-            <w:tcW w:type="dxa" w:w="1728"/>
-          </w:tcPr>
-          <w:p>
-            <w:r>
-              <w:t>30.6%</w:t>
-            </w:r>
-          </w:p>
-        </w:tc>
-        <w:tc>
-          <w:tcPr>
-            <w:tcW w:type="dxa" w:w="1728"/>
-          </w:tcPr>
-          <w:p>
-            <w:r>
-              <w:t>22.2%</w:t>
-            </w:r>
-          </w:p>
-        </w:tc>
-        <w:tc>
-          <w:tcPr>
-            <w:tcW w:type="dxa" w:w="1728"/>
-          </w:tcPr>
-          <w:p>
-            <w:r>
-              <w:t>16.2%</w:t>
+          <w:tcPr/>
+          <w:p>
+            <w:pPr>
+              <w:pStyle w:val="Normal"/>
+              <w:spacing w:line="240" w:lineRule="auto" w:after="0"/>
+            </w:pPr>
+            <w:r>
+              <w:rPr>
+                <w:rFonts w:ascii="Times New Roman" w:hAnsi="Times New Roman" w:cs="Times New Roman" w:eastAsia="Times New Roman"/>
+                <w:sz w:val="20"/>
+                <w:szCs w:val="20"/>
+              </w:rPr>
+              <w:t xml:space="preserve">0.0 (ISIS-4 only)</w:t>
+            </w:r>
+          </w:p>
+        </w:tc>
+        <w:tc>
+          <w:tcPr/>
+          <w:p>
+            <w:pPr>
+              <w:pStyle w:val="Normal"/>
+              <w:spacing w:line="240" w:lineRule="auto" w:after="0"/>
+            </w:pPr>
+            <w:r>
+              <w:rPr>
+                <w:rFonts w:ascii="Times New Roman" w:hAnsi="Times New Roman" w:cs="Times New Roman" w:eastAsia="Times New Roman"/>
+                <w:sz w:val="20"/>
+                <w:szCs w:val="20"/>
+              </w:rPr>
+              <w:t xml:space="preserve">1.11 (0.43–7.03)</w:t>
+            </w:r>
+          </w:p>
+        </w:tc>
+        <w:tc>
+          <w:tcPr/>
+          <w:p>
+            <w:pPr>
+              <w:pStyle w:val="Normal"/>
+              <w:spacing w:line="240" w:lineRule="auto" w:after="0"/>
+            </w:pPr>
+            <w:r>
+              <w:rPr>
+                <w:rFonts w:ascii="Times New Roman" w:hAnsi="Times New Roman" w:cs="Times New Roman" w:eastAsia="Times New Roman"/>
+                <w:sz w:val="20"/>
+                <w:szCs w:val="20"/>
+              </w:rPr>
+              <w:t xml:space="preserve">30.6%</w:t>
+            </w:r>
+          </w:p>
+        </w:tc>
+        <w:tc>
+          <w:tcPr/>
+          <w:p>
+            <w:pPr>
+              <w:pStyle w:val="Normal"/>
+              <w:spacing w:line="240" w:lineRule="auto" w:after="0"/>
+            </w:pPr>
+            <w:r>
+              <w:rPr>
+                <w:rFonts w:ascii="Times New Roman" w:hAnsi="Times New Roman" w:cs="Times New Roman" w:eastAsia="Times New Roman"/>
+                <w:sz w:val="20"/>
+                <w:szCs w:val="20"/>
+              </w:rPr>
+              <w:t xml:space="preserve">22.2%</w:t>
+            </w:r>
+          </w:p>
+        </w:tc>
+        <w:tc>
+          <w:tcPr/>
+          <w:p>
+            <w:pPr>
+              <w:pStyle w:val="Normal"/>
+              <w:spacing w:line="240" w:lineRule="auto" w:after="0"/>
+            </w:pPr>
+            <w:r>
+              <w:rPr>
+                <w:rFonts w:ascii="Times New Roman" w:hAnsi="Times New Roman" w:cs="Times New Roman" w:eastAsia="Times New Roman"/>
+                <w:sz w:val="20"/>
+                <w:szCs w:val="20"/>
+              </w:rPr>
+              <w:t xml:space="preserve">16.2%</w:t>
             </w:r>
           </w:p>
         </w:tc>
       </w:tr>
       <w:tr>
         <w:tc>
-          <w:tcPr>
-            <w:tcW w:type="dxa" w:w="1728"/>
-          </w:tcPr>
-          <w:p>
-            <w:r>
-              <w:t>0.1</w:t>
-            </w:r>
-          </w:p>
-        </w:tc>
-        <w:tc>
-          <w:tcPr>
-            <w:tcW w:type="dxa" w:w="1728"/>
-          </w:tcPr>
-          <w:p>
-            <w:r>
-              <w:t>1.00 (0.31–3.51)</w:t>
-            </w:r>
-          </w:p>
-        </w:tc>
-        <w:tc>
-          <w:tcPr>
-            <w:tcW w:type="dxa" w:w="1728"/>
-          </w:tcPr>
-          <w:p>
-            <w:r>
-              <w:t>50.7%</w:t>
-            </w:r>
-          </w:p>
-        </w:tc>
-        <w:tc>
-          <w:tcPr>
-            <w:tcW w:type="dxa" w:w="1728"/>
-          </w:tcPr>
-          <w:p>
-            <w:r>
-              <w:t>36.6%</w:t>
-            </w:r>
-          </w:p>
-        </w:tc>
-        <w:tc>
-          <w:tcPr>
-            <w:tcW w:type="dxa" w:w="1728"/>
-          </w:tcPr>
-          <w:p>
-            <w:r>
-              <w:t>27.9%</w:t>
+          <w:tcPr/>
+          <w:p>
+            <w:pPr>
+              <w:pStyle w:val="Normal"/>
+              <w:spacing w:line="240" w:lineRule="auto" w:after="0"/>
+            </w:pPr>
+            <w:r>
+              <w:rPr>
+                <w:rFonts w:ascii="Times New Roman" w:hAnsi="Times New Roman" w:cs="Times New Roman" w:eastAsia="Times New Roman"/>
+                <w:sz w:val="20"/>
+                <w:szCs w:val="20"/>
+              </w:rPr>
+              <w:t xml:space="preserve">0.1</w:t>
+            </w:r>
+          </w:p>
+        </w:tc>
+        <w:tc>
+          <w:tcPr/>
+          <w:p>
+            <w:pPr>
+              <w:pStyle w:val="Normal"/>
+              <w:spacing w:line="240" w:lineRule="auto" w:after="0"/>
+            </w:pPr>
+            <w:r>
+              <w:rPr>
+                <w:rFonts w:ascii="Times New Roman" w:hAnsi="Times New Roman" w:cs="Times New Roman" w:eastAsia="Times New Roman"/>
+                <w:sz w:val="20"/>
+                <w:szCs w:val="20"/>
+              </w:rPr>
+              <w:t xml:space="preserve">1.00 (0.31–3.51)</w:t>
+            </w:r>
+          </w:p>
+        </w:tc>
+        <w:tc>
+          <w:tcPr/>
+          <w:p>
+            <w:pPr>
+              <w:pStyle w:val="Normal"/>
+              <w:spacing w:line="240" w:lineRule="auto" w:after="0"/>
+            </w:pPr>
+            <w:r>
+              <w:rPr>
+                <w:rFonts w:ascii="Times New Roman" w:hAnsi="Times New Roman" w:cs="Times New Roman" w:eastAsia="Times New Roman"/>
+                <w:sz w:val="20"/>
+                <w:szCs w:val="20"/>
+              </w:rPr>
+              <w:t xml:space="preserve">50.7%</w:t>
+            </w:r>
+          </w:p>
+        </w:tc>
+        <w:tc>
+          <w:tcPr/>
+          <w:p>
+            <w:pPr>
+              <w:pStyle w:val="Normal"/>
+              <w:spacing w:line="240" w:lineRule="auto" w:after="0"/>
+            </w:pPr>
+            <w:r>
+              <w:rPr>
+                <w:rFonts w:ascii="Times New Roman" w:hAnsi="Times New Roman" w:cs="Times New Roman" w:eastAsia="Times New Roman"/>
+                <w:sz w:val="20"/>
+                <w:szCs w:val="20"/>
+              </w:rPr>
+              <w:t xml:space="preserve">36.6%</w:t>
+            </w:r>
+          </w:p>
+        </w:tc>
+        <w:tc>
+          <w:tcPr/>
+          <w:p>
+            <w:pPr>
+              <w:pStyle w:val="Normal"/>
+              <w:spacing w:line="240" w:lineRule="auto" w:after="0"/>
+            </w:pPr>
+            <w:r>
+              <w:rPr>
+                <w:rFonts w:ascii="Times New Roman" w:hAnsi="Times New Roman" w:cs="Times New Roman" w:eastAsia="Times New Roman"/>
+                <w:sz w:val="20"/>
+                <w:szCs w:val="20"/>
+              </w:rPr>
+              <w:t xml:space="preserve">27.9%</w:t>
             </w:r>
           </w:p>
         </w:tc>
       </w:tr>
       <w:tr>
         <w:tc>
-          <w:tcPr>
-            <w:tcW w:type="dxa" w:w="1728"/>
-          </w:tcPr>
-          <w:p>
-            <w:r>
-              <w:t>0.2</w:t>
-            </w:r>
-          </w:p>
-        </w:tc>
-        <w:tc>
-          <w:tcPr>
-            <w:tcW w:type="dxa" w:w="1728"/>
-          </w:tcPr>
-          <w:p>
-            <w:r>
-              <w:t>0.85 (0.31–2.50)</w:t>
-            </w:r>
-          </w:p>
-        </w:tc>
-        <w:tc>
-          <w:tcPr>
-            <w:tcW w:type="dxa" w:w="1728"/>
-          </w:tcPr>
-          <w:p>
-            <w:r>
-              <w:t>66.5%</w:t>
-            </w:r>
-          </w:p>
-        </w:tc>
-        <w:tc>
-          <w:tcPr>
-            <w:tcW w:type="dxa" w:w="1728"/>
-          </w:tcPr>
-          <w:p>
-            <w:r>
-              <w:t>55.0%</w:t>
-            </w:r>
-          </w:p>
-        </w:tc>
-        <w:tc>
-          <w:tcPr>
-            <w:tcW w:type="dxa" w:w="1728"/>
-          </w:tcPr>
-          <w:p>
-            <w:r>
-              <w:t>45.8%</w:t>
+          <w:tcPr/>
+          <w:p>
+            <w:pPr>
+              <w:pStyle w:val="Normal"/>
+              <w:spacing w:line="240" w:lineRule="auto" w:after="0"/>
+            </w:pPr>
+            <w:r>
+              <w:rPr>
+                <w:rFonts w:ascii="Times New Roman" w:hAnsi="Times New Roman" w:cs="Times New Roman" w:eastAsia="Times New Roman"/>
+                <w:sz w:val="20"/>
+                <w:szCs w:val="20"/>
+              </w:rPr>
+              <w:t xml:space="preserve">0.2</w:t>
+            </w:r>
+          </w:p>
+        </w:tc>
+        <w:tc>
+          <w:tcPr/>
+          <w:p>
+            <w:pPr>
+              <w:pStyle w:val="Normal"/>
+              <w:spacing w:line="240" w:lineRule="auto" w:after="0"/>
+            </w:pPr>
+            <w:r>
+              <w:rPr>
+                <w:rFonts w:ascii="Times New Roman" w:hAnsi="Times New Roman" w:cs="Times New Roman" w:eastAsia="Times New Roman"/>
+                <w:sz w:val="20"/>
+                <w:szCs w:val="20"/>
+              </w:rPr>
+              <w:t xml:space="preserve">0.85 (0.31–2.50)</w:t>
+            </w:r>
+          </w:p>
+        </w:tc>
+        <w:tc>
+          <w:tcPr/>
+          <w:p>
+            <w:pPr>
+              <w:pStyle w:val="Normal"/>
+              <w:spacing w:line="240" w:lineRule="auto" w:after="0"/>
+            </w:pPr>
+            <w:r>
+              <w:rPr>
+                <w:rFonts w:ascii="Times New Roman" w:hAnsi="Times New Roman" w:cs="Times New Roman" w:eastAsia="Times New Roman"/>
+                <w:sz w:val="20"/>
+                <w:szCs w:val="20"/>
+              </w:rPr>
+              <w:t xml:space="preserve">66.5%</w:t>
+            </w:r>
+          </w:p>
+        </w:tc>
+        <w:tc>
+          <w:tcPr/>
+          <w:p>
+            <w:pPr>
+              <w:pStyle w:val="Normal"/>
+              <w:spacing w:line="240" w:lineRule="auto" w:after="0"/>
+            </w:pPr>
+            <w:r>
+              <w:rPr>
+                <w:rFonts w:ascii="Times New Roman" w:hAnsi="Times New Roman" w:cs="Times New Roman" w:eastAsia="Times New Roman"/>
+                <w:sz w:val="20"/>
+                <w:szCs w:val="20"/>
+              </w:rPr>
+              <w:t xml:space="preserve">55.0%</w:t>
+            </w:r>
+          </w:p>
+        </w:tc>
+        <w:tc>
+          <w:tcPr/>
+          <w:p>
+            <w:pPr>
+              <w:pStyle w:val="Normal"/>
+              <w:spacing w:line="240" w:lineRule="auto" w:after="0"/>
+            </w:pPr>
+            <w:r>
+              <w:rPr>
+                <w:rFonts w:ascii="Times New Roman" w:hAnsi="Times New Roman" w:cs="Times New Roman" w:eastAsia="Times New Roman"/>
+                <w:sz w:val="20"/>
+                <w:szCs w:val="20"/>
+              </w:rPr>
+              <w:t xml:space="preserve">45.8%</w:t>
             </w:r>
           </w:p>
         </w:tc>
       </w:tr>
       <w:tr>
         <w:tc>
-          <w:tcPr>
-            <w:tcW w:type="dxa" w:w="1728"/>
-          </w:tcPr>
-          <w:p>
-            <w:r>
-              <w:t>0.3</w:t>
-            </w:r>
-          </w:p>
-        </w:tc>
-        <w:tc>
-          <w:tcPr>
-            <w:tcW w:type="dxa" w:w="1728"/>
-          </w:tcPr>
-          <w:p>
-            <w:r>
-              <w:t>0.73 (0.28–2.09)</w:t>
-            </w:r>
-          </w:p>
-        </w:tc>
-        <w:tc>
-          <w:tcPr>
-            <w:tcW w:type="dxa" w:w="1728"/>
-          </w:tcPr>
-          <w:p>
-            <w:r>
-              <w:t>77.0%</w:t>
-            </w:r>
-          </w:p>
-        </w:tc>
-        <w:tc>
-          <w:tcPr>
-            <w:tcW w:type="dxa" w:w="1728"/>
-          </w:tcPr>
-          <w:p>
-            <w:r>
-              <w:t>66.3%</w:t>
-            </w:r>
-          </w:p>
-        </w:tc>
-        <w:tc>
-          <w:tcPr>
-            <w:tcW w:type="dxa" w:w="1728"/>
-          </w:tcPr>
-          <w:p>
-            <w:r>
-              <w:t>56.9%</w:t>
+          <w:tcPr/>
+          <w:p>
+            <w:pPr>
+              <w:pStyle w:val="Normal"/>
+              <w:spacing w:line="240" w:lineRule="auto" w:after="0"/>
+            </w:pPr>
+            <w:r>
+              <w:rPr>
+                <w:rFonts w:ascii="Times New Roman" w:hAnsi="Times New Roman" w:cs="Times New Roman" w:eastAsia="Times New Roman"/>
+                <w:sz w:val="20"/>
+                <w:szCs w:val="20"/>
+              </w:rPr>
+              <w:t xml:space="preserve">0.3</w:t>
+            </w:r>
+          </w:p>
+        </w:tc>
+        <w:tc>
+          <w:tcPr/>
+          <w:p>
+            <w:pPr>
+              <w:pStyle w:val="Normal"/>
+              <w:spacing w:line="240" w:lineRule="auto" w:after="0"/>
+            </w:pPr>
+            <w:r>
+              <w:rPr>
+                <w:rFonts w:ascii="Times New Roman" w:hAnsi="Times New Roman" w:cs="Times New Roman" w:eastAsia="Times New Roman"/>
+                <w:sz w:val="20"/>
+                <w:szCs w:val="20"/>
+              </w:rPr>
+              <w:t xml:space="preserve">0.73 (0.28–2.09)</w:t>
+            </w:r>
+          </w:p>
+        </w:tc>
+        <w:tc>
+          <w:tcPr/>
+          <w:p>
+            <w:pPr>
+              <w:pStyle w:val="Normal"/>
+              <w:spacing w:line="240" w:lineRule="auto" w:after="0"/>
+            </w:pPr>
+            <w:r>
+              <w:rPr>
+                <w:rFonts w:ascii="Times New Roman" w:hAnsi="Times New Roman" w:cs="Times New Roman" w:eastAsia="Times New Roman"/>
+                <w:sz w:val="20"/>
+                <w:szCs w:val="20"/>
+              </w:rPr>
+              <w:t xml:space="preserve">77.0%</w:t>
+            </w:r>
+          </w:p>
+        </w:tc>
+        <w:tc>
+          <w:tcPr/>
+          <w:p>
+            <w:pPr>
+              <w:pStyle w:val="Normal"/>
+              <w:spacing w:line="240" w:lineRule="auto" w:after="0"/>
+            </w:pPr>
+            <w:r>
+              <w:rPr>
+                <w:rFonts w:ascii="Times New Roman" w:hAnsi="Times New Roman" w:cs="Times New Roman" w:eastAsia="Times New Roman"/>
+                <w:sz w:val="20"/>
+                <w:szCs w:val="20"/>
+              </w:rPr>
+              <w:t xml:space="preserve">66.3%</w:t>
+            </w:r>
+          </w:p>
+        </w:tc>
+        <w:tc>
+          <w:tcPr/>
+          <w:p>
+            <w:pPr>
+              <w:pStyle w:val="Normal"/>
+              <w:spacing w:line="240" w:lineRule="auto" w:after="0"/>
+            </w:pPr>
+            <w:r>
+              <w:rPr>
+                <w:rFonts w:ascii="Times New Roman" w:hAnsi="Times New Roman" w:cs="Times New Roman" w:eastAsia="Times New Roman"/>
+                <w:sz w:val="20"/>
+                <w:szCs w:val="20"/>
+              </w:rPr>
+              <w:t xml:space="preserve">56.9%</w:t>
             </w:r>
           </w:p>
         </w:tc>
       </w:tr>
       <w:tr>
         <w:tc>
-          <w:tcPr>
-            <w:tcW w:type="dxa" w:w="1728"/>
-          </w:tcPr>
-          <w:p>
-            <w:r>
-              <w:t>0.5</w:t>
-            </w:r>
-          </w:p>
-        </w:tc>
-        <w:tc>
-          <w:tcPr>
-            <w:tcW w:type="dxa" w:w="1728"/>
-          </w:tcPr>
-          <w:p>
-            <w:r>
-              <w:t>0.61 (0.28–1.30)</w:t>
-            </w:r>
-          </w:p>
-        </w:tc>
-        <w:tc>
-          <w:tcPr>
-            <w:tcW w:type="dxa" w:w="1728"/>
-          </w:tcPr>
-          <w:p>
-            <w:r>
-              <w:t>92.6%</w:t>
-            </w:r>
-          </w:p>
-        </w:tc>
-        <w:tc>
-          <w:tcPr>
-            <w:tcW w:type="dxa" w:w="1728"/>
-          </w:tcPr>
-          <w:p>
-            <w:r>
-              <w:t>87.3%</w:t>
-            </w:r>
-          </w:p>
-        </w:tc>
-        <w:tc>
-          <w:tcPr>
-            <w:tcW w:type="dxa" w:w="1728"/>
-          </w:tcPr>
-          <w:p>
-            <w:r>
-              <w:t>77.1%</w:t>
+          <w:tcPr/>
+          <w:p>
+            <w:pPr>
+              <w:pStyle w:val="Normal"/>
+              <w:spacing w:line="240" w:lineRule="auto" w:after="0"/>
+            </w:pPr>
+            <w:r>
+              <w:rPr>
+                <w:rFonts w:ascii="Times New Roman" w:hAnsi="Times New Roman" w:cs="Times New Roman" w:eastAsia="Times New Roman"/>
+                <w:sz w:val="20"/>
+                <w:szCs w:val="20"/>
+              </w:rPr>
+              <w:t xml:space="preserve">0.5</w:t>
+            </w:r>
+          </w:p>
+        </w:tc>
+        <w:tc>
+          <w:tcPr/>
+          <w:p>
+            <w:pPr>
+              <w:pStyle w:val="Normal"/>
+              <w:spacing w:line="240" w:lineRule="auto" w:after="0"/>
+            </w:pPr>
+            <w:r>
+              <w:rPr>
+                <w:rFonts w:ascii="Times New Roman" w:hAnsi="Times New Roman" w:cs="Times New Roman" w:eastAsia="Times New Roman"/>
+                <w:sz w:val="20"/>
+                <w:szCs w:val="20"/>
+              </w:rPr>
+              <w:t xml:space="preserve">0.61 (0.28–1.30)</w:t>
+            </w:r>
+          </w:p>
+        </w:tc>
+        <w:tc>
+          <w:tcPr/>
+          <w:p>
+            <w:pPr>
+              <w:pStyle w:val="Normal"/>
+              <w:spacing w:line="240" w:lineRule="auto" w:after="0"/>
+            </w:pPr>
+            <w:r>
+              <w:rPr>
+                <w:rFonts w:ascii="Times New Roman" w:hAnsi="Times New Roman" w:cs="Times New Roman" w:eastAsia="Times New Roman"/>
+                <w:sz w:val="20"/>
+                <w:szCs w:val="20"/>
+              </w:rPr>
+              <w:t xml:space="preserve">92.6%</w:t>
+            </w:r>
+          </w:p>
+        </w:tc>
+        <w:tc>
+          <w:tcPr/>
+          <w:p>
+            <w:pPr>
+              <w:pStyle w:val="Normal"/>
+              <w:spacing w:line="240" w:lineRule="auto" w:after="0"/>
+            </w:pPr>
+            <w:r>
+              <w:rPr>
+                <w:rFonts w:ascii="Times New Roman" w:hAnsi="Times New Roman" w:cs="Times New Roman" w:eastAsia="Times New Roman"/>
+                <w:sz w:val="20"/>
+                <w:szCs w:val="20"/>
+              </w:rPr>
+              <w:t xml:space="preserve">87.3%</w:t>
+            </w:r>
+          </w:p>
+        </w:tc>
+        <w:tc>
+          <w:tcPr/>
+          <w:p>
+            <w:pPr>
+              <w:pStyle w:val="Normal"/>
+              <w:spacing w:line="240" w:lineRule="auto" w:after="0"/>
+            </w:pPr>
+            <w:r>
+              <w:rPr>
+                <w:rFonts w:ascii="Times New Roman" w:hAnsi="Times New Roman" w:cs="Times New Roman" w:eastAsia="Times New Roman"/>
+                <w:sz w:val="20"/>
+                <w:szCs w:val="20"/>
+              </w:rPr>
+              <w:t xml:space="preserve">77.1%</w:t>
             </w:r>
           </w:p>
         </w:tc>
       </w:tr>
       <w:tr>
         <w:tc>
-          <w:tcPr>
-            <w:tcW w:type="dxa" w:w="1728"/>
-          </w:tcPr>
-          <w:p>
-            <w:r>
-              <w:t>0.7</w:t>
-            </w:r>
-          </w:p>
-        </w:tc>
-        <w:tc>
-          <w:tcPr>
-            <w:tcW w:type="dxa" w:w="1728"/>
-          </w:tcPr>
-          <w:p>
-            <w:r>
-              <w:t>0.57 (0.29–1.05)</w:t>
-            </w:r>
-          </w:p>
-        </w:tc>
-        <w:tc>
-          <w:tcPr>
-            <w:tcW w:type="dxa" w:w="1728"/>
-          </w:tcPr>
-          <w:p>
-            <w:r>
-              <w:t>96.6%</w:t>
-            </w:r>
-          </w:p>
-        </w:tc>
-        <w:tc>
-          <w:tcPr>
-            <w:tcW w:type="dxa" w:w="1728"/>
-          </w:tcPr>
-          <w:p>
-            <w:r>
-              <w:t>94.1%</w:t>
-            </w:r>
-          </w:p>
-        </w:tc>
-        <w:tc>
-          <w:tcPr>
-            <w:tcW w:type="dxa" w:w="1728"/>
-          </w:tcPr>
-          <w:p>
-            <w:r>
-              <w:t>87.4%</w:t>
+          <w:tcPr/>
+          <w:p>
+            <w:pPr>
+              <w:pStyle w:val="Normal"/>
+              <w:spacing w:line="240" w:lineRule="auto" w:after="0"/>
+            </w:pPr>
+            <w:r>
+              <w:rPr>
+                <w:rFonts w:ascii="Times New Roman" w:hAnsi="Times New Roman" w:cs="Times New Roman" w:eastAsia="Times New Roman"/>
+                <w:sz w:val="20"/>
+                <w:szCs w:val="20"/>
+              </w:rPr>
+              <w:t xml:space="preserve">0.7</w:t>
+            </w:r>
+          </w:p>
+        </w:tc>
+        <w:tc>
+          <w:tcPr/>
+          <w:p>
+            <w:pPr>
+              <w:pStyle w:val="Normal"/>
+              <w:spacing w:line="240" w:lineRule="auto" w:after="0"/>
+            </w:pPr>
+            <w:r>
+              <w:rPr>
+                <w:rFonts w:ascii="Times New Roman" w:hAnsi="Times New Roman" w:cs="Times New Roman" w:eastAsia="Times New Roman"/>
+                <w:sz w:val="20"/>
+                <w:szCs w:val="20"/>
+              </w:rPr>
+              <w:t xml:space="preserve">0.57 (0.29–1.05)</w:t>
+            </w:r>
+          </w:p>
+        </w:tc>
+        <w:tc>
+          <w:tcPr/>
+          <w:p>
+            <w:pPr>
+              <w:pStyle w:val="Normal"/>
+              <w:spacing w:line="240" w:lineRule="auto" w:after="0"/>
+            </w:pPr>
+            <w:r>
+              <w:rPr>
+                <w:rFonts w:ascii="Times New Roman" w:hAnsi="Times New Roman" w:cs="Times New Roman" w:eastAsia="Times New Roman"/>
+                <w:sz w:val="20"/>
+                <w:szCs w:val="20"/>
+              </w:rPr>
+              <w:t xml:space="preserve">96.6%</w:t>
+            </w:r>
+          </w:p>
+        </w:tc>
+        <w:tc>
+          <w:tcPr/>
+          <w:p>
+            <w:pPr>
+              <w:pStyle w:val="Normal"/>
+              <w:spacing w:line="240" w:lineRule="auto" w:after="0"/>
+            </w:pPr>
+            <w:r>
+              <w:rPr>
+                <w:rFonts w:ascii="Times New Roman" w:hAnsi="Times New Roman" w:cs="Times New Roman" w:eastAsia="Times New Roman"/>
+                <w:sz w:val="20"/>
+                <w:szCs w:val="20"/>
+              </w:rPr>
+              <w:t xml:space="preserve">94.1%</w:t>
+            </w:r>
+          </w:p>
+        </w:tc>
+        <w:tc>
+          <w:tcPr/>
+          <w:p>
+            <w:pPr>
+              <w:pStyle w:val="Normal"/>
+              <w:spacing w:line="240" w:lineRule="auto" w:after="0"/>
+            </w:pPr>
+            <w:r>
+              <w:rPr>
+                <w:rFonts w:ascii="Times New Roman" w:hAnsi="Times New Roman" w:cs="Times New Roman" w:eastAsia="Times New Roman"/>
+                <w:sz w:val="20"/>
+                <w:szCs w:val="20"/>
+              </w:rPr>
+              <w:t xml:space="preserve">87.4%</w:t>
             </w:r>
           </w:p>
         </w:tc>
       </w:tr>
       <w:tr>
         <w:tc>
-          <w:tcPr>
-            <w:tcW w:type="dxa" w:w="1728"/>
-          </w:tcPr>
-          <w:p>
-            <w:r>
-              <w:t>1.0 (full weight)</w:t>
-            </w:r>
-          </w:p>
-        </w:tc>
-        <w:tc>
-          <w:tcPr>
-            <w:tcW w:type="dxa" w:w="1728"/>
-          </w:tcPr>
-          <w:p>
-            <w:r>
-              <w:t>0.54 (0.32–0.91)</w:t>
-            </w:r>
-          </w:p>
-        </w:tc>
-        <w:tc>
-          <w:tcPr>
-            <w:tcW w:type="dxa" w:w="1728"/>
-          </w:tcPr>
-          <w:p>
-            <w:r>
-              <w:t>98.7%</w:t>
-            </w:r>
-          </w:p>
-        </w:tc>
-        <w:tc>
-          <w:tcPr>
-            <w:tcW w:type="dxa" w:w="1728"/>
-          </w:tcPr>
-          <w:p>
-            <w:r>
-              <w:t>97.2%</w:t>
-            </w:r>
-          </w:p>
-        </w:tc>
-        <w:tc>
-          <w:tcPr>
-            <w:tcW w:type="dxa" w:w="1728"/>
-          </w:tcPr>
-          <w:p>
-            <w:r>
-              <w:t>93.5%</w:t>
+          <w:tcPr/>
+          <w:p>
+            <w:pPr>
+              <w:pStyle w:val="Normal"/>
+              <w:spacing w:line="240" w:lineRule="auto" w:after="0"/>
+            </w:pPr>
+            <w:r>
+              <w:rPr>
+                <w:rFonts w:ascii="Times New Roman" w:hAnsi="Times New Roman" w:cs="Times New Roman" w:eastAsia="Times New Roman"/>
+                <w:sz w:val="20"/>
+                <w:szCs w:val="20"/>
+              </w:rPr>
+              <w:t xml:space="preserve">1.0 (full weight)</w:t>
+            </w:r>
+          </w:p>
+        </w:tc>
+        <w:tc>
+          <w:tcPr/>
+          <w:p>
+            <w:pPr>
+              <w:pStyle w:val="Normal"/>
+              <w:spacing w:line="240" w:lineRule="auto" w:after="0"/>
+            </w:pPr>
+            <w:r>
+              <w:rPr>
+                <w:rFonts w:ascii="Times New Roman" w:hAnsi="Times New Roman" w:cs="Times New Roman" w:eastAsia="Times New Roman"/>
+                <w:sz w:val="20"/>
+                <w:szCs w:val="20"/>
+              </w:rPr>
+              <w:t xml:space="preserve">0.54 (0.32–0.91)</w:t>
+            </w:r>
+          </w:p>
+        </w:tc>
+        <w:tc>
+          <w:tcPr/>
+          <w:p>
+            <w:pPr>
+              <w:pStyle w:val="Normal"/>
+              <w:spacing w:line="240" w:lineRule="auto" w:after="0"/>
+            </w:pPr>
+            <w:r>
+              <w:rPr>
+                <w:rFonts w:ascii="Times New Roman" w:hAnsi="Times New Roman" w:cs="Times New Roman" w:eastAsia="Times New Roman"/>
+                <w:sz w:val="20"/>
+                <w:szCs w:val="20"/>
+              </w:rPr>
+              <w:t xml:space="preserve">98.7%</w:t>
+            </w:r>
+          </w:p>
+        </w:tc>
+        <w:tc>
+          <w:tcPr/>
+          <w:p>
+            <w:pPr>
+              <w:pStyle w:val="Normal"/>
+              <w:spacing w:line="240" w:lineRule="auto" w:after="0"/>
+            </w:pPr>
+            <w:r>
+              <w:rPr>
+                <w:rFonts w:ascii="Times New Roman" w:hAnsi="Times New Roman" w:cs="Times New Roman" w:eastAsia="Times New Roman"/>
+                <w:sz w:val="20"/>
+                <w:szCs w:val="20"/>
+              </w:rPr>
+              <w:t xml:space="preserve">97.2%</w:t>
+            </w:r>
+          </w:p>
+        </w:tc>
+        <w:tc>
+          <w:tcPr/>
+          <w:p>
+            <w:pPr>
+              <w:pStyle w:val="Normal"/>
+              <w:spacing w:line="240" w:lineRule="auto" w:after="0"/>
+            </w:pPr>
+            <w:r>
+              <w:rPr>
+                <w:rFonts w:ascii="Times New Roman" w:hAnsi="Times New Roman" w:cs="Times New Roman" w:eastAsia="Times New Roman"/>
+                <w:sz w:val="20"/>
+                <w:szCs w:val="20"/>
+              </w:rPr>
+              <w:t xml:space="preserve">93.5%</w:t>
             </w:r>
           </w:p>
         </w:tc>
       </w:tr>
     </w:tbl>
-    <w:tbl>
+    <w:tbl xmlns:a="http://schemas.openxmlformats.org/drawingml/2006/main" xmlns:pic="http://schemas.openxmlformats.org/drawingml/2006/picture">
       <w:tblPr>
-        <w:tblStyle w:val="TableGrid"/>
+        <w:tblStyle w:val="Table Grid"/>
         <w:tblW w:type="auto" w:w="0"/>
-        <w:tblLook w:firstColumn="1" w:firstRow="1" w:lastColumn="0" w:lastRow="0" w:noHBand="0" w:noVBand="1" w:val="04A0"/>
+        <w:tblLook w:firstRow="1" w:lastRow="0" w:firstColumn="0" w:lastColumn="0" w:noHBand="0" w:noVBand="0" w:val="0020"/>
+        <w:jc w:val="center"/>
       </w:tblPr>
       <w:tblGrid>
-        <w:gridCol w:w="1728"/>
-        <w:gridCol w:w="1728"/>
-        <w:gridCol w:w="1728"/>
-        <w:gridCol w:w="1728"/>
-        <w:gridCol w:w="1728"/>
+        <w:gridCol w:w="1584"/>
+        <w:gridCol w:w="1584"/>
+        <w:gridCol w:w="1584"/>
+        <w:gridCol w:w="1584"/>
+        <w:gridCol w:w="1584"/>
       </w:tblGrid>
       <w:tr>
-        <w:tc>
-          <w:tcPr>
-            <w:tcW w:type="dxa" w:w="1728"/>
-          </w:tcPr>
-          <w:p>
-            <w:r>
-              <w:t>$\alpha$</w:t>
-            </w:r>
-          </w:p>
-        </w:tc>
-        <w:tc>
-          <w:tcPr>
-            <w:tcW w:type="dxa" w:w="1728"/>
-          </w:tcPr>
-          <w:p>
-            <w:r>
-              <w:t>HR (95% CrI)</w:t>
-            </w:r>
-          </w:p>
-        </w:tc>
-        <w:tc>
-          <w:tcPr>
-            <w:tcW w:type="dxa" w:w="1728"/>
-          </w:tcPr>
-          <w:p>
-            <w:r>
-              <w:t>P(HR &lt; 1)</w:t>
-            </w:r>
-          </w:p>
-        </w:tc>
-        <w:tc>
-          <w:tcPr>
-            <w:tcW w:type="dxa" w:w="1728"/>
-          </w:tcPr>
-          <w:p>
-            <w:r>
-              <w:t>P(HR &lt; 0.90)</w:t>
-            </w:r>
-          </w:p>
-        </w:tc>
-        <w:tc>
-          <w:tcPr>
-            <w:tcW w:type="dxa" w:w="1728"/>
-          </w:tcPr>
-          <w:p>
-            <w:r>
-              <w:t>P(HR &lt; 0.80)</w:t>
+        <w:trPr>
+          <w:tblHeader w:val="on"/>
+        </w:trPr>
+        <w:tc>
+          <w:tcPr/>
+          <w:p>
+            <w:pPr>
+              <w:pStyle w:val="Normal"/>
+              <w:spacing w:line="240" w:lineRule="auto" w:after="0"/>
+            </w:pPr>
+            <m:oMath>
+              <m:r>
+                <m:t>α</m:t>
+              </m:r>
+            </m:oMath>
+            <w:r>
+              <w:rPr>
+                <w:rFonts w:ascii="Times New Roman" w:hAnsi="Times New Roman" w:cs="Times New Roman" w:eastAsia="Times New Roman"/>
+                <w:sz w:val="20"/>
+                <w:szCs w:val="20"/>
+                <w:b/>
+              </w:rPr>
+              <w:t xml:space="preserve">​</w:t>
+            </w:r>
+          </w:p>
+        </w:tc>
+        <w:tc>
+          <w:tcPr/>
+          <w:p>
+            <w:pPr>
+              <w:pStyle w:val="Normal"/>
+              <w:spacing w:line="240" w:lineRule="auto" w:after="0"/>
+            </w:pPr>
+            <w:r>
+              <w:rPr>
+                <w:rFonts w:ascii="Times New Roman" w:hAnsi="Times New Roman" w:cs="Times New Roman" w:eastAsia="Times New Roman"/>
+                <w:sz w:val="20"/>
+                <w:szCs w:val="20"/>
+                <w:b/>
+              </w:rPr>
+              <w:t xml:space="preserve">HR (95% CrI)</w:t>
+            </w:r>
+          </w:p>
+        </w:tc>
+        <w:tc>
+          <w:tcPr/>
+          <w:p>
+            <w:pPr>
+              <w:pStyle w:val="Normal"/>
+              <w:spacing w:line="240" w:lineRule="auto" w:after="0"/>
+            </w:pPr>
+            <w:r>
+              <w:rPr>
+                <w:rFonts w:ascii="Times New Roman" w:hAnsi="Times New Roman" w:cs="Times New Roman" w:eastAsia="Times New Roman"/>
+                <w:sz w:val="20"/>
+                <w:szCs w:val="20"/>
+                <w:b/>
+              </w:rPr>
+              <w:t xml:space="preserve">P(HR &lt; 1)</w:t>
+            </w:r>
+          </w:p>
+        </w:tc>
+        <w:tc>
+          <w:tcPr/>
+          <w:p>
+            <w:pPr>
+              <w:pStyle w:val="Normal"/>
+              <w:spacing w:line="240" w:lineRule="auto" w:after="0"/>
+            </w:pPr>
+            <w:r>
+              <w:rPr>
+                <w:rFonts w:ascii="Times New Roman" w:hAnsi="Times New Roman" w:cs="Times New Roman" w:eastAsia="Times New Roman"/>
+                <w:sz w:val="20"/>
+                <w:szCs w:val="20"/>
+                <w:b/>
+              </w:rPr>
+              <w:t xml:space="preserve">P(HR &lt; 0.90)</w:t>
+            </w:r>
+          </w:p>
+        </w:tc>
+        <w:tc>
+          <w:tcPr/>
+          <w:p>
+            <w:pPr>
+              <w:pStyle w:val="Normal"/>
+              <w:spacing w:line="240" w:lineRule="auto" w:after="0"/>
+            </w:pPr>
+            <w:r>
+              <w:rPr>
+                <w:rFonts w:ascii="Times New Roman" w:hAnsi="Times New Roman" w:cs="Times New Roman" w:eastAsia="Times New Roman"/>
+                <w:sz w:val="20"/>
+                <w:szCs w:val="20"/>
+                <w:b/>
+              </w:rPr>
+              <w:t xml:space="preserve">P(HR &lt; 0.80)</w:t>
             </w:r>
           </w:p>
         </w:tc>
       </w:tr>
       <w:tr>
         <w:tc>
-          <w:tcPr>
-            <w:tcW w:type="dxa" w:w="1728"/>
-          </w:tcPr>
-          <w:p>
-            <w:r>
-              <w:t>0.0 (RCTs only)</w:t>
-            </w:r>
-          </w:p>
-        </w:tc>
-        <w:tc>
-          <w:tcPr>
-            <w:tcW w:type="dxa" w:w="1728"/>
-          </w:tcPr>
-          <w:p>
-            <w:r>
-              <w:t>0.98 (0.63–2.35)</w:t>
-            </w:r>
-          </w:p>
-        </w:tc>
-        <w:tc>
-          <w:tcPr>
-            <w:tcW w:type="dxa" w:w="1728"/>
-          </w:tcPr>
-          <w:p>
-            <w:r>
-              <w:t>60.9%</w:t>
-            </w:r>
-          </w:p>
-        </w:tc>
-        <w:tc>
-          <w:tcPr>
-            <w:tcW w:type="dxa" w:w="1728"/>
-          </w:tcPr>
-          <w:p>
-            <w:r>
-              <w:t>17.7%</w:t>
-            </w:r>
-          </w:p>
-        </w:tc>
-        <w:tc>
-          <w:tcPr>
-            <w:tcW w:type="dxa" w:w="1728"/>
-          </w:tcPr>
-          <w:p>
-            <w:r>
-              <w:t>9.1%</w:t>
+          <w:tcPr/>
+          <w:p>
+            <w:pPr>
+              <w:pStyle w:val="Normal"/>
+              <w:spacing w:line="240" w:lineRule="auto" w:after="0"/>
+            </w:pPr>
+            <w:r>
+              <w:rPr>
+                <w:rFonts w:ascii="Times New Roman" w:hAnsi="Times New Roman" w:cs="Times New Roman" w:eastAsia="Times New Roman"/>
+                <w:sz w:val="20"/>
+                <w:szCs w:val="20"/>
+              </w:rPr>
+              <w:t xml:space="preserve">0.0 (RCTs only)</w:t>
+            </w:r>
+          </w:p>
+        </w:tc>
+        <w:tc>
+          <w:tcPr/>
+          <w:p>
+            <w:pPr>
+              <w:pStyle w:val="Normal"/>
+              <w:spacing w:line="240" w:lineRule="auto" w:after="0"/>
+            </w:pPr>
+            <w:r>
+              <w:rPr>
+                <w:rFonts w:ascii="Times New Roman" w:hAnsi="Times New Roman" w:cs="Times New Roman" w:eastAsia="Times New Roman"/>
+                <w:sz w:val="20"/>
+                <w:szCs w:val="20"/>
+              </w:rPr>
+              <w:t xml:space="preserve">0.98 (0.63–2.35)</w:t>
+            </w:r>
+          </w:p>
+        </w:tc>
+        <w:tc>
+          <w:tcPr/>
+          <w:p>
+            <w:pPr>
+              <w:pStyle w:val="Normal"/>
+              <w:spacing w:line="240" w:lineRule="auto" w:after="0"/>
+            </w:pPr>
+            <w:r>
+              <w:rPr>
+                <w:rFonts w:ascii="Times New Roman" w:hAnsi="Times New Roman" w:cs="Times New Roman" w:eastAsia="Times New Roman"/>
+                <w:sz w:val="20"/>
+                <w:szCs w:val="20"/>
+              </w:rPr>
+              <w:t xml:space="preserve">60.9%</w:t>
+            </w:r>
+          </w:p>
+        </w:tc>
+        <w:tc>
+          <w:tcPr/>
+          <w:p>
+            <w:pPr>
+              <w:pStyle w:val="Normal"/>
+              <w:spacing w:line="240" w:lineRule="auto" w:after="0"/>
+            </w:pPr>
+            <w:r>
+              <w:rPr>
+                <w:rFonts w:ascii="Times New Roman" w:hAnsi="Times New Roman" w:cs="Times New Roman" w:eastAsia="Times New Roman"/>
+                <w:sz w:val="20"/>
+                <w:szCs w:val="20"/>
+              </w:rPr>
+              <w:t xml:space="preserve">17.7%</w:t>
+            </w:r>
+          </w:p>
+        </w:tc>
+        <w:tc>
+          <w:tcPr/>
+          <w:p>
+            <w:pPr>
+              <w:pStyle w:val="Normal"/>
+              <w:spacing w:line="240" w:lineRule="auto" w:after="0"/>
+            </w:pPr>
+            <w:r>
+              <w:rPr>
+                <w:rFonts w:ascii="Times New Roman" w:hAnsi="Times New Roman" w:cs="Times New Roman" w:eastAsia="Times New Roman"/>
+                <w:sz w:val="20"/>
+                <w:szCs w:val="20"/>
+              </w:rPr>
+              <w:t xml:space="preserve">9.1%</w:t>
             </w:r>
           </w:p>
         </w:tc>
       </w:tr>
       <w:tr>
         <w:tc>
-          <w:tcPr>
-            <w:tcW w:type="dxa" w:w="1728"/>
-          </w:tcPr>
-          <w:p>
-            <w:r>
-              <w:t>0.1</w:t>
-            </w:r>
-          </w:p>
-        </w:tc>
-        <w:tc>
-          <w:tcPr>
-            <w:tcW w:type="dxa" w:w="1728"/>
-          </w:tcPr>
-          <w:p>
-            <w:r>
-              <w:t>0.92 (0.63–2.19)</w:t>
-            </w:r>
-          </w:p>
-        </w:tc>
-        <w:tc>
-          <w:tcPr>
-            <w:tcW w:type="dxa" w:w="1728"/>
-          </w:tcPr>
-          <w:p>
-            <w:r>
-              <w:t>70.4%</w:t>
-            </w:r>
-          </w:p>
-        </w:tc>
-        <w:tc>
-          <w:tcPr>
-            <w:tcW w:type="dxa" w:w="1728"/>
-          </w:tcPr>
-          <w:p>
-            <w:r>
-              <w:t>43.5%</w:t>
-            </w:r>
-          </w:p>
-        </w:tc>
-        <w:tc>
-          <w:tcPr>
-            <w:tcW w:type="dxa" w:w="1728"/>
-          </w:tcPr>
-          <w:p>
-            <w:r>
-              <w:t>17.7%</w:t>
+          <w:tcPr/>
+          <w:p>
+            <w:pPr>
+              <w:pStyle w:val="Normal"/>
+              <w:spacing w:line="240" w:lineRule="auto" w:after="0"/>
+            </w:pPr>
+            <w:r>
+              <w:rPr>
+                <w:rFonts w:ascii="Times New Roman" w:hAnsi="Times New Roman" w:cs="Times New Roman" w:eastAsia="Times New Roman"/>
+                <w:sz w:val="20"/>
+                <w:szCs w:val="20"/>
+              </w:rPr>
+              <w:t xml:space="preserve">0.1</w:t>
+            </w:r>
+          </w:p>
+        </w:tc>
+        <w:tc>
+          <w:tcPr/>
+          <w:p>
+            <w:pPr>
+              <w:pStyle w:val="Normal"/>
+              <w:spacing w:line="240" w:lineRule="auto" w:after="0"/>
+            </w:pPr>
+            <w:r>
+              <w:rPr>
+                <w:rFonts w:ascii="Times New Roman" w:hAnsi="Times New Roman" w:cs="Times New Roman" w:eastAsia="Times New Roman"/>
+                <w:sz w:val="20"/>
+                <w:szCs w:val="20"/>
+              </w:rPr>
+              <w:t xml:space="preserve">0.92 (0.63–2.19)</w:t>
+            </w:r>
+          </w:p>
+        </w:tc>
+        <w:tc>
+          <w:tcPr/>
+          <w:p>
+            <w:pPr>
+              <w:pStyle w:val="Normal"/>
+              <w:spacing w:line="240" w:lineRule="auto" w:after="0"/>
+            </w:pPr>
+            <w:r>
+              <w:rPr>
+                <w:rFonts w:ascii="Times New Roman" w:hAnsi="Times New Roman" w:cs="Times New Roman" w:eastAsia="Times New Roman"/>
+                <w:sz w:val="20"/>
+                <w:szCs w:val="20"/>
+              </w:rPr>
+              <w:t xml:space="preserve">70.4%</w:t>
+            </w:r>
+          </w:p>
+        </w:tc>
+        <w:tc>
+          <w:tcPr/>
+          <w:p>
+            <w:pPr>
+              <w:pStyle w:val="Normal"/>
+              <w:spacing w:line="240" w:lineRule="auto" w:after="0"/>
+            </w:pPr>
+            <w:r>
+              <w:rPr>
+                <w:rFonts w:ascii="Times New Roman" w:hAnsi="Times New Roman" w:cs="Times New Roman" w:eastAsia="Times New Roman"/>
+                <w:sz w:val="20"/>
+                <w:szCs w:val="20"/>
+              </w:rPr>
+              <w:t xml:space="preserve">43.5%</w:t>
+            </w:r>
+          </w:p>
+        </w:tc>
+        <w:tc>
+          <w:tcPr/>
+          <w:p>
+            <w:pPr>
+              <w:pStyle w:val="Normal"/>
+              <w:spacing w:line="240" w:lineRule="auto" w:after="0"/>
+            </w:pPr>
+            <w:r>
+              <w:rPr>
+                <w:rFonts w:ascii="Times New Roman" w:hAnsi="Times New Roman" w:cs="Times New Roman" w:eastAsia="Times New Roman"/>
+                <w:sz w:val="20"/>
+                <w:szCs w:val="20"/>
+              </w:rPr>
+              <w:t xml:space="preserve">17.7%</w:t>
             </w:r>
           </w:p>
         </w:tc>
       </w:tr>
       <w:tr>
         <w:tc>
-          <w:tcPr>
-            <w:tcW w:type="dxa" w:w="1728"/>
-          </w:tcPr>
-          <w:p>
-            <w:r>
-              <w:t>0.2</w:t>
-            </w:r>
-          </w:p>
-        </w:tc>
-        <w:tc>
-          <w:tcPr>
-            <w:tcW w:type="dxa" w:w="1728"/>
-          </w:tcPr>
-          <w:p>
-            <w:r>
-              <w:t>0.88 (0.60–1.80)</w:t>
-            </w:r>
-          </w:p>
-        </w:tc>
-        <w:tc>
-          <w:tcPr>
-            <w:tcW w:type="dxa" w:w="1728"/>
-          </w:tcPr>
-          <w:p>
-            <w:r>
-              <w:t>78.4%</w:t>
-            </w:r>
-          </w:p>
-        </w:tc>
-        <w:tc>
-          <w:tcPr>
-            <w:tcW w:type="dxa" w:w="1728"/>
-          </w:tcPr>
-          <w:p>
-            <w:r>
-              <w:t>57.0%</w:t>
-            </w:r>
-          </w:p>
-        </w:tc>
-        <w:tc>
-          <w:tcPr>
-            <w:tcW w:type="dxa" w:w="1728"/>
-          </w:tcPr>
-          <w:p>
-            <w:r>
-              <w:t>26.0%</w:t>
+          <w:tcPr/>
+          <w:p>
+            <w:pPr>
+              <w:pStyle w:val="Normal"/>
+              <w:spacing w:line="240" w:lineRule="auto" w:after="0"/>
+            </w:pPr>
+            <w:r>
+              <w:rPr>
+                <w:rFonts w:ascii="Times New Roman" w:hAnsi="Times New Roman" w:cs="Times New Roman" w:eastAsia="Times New Roman"/>
+                <w:sz w:val="20"/>
+                <w:szCs w:val="20"/>
+              </w:rPr>
+              <w:t xml:space="preserve">0.2</w:t>
+            </w:r>
+          </w:p>
+        </w:tc>
+        <w:tc>
+          <w:tcPr/>
+          <w:p>
+            <w:pPr>
+              <w:pStyle w:val="Normal"/>
+              <w:spacing w:line="240" w:lineRule="auto" w:after="0"/>
+            </w:pPr>
+            <w:r>
+              <w:rPr>
+                <w:rFonts w:ascii="Times New Roman" w:hAnsi="Times New Roman" w:cs="Times New Roman" w:eastAsia="Times New Roman"/>
+                <w:sz w:val="20"/>
+                <w:szCs w:val="20"/>
+              </w:rPr>
+              <w:t xml:space="preserve">0.88 (0.60–1.80)</w:t>
+            </w:r>
+          </w:p>
+        </w:tc>
+        <w:tc>
+          <w:tcPr/>
+          <w:p>
+            <w:pPr>
+              <w:pStyle w:val="Normal"/>
+              <w:spacing w:line="240" w:lineRule="auto" w:after="0"/>
+            </w:pPr>
+            <w:r>
+              <w:rPr>
+                <w:rFonts w:ascii="Times New Roman" w:hAnsi="Times New Roman" w:cs="Times New Roman" w:eastAsia="Times New Roman"/>
+                <w:sz w:val="20"/>
+                <w:szCs w:val="20"/>
+              </w:rPr>
+              <w:t xml:space="preserve">78.4%</w:t>
+            </w:r>
+          </w:p>
+        </w:tc>
+        <w:tc>
+          <w:tcPr/>
+          <w:p>
+            <w:pPr>
+              <w:pStyle w:val="Normal"/>
+              <w:spacing w:line="240" w:lineRule="auto" w:after="0"/>
+            </w:pPr>
+            <w:r>
+              <w:rPr>
+                <w:rFonts w:ascii="Times New Roman" w:hAnsi="Times New Roman" w:cs="Times New Roman" w:eastAsia="Times New Roman"/>
+                <w:sz w:val="20"/>
+                <w:szCs w:val="20"/>
+              </w:rPr>
+              <w:t xml:space="preserve">57.0%</w:t>
+            </w:r>
+          </w:p>
+        </w:tc>
+        <w:tc>
+          <w:tcPr/>
+          <w:p>
+            <w:pPr>
+              <w:pStyle w:val="Normal"/>
+              <w:spacing w:line="240" w:lineRule="auto" w:after="0"/>
+            </w:pPr>
+            <w:r>
+              <w:rPr>
+                <w:rFonts w:ascii="Times New Roman" w:hAnsi="Times New Roman" w:cs="Times New Roman" w:eastAsia="Times New Roman"/>
+                <w:sz w:val="20"/>
+                <w:szCs w:val="20"/>
+              </w:rPr>
+              <w:t xml:space="preserve">26.0%</w:t>
             </w:r>
           </w:p>
         </w:tc>
       </w:tr>
       <w:tr>
         <w:tc>
-          <w:tcPr>
-            <w:tcW w:type="dxa" w:w="1728"/>
-          </w:tcPr>
-          <w:p>
-            <w:r>
-              <w:t>0.3</w:t>
-            </w:r>
-          </w:p>
-        </w:tc>
-        <w:tc>
-          <w:tcPr>
-            <w:tcW w:type="dxa" w:w="1728"/>
-          </w:tcPr>
-          <w:p>
-            <w:r>
-              <w:t>0.85 (0.59–1.57)</w:t>
-            </w:r>
-          </w:p>
-        </w:tc>
-        <w:tc>
-          <w:tcPr>
-            <w:tcW w:type="dxa" w:w="1728"/>
-          </w:tcPr>
-          <w:p>
-            <w:r>
-              <w:t>83.7%</w:t>
-            </w:r>
-          </w:p>
-        </w:tc>
-        <w:tc>
-          <w:tcPr>
-            <w:tcW w:type="dxa" w:w="1728"/>
-          </w:tcPr>
-          <w:p>
-            <w:r>
-              <w:t>65.7%</w:t>
-            </w:r>
-          </w:p>
-        </w:tc>
-        <w:tc>
-          <w:tcPr>
-            <w:tcW w:type="dxa" w:w="1728"/>
-          </w:tcPr>
-          <w:p>
-            <w:r>
-              <w:t>32.8%</w:t>
+          <w:tcPr/>
+          <w:p>
+            <w:pPr>
+              <w:pStyle w:val="Normal"/>
+              <w:spacing w:line="240" w:lineRule="auto" w:after="0"/>
+            </w:pPr>
+            <w:r>
+              <w:rPr>
+                <w:rFonts w:ascii="Times New Roman" w:hAnsi="Times New Roman" w:cs="Times New Roman" w:eastAsia="Times New Roman"/>
+                <w:sz w:val="20"/>
+                <w:szCs w:val="20"/>
+              </w:rPr>
+              <w:t xml:space="preserve">0.3</w:t>
+            </w:r>
+          </w:p>
+        </w:tc>
+        <w:tc>
+          <w:tcPr/>
+          <w:p>
+            <w:pPr>
+              <w:pStyle w:val="Normal"/>
+              <w:spacing w:line="240" w:lineRule="auto" w:after="0"/>
+            </w:pPr>
+            <w:r>
+              <w:rPr>
+                <w:rFonts w:ascii="Times New Roman" w:hAnsi="Times New Roman" w:cs="Times New Roman" w:eastAsia="Times New Roman"/>
+                <w:sz w:val="20"/>
+                <w:szCs w:val="20"/>
+              </w:rPr>
+              <w:t xml:space="preserve">0.85 (0.59–1.57)</w:t>
+            </w:r>
+          </w:p>
+        </w:tc>
+        <w:tc>
+          <w:tcPr/>
+          <w:p>
+            <w:pPr>
+              <w:pStyle w:val="Normal"/>
+              <w:spacing w:line="240" w:lineRule="auto" w:after="0"/>
+            </w:pPr>
+            <w:r>
+              <w:rPr>
+                <w:rFonts w:ascii="Times New Roman" w:hAnsi="Times New Roman" w:cs="Times New Roman" w:eastAsia="Times New Roman"/>
+                <w:sz w:val="20"/>
+                <w:szCs w:val="20"/>
+              </w:rPr>
+              <w:t xml:space="preserve">83.7%</w:t>
+            </w:r>
+          </w:p>
+        </w:tc>
+        <w:tc>
+          <w:tcPr/>
+          <w:p>
+            <w:pPr>
+              <w:pStyle w:val="Normal"/>
+              <w:spacing w:line="240" w:lineRule="auto" w:after="0"/>
+            </w:pPr>
+            <w:r>
+              <w:rPr>
+                <w:rFonts w:ascii="Times New Roman" w:hAnsi="Times New Roman" w:cs="Times New Roman" w:eastAsia="Times New Roman"/>
+                <w:sz w:val="20"/>
+                <w:szCs w:val="20"/>
+              </w:rPr>
+              <w:t xml:space="preserve">65.7%</w:t>
+            </w:r>
+          </w:p>
+        </w:tc>
+        <w:tc>
+          <w:tcPr/>
+          <w:p>
+            <w:pPr>
+              <w:pStyle w:val="Normal"/>
+              <w:spacing w:line="240" w:lineRule="auto" w:after="0"/>
+            </w:pPr>
+            <w:r>
+              <w:rPr>
+                <w:rFonts w:ascii="Times New Roman" w:hAnsi="Times New Roman" w:cs="Times New Roman" w:eastAsia="Times New Roman"/>
+                <w:sz w:val="20"/>
+                <w:szCs w:val="20"/>
+              </w:rPr>
+              <w:t xml:space="preserve">32.8%</w:t>
             </w:r>
           </w:p>
         </w:tc>
       </w:tr>
       <w:tr>
         <w:tc>
-          <w:tcPr>
-            <w:tcW w:type="dxa" w:w="1728"/>
-          </w:tcPr>
-          <w:p>
-            <w:r>
-              <w:t>0.5</w:t>
-            </w:r>
-          </w:p>
-        </w:tc>
-        <w:tc>
-          <w:tcPr>
-            <w:tcW w:type="dxa" w:w="1728"/>
-          </w:tcPr>
-          <w:p>
-            <w:r>
-              <w:t>0.82 (0.62–1.15)</w:t>
-            </w:r>
-          </w:p>
-        </w:tc>
-        <w:tc>
-          <w:tcPr>
-            <w:tcW w:type="dxa" w:w="1728"/>
-          </w:tcPr>
-          <w:p>
-            <w:r>
-              <w:t>91.9%</w:t>
-            </w:r>
-          </w:p>
-        </w:tc>
-        <w:tc>
-          <w:tcPr>
-            <w:tcW w:type="dxa" w:w="1728"/>
-          </w:tcPr>
-          <w:p>
-            <w:r>
-              <w:t>79.2%</w:t>
-            </w:r>
-          </w:p>
-        </w:tc>
-        <w:tc>
-          <w:tcPr>
-            <w:tcW w:type="dxa" w:w="1728"/>
-          </w:tcPr>
-          <w:p>
-            <w:r>
-              <w:t>42.5%</w:t>
+          <w:tcPr/>
+          <w:p>
+            <w:pPr>
+              <w:pStyle w:val="Normal"/>
+              <w:spacing w:line="240" w:lineRule="auto" w:after="0"/>
+            </w:pPr>
+            <w:r>
+              <w:rPr>
+                <w:rFonts w:ascii="Times New Roman" w:hAnsi="Times New Roman" w:cs="Times New Roman" w:eastAsia="Times New Roman"/>
+                <w:sz w:val="20"/>
+                <w:szCs w:val="20"/>
+              </w:rPr>
+              <w:t xml:space="preserve">0.5</w:t>
+            </w:r>
+          </w:p>
+        </w:tc>
+        <w:tc>
+          <w:tcPr/>
+          <w:p>
+            <w:pPr>
+              <w:pStyle w:val="Normal"/>
+              <w:spacing w:line="240" w:lineRule="auto" w:after="0"/>
+            </w:pPr>
+            <w:r>
+              <w:rPr>
+                <w:rFonts w:ascii="Times New Roman" w:hAnsi="Times New Roman" w:cs="Times New Roman" w:eastAsia="Times New Roman"/>
+                <w:sz w:val="20"/>
+                <w:szCs w:val="20"/>
+              </w:rPr>
+              <w:t xml:space="preserve">0.82 (0.62–1.15)</w:t>
+            </w:r>
+          </w:p>
+        </w:tc>
+        <w:tc>
+          <w:tcPr/>
+          <w:p>
+            <w:pPr>
+              <w:pStyle w:val="Normal"/>
+              <w:spacing w:line="240" w:lineRule="auto" w:after="0"/>
+            </w:pPr>
+            <w:r>
+              <w:rPr>
+                <w:rFonts w:ascii="Times New Roman" w:hAnsi="Times New Roman" w:cs="Times New Roman" w:eastAsia="Times New Roman"/>
+                <w:sz w:val="20"/>
+                <w:szCs w:val="20"/>
+              </w:rPr>
+              <w:t xml:space="preserve">91.9%</w:t>
+            </w:r>
+          </w:p>
+        </w:tc>
+        <w:tc>
+          <w:tcPr/>
+          <w:p>
+            <w:pPr>
+              <w:pStyle w:val="Normal"/>
+              <w:spacing w:line="240" w:lineRule="auto" w:after="0"/>
+            </w:pPr>
+            <w:r>
+              <w:rPr>
+                <w:rFonts w:ascii="Times New Roman" w:hAnsi="Times New Roman" w:cs="Times New Roman" w:eastAsia="Times New Roman"/>
+                <w:sz w:val="20"/>
+                <w:szCs w:val="20"/>
+              </w:rPr>
+              <w:t xml:space="preserve">79.2%</w:t>
+            </w:r>
+          </w:p>
+        </w:tc>
+        <w:tc>
+          <w:tcPr/>
+          <w:p>
+            <w:pPr>
+              <w:pStyle w:val="Normal"/>
+              <w:spacing w:line="240" w:lineRule="auto" w:after="0"/>
+            </w:pPr>
+            <w:r>
+              <w:rPr>
+                <w:rFonts w:ascii="Times New Roman" w:hAnsi="Times New Roman" w:cs="Times New Roman" w:eastAsia="Times New Roman"/>
+                <w:sz w:val="20"/>
+                <w:szCs w:val="20"/>
+              </w:rPr>
+              <w:t xml:space="preserve">42.5%</w:t>
             </w:r>
           </w:p>
         </w:tc>
       </w:tr>
       <w:tr>
         <w:tc>
-          <w:tcPr>
-            <w:tcW w:type="dxa" w:w="1728"/>
-          </w:tcPr>
-          <w:p>
-            <w:r>
-              <w:t>0.7</w:t>
-            </w:r>
-          </w:p>
-        </w:tc>
-        <w:tc>
-          <w:tcPr>
-            <w:tcW w:type="dxa" w:w="1728"/>
-          </w:tcPr>
-          <w:p>
-            <w:r>
-              <w:t>0.79 (0.63–1.02)</w:t>
-            </w:r>
-          </w:p>
-        </w:tc>
-        <w:tc>
-          <w:tcPr>
-            <w:tcW w:type="dxa" w:w="1728"/>
-          </w:tcPr>
-          <w:p>
-            <w:r>
-              <w:t>96.8%</w:t>
-            </w:r>
-          </w:p>
-        </w:tc>
-        <w:tc>
-          <w:tcPr>
-            <w:tcW w:type="dxa" w:w="1728"/>
-          </w:tcPr>
-          <w:p>
-            <w:r>
-              <w:t>88.7%</w:t>
-            </w:r>
-          </w:p>
-        </w:tc>
-        <w:tc>
-          <w:tcPr>
-            <w:tcW w:type="dxa" w:w="1728"/>
-          </w:tcPr>
-          <w:p>
-            <w:r>
-              <w:t>53.4%</w:t>
+          <w:tcPr/>
+          <w:p>
+            <w:pPr>
+              <w:pStyle w:val="Normal"/>
+              <w:spacing w:line="240" w:lineRule="auto" w:after="0"/>
+            </w:pPr>
+            <w:r>
+              <w:rPr>
+                <w:rFonts w:ascii="Times New Roman" w:hAnsi="Times New Roman" w:cs="Times New Roman" w:eastAsia="Times New Roman"/>
+                <w:sz w:val="20"/>
+                <w:szCs w:val="20"/>
+              </w:rPr>
+              <w:t xml:space="preserve">0.7</w:t>
+            </w:r>
+          </w:p>
+        </w:tc>
+        <w:tc>
+          <w:tcPr/>
+          <w:p>
+            <w:pPr>
+              <w:pStyle w:val="Normal"/>
+              <w:spacing w:line="240" w:lineRule="auto" w:after="0"/>
+            </w:pPr>
+            <w:r>
+              <w:rPr>
+                <w:rFonts w:ascii="Times New Roman" w:hAnsi="Times New Roman" w:cs="Times New Roman" w:eastAsia="Times New Roman"/>
+                <w:sz w:val="20"/>
+                <w:szCs w:val="20"/>
+              </w:rPr>
+              <w:t xml:space="preserve">0.79 (0.63–1.02)</w:t>
+            </w:r>
+          </w:p>
+        </w:tc>
+        <w:tc>
+          <w:tcPr/>
+          <w:p>
+            <w:pPr>
+              <w:pStyle w:val="Normal"/>
+              <w:spacing w:line="240" w:lineRule="auto" w:after="0"/>
+            </w:pPr>
+            <w:r>
+              <w:rPr>
+                <w:rFonts w:ascii="Times New Roman" w:hAnsi="Times New Roman" w:cs="Times New Roman" w:eastAsia="Times New Roman"/>
+                <w:sz w:val="20"/>
+                <w:szCs w:val="20"/>
+              </w:rPr>
+              <w:t xml:space="preserve">96.8%</w:t>
+            </w:r>
+          </w:p>
+        </w:tc>
+        <w:tc>
+          <w:tcPr/>
+          <w:p>
+            <w:pPr>
+              <w:pStyle w:val="Normal"/>
+              <w:spacing w:line="240" w:lineRule="auto" w:after="0"/>
+            </w:pPr>
+            <w:r>
+              <w:rPr>
+                <w:rFonts w:ascii="Times New Roman" w:hAnsi="Times New Roman" w:cs="Times New Roman" w:eastAsia="Times New Roman"/>
+                <w:sz w:val="20"/>
+                <w:szCs w:val="20"/>
+              </w:rPr>
+              <w:t xml:space="preserve">88.7%</w:t>
+            </w:r>
+          </w:p>
+        </w:tc>
+        <w:tc>
+          <w:tcPr/>
+          <w:p>
+            <w:pPr>
+              <w:pStyle w:val="Normal"/>
+              <w:spacing w:line="240" w:lineRule="auto" w:after="0"/>
+            </w:pPr>
+            <w:r>
+              <w:rPr>
+                <w:rFonts w:ascii="Times New Roman" w:hAnsi="Times New Roman" w:cs="Times New Roman" w:eastAsia="Times New Roman"/>
+                <w:sz w:val="20"/>
+                <w:szCs w:val="20"/>
+              </w:rPr>
+              <w:t xml:space="preserve">53.4%</w:t>
             </w:r>
           </w:p>
         </w:tc>
       </w:tr>
       <w:tr>
         <w:tc>
-          <w:tcPr>
-            <w:tcW w:type="dxa" w:w="1728"/>
-          </w:tcPr>
-          <w:p>
-            <w:r>
-              <w:t>1.0 (full weight)</w:t>
-            </w:r>
-          </w:p>
-        </w:tc>
-        <w:tc>
-          <w:tcPr>
-            <w:tcW w:type="dxa" w:w="1728"/>
-          </w:tcPr>
-          <w:p>
-            <w:r>
-              <w:t>0.78 (0.65–0.95)</w:t>
-            </w:r>
-          </w:p>
-        </w:tc>
-        <w:tc>
-          <w:tcPr>
-            <w:tcW w:type="dxa" w:w="1728"/>
-          </w:tcPr>
-          <w:p>
-            <w:r>
-              <w:t>99.1%</w:t>
-            </w:r>
-          </w:p>
-        </w:tc>
-        <w:tc>
-          <w:tcPr>
-            <w:tcW w:type="dxa" w:w="1728"/>
-          </w:tcPr>
-          <w:p>
-            <w:r>
-              <w:t>94.8%</w:t>
-            </w:r>
-          </w:p>
-        </w:tc>
-        <w:tc>
-          <w:tcPr>
-            <w:tcW w:type="dxa" w:w="1728"/>
-          </w:tcPr>
-          <w:p>
-            <w:r>
-              <w:t>64.1%</w:t>
+          <w:tcPr/>
+          <w:p>
+            <w:pPr>
+              <w:pStyle w:val="Normal"/>
+              <w:spacing w:line="240" w:lineRule="auto" w:after="0"/>
+            </w:pPr>
+            <w:r>
+              <w:rPr>
+                <w:rFonts w:ascii="Times New Roman" w:hAnsi="Times New Roman" w:cs="Times New Roman" w:eastAsia="Times New Roman"/>
+                <w:sz w:val="20"/>
+                <w:szCs w:val="20"/>
+              </w:rPr>
+              <w:t xml:space="preserve">1.0 (full weight)</w:t>
+            </w:r>
+          </w:p>
+        </w:tc>
+        <w:tc>
+          <w:tcPr/>
+          <w:p>
+            <w:pPr>
+              <w:pStyle w:val="Normal"/>
+              <w:spacing w:line="240" w:lineRule="auto" w:after="0"/>
+            </w:pPr>
+            <w:r>
+              <w:rPr>
+                <w:rFonts w:ascii="Times New Roman" w:hAnsi="Times New Roman" w:cs="Times New Roman" w:eastAsia="Times New Roman"/>
+                <w:sz w:val="20"/>
+                <w:szCs w:val="20"/>
+              </w:rPr>
+              <w:t xml:space="preserve">0.78 (0.65–0.95)</w:t>
+            </w:r>
+          </w:p>
+        </w:tc>
+        <w:tc>
+          <w:tcPr/>
+          <w:p>
+            <w:pPr>
+              <w:pStyle w:val="Normal"/>
+              <w:spacing w:line="240" w:lineRule="auto" w:after="0"/>
+            </w:pPr>
+            <w:r>
+              <w:rPr>
+                <w:rFonts w:ascii="Times New Roman" w:hAnsi="Times New Roman" w:cs="Times New Roman" w:eastAsia="Times New Roman"/>
+                <w:sz w:val="20"/>
+                <w:szCs w:val="20"/>
+              </w:rPr>
+              <w:t xml:space="preserve">99.1%</w:t>
+            </w:r>
+          </w:p>
+        </w:tc>
+        <w:tc>
+          <w:tcPr/>
+          <w:p>
+            <w:pPr>
+              <w:pStyle w:val="Normal"/>
+              <w:spacing w:line="240" w:lineRule="auto" w:after="0"/>
+            </w:pPr>
+            <w:r>
+              <w:rPr>
+                <w:rFonts w:ascii="Times New Roman" w:hAnsi="Times New Roman" w:cs="Times New Roman" w:eastAsia="Times New Roman"/>
+                <w:sz w:val="20"/>
+                <w:szCs w:val="20"/>
+              </w:rPr>
+              <w:t xml:space="preserve">94.8%</w:t>
+            </w:r>
+          </w:p>
+        </w:tc>
+        <w:tc>
+          <w:tcPr/>
+          <w:p>
+            <w:pPr>
+              <w:pStyle w:val="Normal"/>
+              <w:spacing w:line="240" w:lineRule="auto" w:after="0"/>
+            </w:pPr>
+            <w:r>
+              <w:rPr>
+                <w:rFonts w:ascii="Times New Roman" w:hAnsi="Times New Roman" w:cs="Times New Roman" w:eastAsia="Times New Roman"/>
+                <w:sz w:val="20"/>
+                <w:szCs w:val="20"/>
+              </w:rPr>
+              <w:t xml:space="preserve">64.1%</w:t>
             </w:r>
           </w:p>
         </w:tc>
       </w:tr>
     </w:tbl>
-    <w:tbl>
+    <w:tbl xmlns:a="http://schemas.openxmlformats.org/drawingml/2006/main" xmlns:pic="http://schemas.openxmlformats.org/drawingml/2006/picture">
       <w:tblPr>
-        <w:tblStyle w:val="TableGrid"/>
-        <w:tblW w:type="auto" w:w="0"/>
-        <w:tblLook w:firstColumn="1" w:firstRow="1" w:lastColumn="0" w:lastRow="0" w:noHBand="0" w:noVBand="1" w:val="04A0"/>
+        <w:tblStyle w:val="Table Grid"/>
+        <w:tblW w:type="pct" w:w="5000"/>
+        <w:tblLayout w:type="fixed"/>
+        <w:tblLook w:firstRow="1" w:lastRow="0" w:firstColumn="0" w:lastColumn="0" w:noHBand="0" w:noVBand="0" w:val="0020"/>
+        <w:jc w:val="center"/>
       </w:tblPr>
       <w:tblGrid>
-        <w:gridCol w:w="1728"/>
-        <w:gridCol w:w="1728"/>
-        <w:gridCol w:w="1728"/>
-        <w:gridCol w:w="1728"/>
-        <w:gridCol w:w="1728"/>
+        <w:gridCol w:w="1584"/>
+        <w:gridCol w:w="1584"/>
+        <w:gridCol w:w="1584"/>
+        <w:gridCol w:w="1584"/>
+        <w:gridCol w:w="1584"/>
       </w:tblGrid>
       <w:tr>
-        <w:tc>
-          <w:tcPr>
-            <w:tcW w:type="dxa" w:w="1728"/>
-          </w:tcPr>
-          <w:p>
-            <w:r>
-              <w:t>GRADE domain</w:t>
-            </w:r>
-          </w:p>
-        </w:tc>
-        <w:tc>
-          <w:tcPr>
-            <w:tcW w:type="dxa" w:w="1728"/>
-          </w:tcPr>
-          <w:p>
-            <w:r>
-              <w:t>Standard (Mg in AMI)</w:t>
-            </w:r>
-          </w:p>
-        </w:tc>
-        <w:tc>
-          <w:tcPr>
-            <w:tcW w:type="dxa" w:w="1728"/>
-          </w:tcPr>
-          <w:p>
-            <w:r>
-              <w:t>KOTHA (Mg in AMI)</w:t>
-            </w:r>
-          </w:p>
-        </w:tc>
-        <w:tc>
-          <w:tcPr>
-            <w:tcW w:type="dxa" w:w="1728"/>
-          </w:tcPr>
-          <w:p>
-            <w:r>
-              <w:t>Standard (Statins HF)</w:t>
-            </w:r>
-          </w:p>
-        </w:tc>
-        <w:tc>
-          <w:tcPr>
-            <w:tcW w:type="dxa" w:w="1728"/>
-          </w:tcPr>
-          <w:p>
-            <w:r>
-              <w:t>KOTHA (Statins HF)</w:t>
+        <w:trPr>
+          <w:tblHeader w:val="on"/>
+        </w:trPr>
+        <w:tc>
+          <w:tcPr/>
+          <w:p>
+            <w:pPr>
+              <w:pStyle w:val="Normal"/>
+              <w:spacing w:line="240" w:lineRule="auto" w:after="0"/>
+            </w:pPr>
+            <w:r>
+              <w:rPr>
+                <w:rFonts w:ascii="Times New Roman" w:hAnsi="Times New Roman" w:cs="Times New Roman" w:eastAsia="Times New Roman"/>
+                <w:sz w:val="20"/>
+                <w:szCs w:val="20"/>
+                <w:b/>
+              </w:rPr>
+              <w:t xml:space="preserve">GRADE domain</w:t>
+            </w:r>
+          </w:p>
+        </w:tc>
+        <w:tc>
+          <w:tcPr/>
+          <w:p>
+            <w:pPr>
+              <w:pStyle w:val="Normal"/>
+              <w:spacing w:line="240" w:lineRule="auto" w:after="0"/>
+            </w:pPr>
+            <w:r>
+              <w:rPr>
+                <w:rFonts w:ascii="Times New Roman" w:hAnsi="Times New Roman" w:cs="Times New Roman" w:eastAsia="Times New Roman"/>
+                <w:sz w:val="20"/>
+                <w:szCs w:val="20"/>
+                <w:b/>
+              </w:rPr>
+              <w:t xml:space="preserve">Standard (Mg in AMI)</w:t>
+            </w:r>
+          </w:p>
+        </w:tc>
+        <w:tc>
+          <w:tcPr/>
+          <w:p>
+            <w:pPr>
+              <w:pStyle w:val="Normal"/>
+              <w:spacing w:line="240" w:lineRule="auto" w:after="0"/>
+            </w:pPr>
+            <w:r>
+              <w:rPr>
+                <w:rFonts w:ascii="Times New Roman" w:hAnsi="Times New Roman" w:cs="Times New Roman" w:eastAsia="Times New Roman"/>
+                <w:sz w:val="20"/>
+                <w:szCs w:val="20"/>
+                <w:b/>
+              </w:rPr>
+              <w:t xml:space="preserve">KOTHA (Mg in AMI)</w:t>
+            </w:r>
+          </w:p>
+        </w:tc>
+        <w:tc>
+          <w:tcPr/>
+          <w:p>
+            <w:pPr>
+              <w:pStyle w:val="Normal"/>
+              <w:spacing w:line="240" w:lineRule="auto" w:after="0"/>
+            </w:pPr>
+            <w:r>
+              <w:rPr>
+                <w:rFonts w:ascii="Times New Roman" w:hAnsi="Times New Roman" w:cs="Times New Roman" w:eastAsia="Times New Roman"/>
+                <w:sz w:val="20"/>
+                <w:szCs w:val="20"/>
+                <w:b/>
+              </w:rPr>
+              <w:t xml:space="preserve">Standard (Statins HF)</w:t>
+            </w:r>
+          </w:p>
+        </w:tc>
+        <w:tc>
+          <w:tcPr/>
+          <w:p>
+            <w:pPr>
+              <w:pStyle w:val="Normal"/>
+              <w:spacing w:line="240" w:lineRule="auto" w:after="0"/>
+            </w:pPr>
+            <w:r>
+              <w:rPr>
+                <w:rFonts w:ascii="Times New Roman" w:hAnsi="Times New Roman" w:cs="Times New Roman" w:eastAsia="Times New Roman"/>
+                <w:sz w:val="20"/>
+                <w:szCs w:val="20"/>
+                <w:b/>
+              </w:rPr>
+              <w:t xml:space="preserve">KOTHA (Statins HF)</w:t>
             </w:r>
           </w:p>
         </w:tc>
       </w:tr>
       <w:tr>
         <w:tc>
-          <w:tcPr>
-            <w:tcW w:type="dxa" w:w="1728"/>
-          </w:tcPr>
-          <w:p>
-            <w:r>
-              <w:t>Risk of bias</w:t>
-            </w:r>
-          </w:p>
-        </w:tc>
-        <w:tc>
-          <w:tcPr>
-            <w:tcW w:type="dxa" w:w="1728"/>
-          </w:tcPr>
-          <w:p>
-            <w:r>
-              <w:t>Low</w:t>
-            </w:r>
-          </w:p>
-        </w:tc>
-        <w:tc>
-          <w:tcPr>
-            <w:tcW w:type="dxa" w:w="1728"/>
-          </w:tcPr>
-          <w:p>
-            <w:r>
-              <w:t>Low</w:t>
-            </w:r>
-          </w:p>
-        </w:tc>
-        <w:tc>
-          <w:tcPr>
-            <w:tcW w:type="dxa" w:w="1728"/>
-          </w:tcPr>
-          <w:p>
-            <w:r>
-              <w:t>Low</w:t>
-            </w:r>
-          </w:p>
-        </w:tc>
-        <w:tc>
-          <w:tcPr>
-            <w:tcW w:type="dxa" w:w="1728"/>
-          </w:tcPr>
-          <w:p>
-            <w:r>
-              <w:t>Low</w:t>
+          <w:tcPr/>
+          <w:p>
+            <w:pPr>
+              <w:pStyle w:val="Normal"/>
+              <w:spacing w:line="240" w:lineRule="auto" w:after="0"/>
+            </w:pPr>
+            <w:r>
+              <w:rPr>
+                <w:rFonts w:ascii="Times New Roman" w:hAnsi="Times New Roman" w:cs="Times New Roman" w:eastAsia="Times New Roman"/>
+                <w:sz w:val="20"/>
+                <w:szCs w:val="20"/>
+              </w:rPr>
+              <w:t xml:space="preserve">Risk of bias</w:t>
+            </w:r>
+          </w:p>
+        </w:tc>
+        <w:tc>
+          <w:tcPr/>
+          <w:p>
+            <w:pPr>
+              <w:pStyle w:val="Normal"/>
+              <w:spacing w:line="240" w:lineRule="auto" w:after="0"/>
+            </w:pPr>
+            <w:r>
+              <w:rPr>
+                <w:rFonts w:ascii="Times New Roman" w:hAnsi="Times New Roman" w:cs="Times New Roman" w:eastAsia="Times New Roman"/>
+                <w:sz w:val="20"/>
+                <w:szCs w:val="20"/>
+              </w:rPr>
+              <w:t xml:space="preserve">Low</w:t>
+            </w:r>
+          </w:p>
+        </w:tc>
+        <w:tc>
+          <w:tcPr/>
+          <w:p>
+            <w:pPr>
+              <w:pStyle w:val="Normal"/>
+              <w:spacing w:line="240" w:lineRule="auto" w:after="0"/>
+            </w:pPr>
+            <w:r>
+              <w:rPr>
+                <w:rFonts w:ascii="Times New Roman" w:hAnsi="Times New Roman" w:cs="Times New Roman" w:eastAsia="Times New Roman"/>
+                <w:sz w:val="20"/>
+                <w:szCs w:val="20"/>
+              </w:rPr>
+              <w:t xml:space="preserve">Low</w:t>
+            </w:r>
+          </w:p>
+        </w:tc>
+        <w:tc>
+          <w:tcPr/>
+          <w:p>
+            <w:pPr>
+              <w:pStyle w:val="Normal"/>
+              <w:spacing w:line="240" w:lineRule="auto" w:after="0"/>
+            </w:pPr>
+            <w:r>
+              <w:rPr>
+                <w:rFonts w:ascii="Times New Roman" w:hAnsi="Times New Roman" w:cs="Times New Roman" w:eastAsia="Times New Roman"/>
+                <w:sz w:val="20"/>
+                <w:szCs w:val="20"/>
+              </w:rPr>
+              <w:t xml:space="preserve">Low</w:t>
+            </w:r>
+          </w:p>
+        </w:tc>
+        <w:tc>
+          <w:tcPr/>
+          <w:p>
+            <w:pPr>
+              <w:pStyle w:val="Normal"/>
+              <w:spacing w:line="240" w:lineRule="auto" w:after="0"/>
+            </w:pPr>
+            <w:r>
+              <w:rPr>
+                <w:rFonts w:ascii="Times New Roman" w:hAnsi="Times New Roman" w:cs="Times New Roman" w:eastAsia="Times New Roman"/>
+                <w:sz w:val="20"/>
+                <w:szCs w:val="20"/>
+              </w:rPr>
+              <w:t xml:space="preserve">Low</w:t>
             </w:r>
           </w:p>
         </w:tc>
       </w:tr>
       <w:tr>
         <w:tc>
-          <w:tcPr>
-            <w:tcW w:type="dxa" w:w="1728"/>
-          </w:tcPr>
-          <w:p>
-            <w:r>
-              <w:t>Inconsistency</w:t>
-            </w:r>
-          </w:p>
-        </w:tc>
-        <w:tc>
-          <w:tcPr>
-            <w:tcW w:type="dxa" w:w="1728"/>
-          </w:tcPr>
-          <w:p>
-            <w:r>
-              <w:t>High (I² = 62%)</w:t>
-            </w:r>
-          </w:p>
-        </w:tc>
-        <w:tc>
-          <w:tcPr>
-            <w:tcW w:type="dxa" w:w="1728"/>
-          </w:tcPr>
-          <w:p>
-            <w:r>
-              <w:t>High (I² = 62%)</w:t>
-            </w:r>
-          </w:p>
-        </w:tc>
-        <w:tc>
-          <w:tcPr>
-            <w:tcW w:type="dxa" w:w="1728"/>
-          </w:tcPr>
-          <w:p>
-            <w:r>
-              <w:t>Low (I² = 0%)</w:t>
-            </w:r>
-          </w:p>
-        </w:tc>
-        <w:tc>
-          <w:tcPr>
-            <w:tcW w:type="dxa" w:w="1728"/>
-          </w:tcPr>
-          <w:p>
-            <w:r>
-              <w:t>Low (I² = 0%)</w:t>
+          <w:tcPr/>
+          <w:p>
+            <w:pPr>
+              <w:pStyle w:val="Normal"/>
+              <w:spacing w:line="240" w:lineRule="auto" w:after="0"/>
+            </w:pPr>
+            <w:r>
+              <w:rPr>
+                <w:rFonts w:ascii="Times New Roman" w:hAnsi="Times New Roman" w:cs="Times New Roman" w:eastAsia="Times New Roman"/>
+                <w:sz w:val="20"/>
+                <w:szCs w:val="20"/>
+              </w:rPr>
+              <w:t xml:space="preserve">Inconsistency</w:t>
+            </w:r>
+          </w:p>
+        </w:tc>
+        <w:tc>
+          <w:tcPr/>
+          <w:p>
+            <w:pPr>
+              <w:pStyle w:val="Normal"/>
+              <w:spacing w:line="240" w:lineRule="auto" w:after="0"/>
+            </w:pPr>
+            <w:r>
+              <w:rPr>
+                <w:rFonts w:ascii="Times New Roman" w:hAnsi="Times New Roman" w:cs="Times New Roman" w:eastAsia="Times New Roman"/>
+                <w:sz w:val="20"/>
+                <w:szCs w:val="20"/>
+              </w:rPr>
+              <w:t xml:space="preserve">High (</w:t>
+            </w:r>
+            <m:oMath>
+              <m:sSup>
+                <m:e>
+                  <m:r>
+                    <m:t>I</m:t>
+                  </m:r>
+                </m:e>
+                <m:sup>
+                  <m:r>
+                    <m:t>2</m:t>
+                  </m:r>
+                </m:sup>
+              </m:sSup>
+            </m:oMath>
+            <w:r>
+              <w:rPr>
+                <w:rFonts w:ascii="Times New Roman" w:hAnsi="Times New Roman" w:cs="Times New Roman" w:eastAsia="Times New Roman"/>
+                <w:sz w:val="20"/>
+                <w:szCs w:val="20"/>
+              </w:rPr>
+              <w:t xml:space="preserve"> </w:t>
+            </w:r>
+            <w:r>
+              <w:rPr>
+                <w:rFonts w:ascii="Times New Roman" w:hAnsi="Times New Roman" w:cs="Times New Roman" w:eastAsia="Times New Roman"/>
+                <w:sz w:val="20"/>
+                <w:szCs w:val="20"/>
+              </w:rPr>
+              <w:t xml:space="preserve">= 62%)</w:t>
+            </w:r>
+          </w:p>
+        </w:tc>
+        <w:tc>
+          <w:tcPr/>
+          <w:p>
+            <w:pPr>
+              <w:pStyle w:val="Normal"/>
+              <w:spacing w:line="240" w:lineRule="auto" w:after="0"/>
+            </w:pPr>
+            <w:r>
+              <w:rPr>
+                <w:rFonts w:ascii="Times New Roman" w:hAnsi="Times New Roman" w:cs="Times New Roman" w:eastAsia="Times New Roman"/>
+                <w:sz w:val="20"/>
+                <w:szCs w:val="20"/>
+              </w:rPr>
+              <w:t xml:space="preserve">High (</w:t>
+            </w:r>
+            <m:oMath>
+              <m:sSup>
+                <m:e>
+                  <m:r>
+                    <m:t>I</m:t>
+                  </m:r>
+                </m:e>
+                <m:sup>
+                  <m:r>
+                    <m:t>2</m:t>
+                  </m:r>
+                </m:sup>
+              </m:sSup>
+            </m:oMath>
+            <w:r>
+              <w:rPr>
+                <w:rFonts w:ascii="Times New Roman" w:hAnsi="Times New Roman" w:cs="Times New Roman" w:eastAsia="Times New Roman"/>
+                <w:sz w:val="20"/>
+                <w:szCs w:val="20"/>
+              </w:rPr>
+              <w:t xml:space="preserve"> </w:t>
+            </w:r>
+            <w:r>
+              <w:rPr>
+                <w:rFonts w:ascii="Times New Roman" w:hAnsi="Times New Roman" w:cs="Times New Roman" w:eastAsia="Times New Roman"/>
+                <w:sz w:val="20"/>
+                <w:szCs w:val="20"/>
+              </w:rPr>
+              <w:t xml:space="preserve">= 62%)</w:t>
+            </w:r>
+          </w:p>
+        </w:tc>
+        <w:tc>
+          <w:tcPr/>
+          <w:p>
+            <w:pPr>
+              <w:pStyle w:val="Normal"/>
+              <w:spacing w:line="240" w:lineRule="auto" w:after="0"/>
+            </w:pPr>
+            <w:r>
+              <w:rPr>
+                <w:rFonts w:ascii="Times New Roman" w:hAnsi="Times New Roman" w:cs="Times New Roman" w:eastAsia="Times New Roman"/>
+                <w:sz w:val="20"/>
+                <w:szCs w:val="20"/>
+              </w:rPr>
+              <w:t xml:space="preserve">Low (</w:t>
+            </w:r>
+            <m:oMath>
+              <m:sSup>
+                <m:e>
+                  <m:r>
+                    <m:t>I</m:t>
+                  </m:r>
+                </m:e>
+                <m:sup>
+                  <m:r>
+                    <m:t>2</m:t>
+                  </m:r>
+                </m:sup>
+              </m:sSup>
+            </m:oMath>
+            <w:r>
+              <w:rPr>
+                <w:rFonts w:ascii="Times New Roman" w:hAnsi="Times New Roman" w:cs="Times New Roman" w:eastAsia="Times New Roman"/>
+                <w:sz w:val="20"/>
+                <w:szCs w:val="20"/>
+              </w:rPr>
+              <w:t xml:space="preserve"> </w:t>
+            </w:r>
+            <w:r>
+              <w:rPr>
+                <w:rFonts w:ascii="Times New Roman" w:hAnsi="Times New Roman" w:cs="Times New Roman" w:eastAsia="Times New Roman"/>
+                <w:sz w:val="20"/>
+                <w:szCs w:val="20"/>
+              </w:rPr>
+              <w:t xml:space="preserve">= 0%)</w:t>
+            </w:r>
+          </w:p>
+        </w:tc>
+        <w:tc>
+          <w:tcPr/>
+          <w:p>
+            <w:pPr>
+              <w:pStyle w:val="Normal"/>
+              <w:spacing w:line="240" w:lineRule="auto" w:after="0"/>
+            </w:pPr>
+            <w:r>
+              <w:rPr>
+                <w:rFonts w:ascii="Times New Roman" w:hAnsi="Times New Roman" w:cs="Times New Roman" w:eastAsia="Times New Roman"/>
+                <w:sz w:val="20"/>
+                <w:szCs w:val="20"/>
+              </w:rPr>
+              <w:t xml:space="preserve">Low (</w:t>
+            </w:r>
+            <m:oMath>
+              <m:sSup>
+                <m:e>
+                  <m:r>
+                    <m:t>I</m:t>
+                  </m:r>
+                </m:e>
+                <m:sup>
+                  <m:r>
+                    <m:t>2</m:t>
+                  </m:r>
+                </m:sup>
+              </m:sSup>
+            </m:oMath>
+            <w:r>
+              <w:rPr>
+                <w:rFonts w:ascii="Times New Roman" w:hAnsi="Times New Roman" w:cs="Times New Roman" w:eastAsia="Times New Roman"/>
+                <w:sz w:val="20"/>
+                <w:szCs w:val="20"/>
+              </w:rPr>
+              <w:t xml:space="preserve"> </w:t>
+            </w:r>
+            <w:r>
+              <w:rPr>
+                <w:rFonts w:ascii="Times New Roman" w:hAnsi="Times New Roman" w:cs="Times New Roman" w:eastAsia="Times New Roman"/>
+                <w:sz w:val="20"/>
+                <w:szCs w:val="20"/>
+              </w:rPr>
+              <w:t xml:space="preserve">= 0%)</w:t>
             </w:r>
           </w:p>
         </w:tc>
       </w:tr>
       <w:tr>
         <w:tc>
-          <w:tcPr>
-            <w:tcW w:type="dxa" w:w="1728"/>
-          </w:tcPr>
-          <w:p>
-            <w:r>
-              <w:t>Indirectness</w:t>
-            </w:r>
-          </w:p>
-        </w:tc>
-        <w:tc>
-          <w:tcPr>
-            <w:tcW w:type="dxa" w:w="1728"/>
-          </w:tcPr>
-          <w:p>
-            <w:r>
-              <w:t>Not assessed</w:t>
-            </w:r>
-          </w:p>
-        </w:tc>
-        <w:tc>
-          <w:tcPr>
-            <w:tcW w:type="dxa" w:w="1728"/>
-          </w:tcPr>
-          <w:p>
-            <w:r>
-              <w:t>Moderate: event rate decreased by 18%</w:t>
-            </w:r>
-          </w:p>
-        </w:tc>
-        <w:tc>
-          <w:tcPr>
-            <w:tcW w:type="dxa" w:w="1728"/>
-          </w:tcPr>
-          <w:p>
-            <w:r>
-              <w:t>Not assessed</w:t>
-            </w:r>
-          </w:p>
-        </w:tc>
-        <w:tc>
-          <w:tcPr>
-            <w:tcW w:type="dxa" w:w="1728"/>
-          </w:tcPr>
-          <w:p>
-            <w:r>
-              <w:t>Serious: event rate decreased by 47%</w:t>
+          <w:tcPr/>
+          <w:p>
+            <w:pPr>
+              <w:pStyle w:val="Normal"/>
+              <w:spacing w:line="240" w:lineRule="auto" w:after="0"/>
+            </w:pPr>
+            <w:r>
+              <w:rPr>
+                <w:rFonts w:ascii="Times New Roman" w:hAnsi="Times New Roman" w:cs="Times New Roman" w:eastAsia="Times New Roman"/>
+                <w:sz w:val="20"/>
+                <w:szCs w:val="20"/>
+              </w:rPr>
+              <w:t xml:space="preserve">Indirectness</w:t>
+            </w:r>
+          </w:p>
+        </w:tc>
+        <w:tc>
+          <w:tcPr/>
+          <w:p>
+            <w:pPr>
+              <w:pStyle w:val="Normal"/>
+              <w:spacing w:line="240" w:lineRule="auto" w:after="0"/>
+            </w:pPr>
+            <w:r>
+              <w:rPr>
+                <w:rFonts w:ascii="Times New Roman" w:hAnsi="Times New Roman" w:cs="Times New Roman" w:eastAsia="Times New Roman"/>
+                <w:sz w:val="20"/>
+                <w:szCs w:val="20"/>
+              </w:rPr>
+              <w:t xml:space="preserve">Not assessed</w:t>
+            </w:r>
+          </w:p>
+        </w:tc>
+        <w:tc>
+          <w:tcPr/>
+          <w:p>
+            <w:pPr>
+              <w:pStyle w:val="Normal"/>
+              <w:spacing w:line="240" w:lineRule="auto" w:after="0"/>
+            </w:pPr>
+            <w:r>
+              <w:rPr>
+                <w:rFonts w:ascii="Times New Roman" w:hAnsi="Times New Roman" w:cs="Times New Roman" w:eastAsia="Times New Roman"/>
+                <w:sz w:val="20"/>
+                <w:szCs w:val="20"/>
+              </w:rPr>
+              <w:t xml:space="preserve">Moderate: event rate decreased by 18%</w:t>
+            </w:r>
+          </w:p>
+        </w:tc>
+        <w:tc>
+          <w:tcPr/>
+          <w:p>
+            <w:pPr>
+              <w:pStyle w:val="Normal"/>
+              <w:spacing w:line="240" w:lineRule="auto" w:after="0"/>
+            </w:pPr>
+            <w:r>
+              <w:rPr>
+                <w:rFonts w:ascii="Times New Roman" w:hAnsi="Times New Roman" w:cs="Times New Roman" w:eastAsia="Times New Roman"/>
+                <w:sz w:val="20"/>
+                <w:szCs w:val="20"/>
+              </w:rPr>
+              <w:t xml:space="preserve">Not assessed</w:t>
+            </w:r>
+          </w:p>
+        </w:tc>
+        <w:tc>
+          <w:tcPr/>
+          <w:p>
+            <w:pPr>
+              <w:pStyle w:val="Normal"/>
+              <w:spacing w:line="240" w:lineRule="auto" w:after="0"/>
+            </w:pPr>
+            <w:r>
+              <w:rPr>
+                <w:rFonts w:ascii="Times New Roman" w:hAnsi="Times New Roman" w:cs="Times New Roman" w:eastAsia="Times New Roman"/>
+                <w:sz w:val="20"/>
+                <w:szCs w:val="20"/>
+              </w:rPr>
+              <w:t xml:space="preserve">Serious: event rate decreased by 47%</w:t>
             </w:r>
           </w:p>
         </w:tc>
       </w:tr>
       <w:tr>
         <w:tc>
-          <w:tcPr>
-            <w:tcW w:type="dxa" w:w="1728"/>
-          </w:tcPr>
-          <w:p>
-            <w:r>
-              <w:t>Imprecision</w:t>
-            </w:r>
-          </w:p>
-        </w:tc>
-        <w:tc>
-          <w:tcPr>
-            <w:tcW w:type="dxa" w:w="1728"/>
-          </w:tcPr>
-          <w:p>
-            <w:r>
-              <w:t>Serious</w:t>
-            </w:r>
-          </w:p>
-        </w:tc>
-        <w:tc>
-          <w:tcPr>
-            <w:tcW w:type="dxa" w:w="1728"/>
-          </w:tcPr>
-          <w:p>
-            <w:r>
-              <w:t>Serious (heterogeneity-driven)</w:t>
-            </w:r>
-          </w:p>
-        </w:tc>
-        <w:tc>
-          <w:tcPr>
-            <w:tcW w:type="dxa" w:w="1728"/>
-          </w:tcPr>
-          <w:p>
-            <w:r>
-              <w:t>Serious</w:t>
-            </w:r>
-          </w:p>
-        </w:tc>
-        <w:tc>
-          <w:tcPr>
-            <w:tcW w:type="dxa" w:w="1728"/>
-          </w:tcPr>
-          <w:p>
-            <w:r>
-              <w:t>Serious</w:t>
+          <w:tcPr/>
+          <w:p>
+            <w:pPr>
+              <w:pStyle w:val="Normal"/>
+              <w:spacing w:line="240" w:lineRule="auto" w:after="0"/>
+            </w:pPr>
+            <w:r>
+              <w:rPr>
+                <w:rFonts w:ascii="Times New Roman" w:hAnsi="Times New Roman" w:cs="Times New Roman" w:eastAsia="Times New Roman"/>
+                <w:sz w:val="20"/>
+                <w:szCs w:val="20"/>
+              </w:rPr>
+              <w:t xml:space="preserve">Imprecision</w:t>
+            </w:r>
+          </w:p>
+        </w:tc>
+        <w:tc>
+          <w:tcPr/>
+          <w:p>
+            <w:pPr>
+              <w:pStyle w:val="Normal"/>
+              <w:spacing w:line="240" w:lineRule="auto" w:after="0"/>
+            </w:pPr>
+            <w:r>
+              <w:rPr>
+                <w:rFonts w:ascii="Times New Roman" w:hAnsi="Times New Roman" w:cs="Times New Roman" w:eastAsia="Times New Roman"/>
+                <w:sz w:val="20"/>
+                <w:szCs w:val="20"/>
+              </w:rPr>
+              <w:t xml:space="preserve">Serious</w:t>
+            </w:r>
+          </w:p>
+        </w:tc>
+        <w:tc>
+          <w:tcPr/>
+          <w:p>
+            <w:pPr>
+              <w:pStyle w:val="Normal"/>
+              <w:spacing w:line="240" w:lineRule="auto" w:after="0"/>
+            </w:pPr>
+            <w:r>
+              <w:rPr>
+                <w:rFonts w:ascii="Times New Roman" w:hAnsi="Times New Roman" w:cs="Times New Roman" w:eastAsia="Times New Roman"/>
+                <w:sz w:val="20"/>
+                <w:szCs w:val="20"/>
+              </w:rPr>
+              <w:t xml:space="preserve">Serious (heterogeneity-driven)</w:t>
+            </w:r>
+          </w:p>
+        </w:tc>
+        <w:tc>
+          <w:tcPr/>
+          <w:p>
+            <w:pPr>
+              <w:pStyle w:val="Normal"/>
+              <w:spacing w:line="240" w:lineRule="auto" w:after="0"/>
+            </w:pPr>
+            <w:r>
+              <w:rPr>
+                <w:rFonts w:ascii="Times New Roman" w:hAnsi="Times New Roman" w:cs="Times New Roman" w:eastAsia="Times New Roman"/>
+                <w:sz w:val="20"/>
+                <w:szCs w:val="20"/>
+              </w:rPr>
+              <w:t xml:space="preserve">Serious</w:t>
+            </w:r>
+          </w:p>
+        </w:tc>
+        <w:tc>
+          <w:tcPr/>
+          <w:p>
+            <w:pPr>
+              <w:pStyle w:val="Normal"/>
+              <w:spacing w:line="240" w:lineRule="auto" w:after="0"/>
+            </w:pPr>
+            <w:r>
+              <w:rPr>
+                <w:rFonts w:ascii="Times New Roman" w:hAnsi="Times New Roman" w:cs="Times New Roman" w:eastAsia="Times New Roman"/>
+                <w:sz w:val="20"/>
+                <w:szCs w:val="20"/>
+              </w:rPr>
+              <w:t xml:space="preserve">Serious</w:t>
             </w:r>
           </w:p>
         </w:tc>
       </w:tr>
       <w:tr>
         <w:tc>
-          <w:tcPr>
-            <w:tcW w:type="dxa" w:w="1728"/>
-          </w:tcPr>
-          <w:p>
-            <w:r>
-              <w:t>Overall certainty</w:t>
-            </w:r>
-          </w:p>
-        </w:tc>
-        <w:tc>
-          <w:tcPr>
-            <w:tcW w:type="dxa" w:w="1728"/>
-          </w:tcPr>
-          <w:p>
-            <w:r>
-              <w:t>Low</w:t>
-            </w:r>
-          </w:p>
-        </w:tc>
-        <w:tc>
-          <w:tcPr>
-            <w:tcW w:type="dxa" w:w="1728"/>
-          </w:tcPr>
-          <w:p>
-            <w:r>
-              <w:t>Very low</w:t>
-            </w:r>
-          </w:p>
-        </w:tc>
-        <w:tc>
-          <w:tcPr>
-            <w:tcW w:type="dxa" w:w="1728"/>
-          </w:tcPr>
-          <w:p>
-            <w:r>
-              <w:t>Moderate</w:t>
-            </w:r>
-          </w:p>
-        </w:tc>
-        <w:tc>
-          <w:tcPr>
-            <w:tcW w:type="dxa" w:w="1728"/>
-          </w:tcPr>
-          <w:p>
-            <w:r>
-              <w:t>Low</w:t>
+          <w:tcPr/>
+          <w:p>
+            <w:pPr>
+              <w:pStyle w:val="Normal"/>
+              <w:spacing w:line="240" w:lineRule="auto" w:after="0"/>
+            </w:pPr>
+            <w:r>
+              <w:rPr>
+                <w:rFonts w:ascii="Times New Roman" w:hAnsi="Times New Roman" w:cs="Times New Roman" w:eastAsia="Times New Roman"/>
+                <w:sz w:val="20"/>
+                <w:szCs w:val="20"/>
+              </w:rPr>
+              <w:t xml:space="preserve">Overall certainty</w:t>
+            </w:r>
+          </w:p>
+        </w:tc>
+        <w:tc>
+          <w:tcPr/>
+          <w:p>
+            <w:pPr>
+              <w:pStyle w:val="Normal"/>
+              <w:spacing w:line="240" w:lineRule="auto" w:after="0"/>
+            </w:pPr>
+            <w:r>
+              <w:rPr>
+                <w:rFonts w:ascii="Times New Roman" w:hAnsi="Times New Roman" w:cs="Times New Roman" w:eastAsia="Times New Roman"/>
+                <w:sz w:val="20"/>
+                <w:szCs w:val="20"/>
+              </w:rPr>
+              <w:t xml:space="preserve">Low</w:t>
+            </w:r>
+          </w:p>
+        </w:tc>
+        <w:tc>
+          <w:tcPr/>
+          <w:p>
+            <w:pPr>
+              <w:pStyle w:val="Normal"/>
+              <w:spacing w:line="240" w:lineRule="auto" w:after="0"/>
+            </w:pPr>
+            <w:r>
+              <w:rPr>
+                <w:rFonts w:ascii="Times New Roman" w:hAnsi="Times New Roman" w:cs="Times New Roman" w:eastAsia="Times New Roman"/>
+                <w:sz w:val="20"/>
+                <w:szCs w:val="20"/>
+              </w:rPr>
+              <w:t xml:space="preserve">Very low</w:t>
+            </w:r>
+          </w:p>
+        </w:tc>
+        <w:tc>
+          <w:tcPr/>
+          <w:p>
+            <w:pPr>
+              <w:pStyle w:val="Normal"/>
+              <w:spacing w:line="240" w:lineRule="auto" w:after="0"/>
+            </w:pPr>
+            <w:r>
+              <w:rPr>
+                <w:rFonts w:ascii="Times New Roman" w:hAnsi="Times New Roman" w:cs="Times New Roman" w:eastAsia="Times New Roman"/>
+                <w:sz w:val="20"/>
+                <w:szCs w:val="20"/>
+              </w:rPr>
+              <w:t xml:space="preserve">Moderate</w:t>
+            </w:r>
+          </w:p>
+        </w:tc>
+        <w:tc>
+          <w:tcPr/>
+          <w:p>
+            <w:pPr>
+              <w:pStyle w:val="Normal"/>
+              <w:spacing w:line="240" w:lineRule="auto" w:after="0"/>
+            </w:pPr>
+            <w:r>
+              <w:rPr>
+                <w:rFonts w:ascii="Times New Roman" w:hAnsi="Times New Roman" w:cs="Times New Roman" w:eastAsia="Times New Roman"/>
+                <w:sz w:val="20"/>
+                <w:szCs w:val="20"/>
+              </w:rPr>
+              <w:t xml:space="preserve">Low</w:t>
             </w:r>
           </w:p>
         </w:tc>
       </w:tr>
       <w:tr>
         <w:tc>
-          <w:tcPr>
-            <w:tcW w:type="dxa" w:w="1728"/>
-          </w:tcPr>
-          <w:p>
-            <w:r>
-              <w:t>Recommendation</w:t>
-            </w:r>
-          </w:p>
-        </w:tc>
-        <w:tc>
-          <w:tcPr>
-            <w:tcW w:type="dxa" w:w="1728"/>
-          </w:tcPr>
-          <w:p>
-            <w:r>
-              <w:t>"No benefit demonstrated"</w:t>
-            </w:r>
-          </w:p>
-        </w:tc>
-        <w:tc>
-          <w:tcPr>
-            <w:tcW w:type="dxa" w:w="1728"/>
-          </w:tcPr>
-          <w:p>
-            <w:r>
-              <w:t>"Inconclusive; conditional recommendation"</w:t>
-            </w:r>
-          </w:p>
-        </w:tc>
-        <w:tc>
-          <w:tcPr>
-            <w:tcW w:type="dxa" w:w="1728"/>
-          </w:tcPr>
-          <w:p>
-            <w:r>
-              <w:t>"No benefit demonstrated"</w:t>
-            </w:r>
-          </w:p>
-        </w:tc>
-        <w:tc>
-          <w:tcPr>
-            <w:tcW w:type="dxa" w:w="1728"/>
-          </w:tcPr>
-          <w:p>
-            <w:r>
-              <w:t>"Inconclusive; conditional recommendation"</w:t>
+          <w:tcPr/>
+          <w:p>
+            <w:pPr>
+              <w:pStyle w:val="Normal"/>
+              <w:spacing w:line="240" w:lineRule="auto" w:after="0"/>
+            </w:pPr>
+            <w:r>
+              <w:rPr>
+                <w:rFonts w:ascii="Times New Roman" w:hAnsi="Times New Roman" w:cs="Times New Roman" w:eastAsia="Times New Roman"/>
+                <w:sz w:val="20"/>
+                <w:szCs w:val="20"/>
+              </w:rPr>
+              <w:t xml:space="preserve">Recommendation</w:t>
+            </w:r>
+          </w:p>
+        </w:tc>
+        <w:tc>
+          <w:tcPr/>
+          <w:p>
+            <w:pPr>
+              <w:pStyle w:val="Normal"/>
+              <w:spacing w:line="240" w:lineRule="auto" w:after="0"/>
+            </w:pPr>
+            <w:r>
+              <w:rPr>
+                <w:rFonts w:ascii="Times New Roman" w:hAnsi="Times New Roman" w:cs="Times New Roman" w:eastAsia="Times New Roman"/>
+                <w:sz w:val="20"/>
+                <w:szCs w:val="20"/>
+              </w:rPr>
+              <w:t xml:space="preserve">“No benefit demonstrated”</w:t>
+            </w:r>
+          </w:p>
+        </w:tc>
+        <w:tc>
+          <w:tcPr/>
+          <w:p>
+            <w:pPr>
+              <w:pStyle w:val="Normal"/>
+              <w:spacing w:line="240" w:lineRule="auto" w:after="0"/>
+            </w:pPr>
+            <w:r>
+              <w:rPr>
+                <w:rFonts w:ascii="Times New Roman" w:hAnsi="Times New Roman" w:cs="Times New Roman" w:eastAsia="Times New Roman"/>
+                <w:sz w:val="20"/>
+                <w:szCs w:val="20"/>
+              </w:rPr>
+              <w:t xml:space="preserve">“Inconclusive; conditional recommendation”</w:t>
+            </w:r>
+          </w:p>
+        </w:tc>
+        <w:tc>
+          <w:tcPr/>
+          <w:p>
+            <w:pPr>
+              <w:pStyle w:val="Normal"/>
+              <w:spacing w:line="240" w:lineRule="auto" w:after="0"/>
+            </w:pPr>
+            <w:r>
+              <w:rPr>
+                <w:rFonts w:ascii="Times New Roman" w:hAnsi="Times New Roman" w:cs="Times New Roman" w:eastAsia="Times New Roman"/>
+                <w:sz w:val="20"/>
+                <w:szCs w:val="20"/>
+              </w:rPr>
+              <w:t xml:space="preserve">“No benefit demonstrated”</w:t>
+            </w:r>
+          </w:p>
+        </w:tc>
+        <w:tc>
+          <w:tcPr/>
+          <w:p>
+            <w:pPr>
+              <w:pStyle w:val="Normal"/>
+              <w:spacing w:line="240" w:lineRule="auto" w:after="0"/>
+            </w:pPr>
+            <w:r>
+              <w:rPr>
+                <w:rFonts w:ascii="Times New Roman" w:hAnsi="Times New Roman" w:cs="Times New Roman" w:eastAsia="Times New Roman"/>
+                <w:sz w:val="20"/>
+                <w:szCs w:val="20"/>
+              </w:rPr>
+              <w:t xml:space="preserve">“Inconclusive; conditional recommendation”</w:t>
             </w:r>
           </w:p>
         </w:tc>
